--- a/screenshots/lab04/lab04.docx
+++ b/screenshots/lab04/lab04.docx
@@ -4,7 +4,7 @@
   <w:body>
     <w:p>
       <w:pPr>
-        <w:pStyle w:val="139"/>
+        <w:pStyle w:val="839"/>
         <w:pBdr/>
         <w:spacing/>
         <w:ind/>
@@ -17,6 +17,11 @@
           <w:highlight w:val="none"/>
         </w:rPr>
         <w:t xml:space="preserve">Ex1</w:t>
+      </w:r>
+      <w:r>
+        <w:rPr>
+          <w:highlight w:val="none"/>
+        </w:rPr>
       </w:r>
       <w:r>
         <w:rPr>
@@ -107,10 +112,15 @@
           <w:highlight w:val="none"/>
         </w:rPr>
       </w:r>
+      <w:r>
+        <w:rPr>
+          <w:highlight w:val="none"/>
+        </w:rPr>
+      </w:r>
     </w:p>
     <w:p>
       <w:pPr>
-        <w:pStyle w:val="668"/>
+        <w:pStyle w:val="902"/>
         <w:numPr>
           <w:ilvl w:val="0"/>
           <w:numId w:val="2"/>
@@ -127,6 +137,11 @@
           <w:highlight w:val="none"/>
         </w:rPr>
         <w:t xml:space="preserve">Ex1</w:t>
+      </w:r>
+      <w:r>
+        <w:rPr>
+          <w:highlight w:val="none"/>
+        </w:rPr>
       </w:r>
       <w:r>
         <w:rPr>
@@ -227,26 +242,16 @@
           <w:highlight w:val="none"/>
         </w:rPr>
       </w:r>
-      <w:r>
+    </w:p>
+    <w:p>
+      <w:pPr>
+        <w:pBdr/>
+        <w:spacing/>
+        <w:ind/>
         <w:rPr>
           <w:highlight w:val="none"/>
         </w:rPr>
-      </w:r>
-    </w:p>
-    <w:p>
-      <w:pPr>
-        <w:pBdr/>
-        <w:spacing/>
-        <w:ind/>
-        <w:rPr>
-          <w:highlight w:val="none"/>
-        </w:rPr>
-      </w:pPr>
-      <w:r>
-        <w:rPr>
-          <w:highlight w:val="none"/>
-        </w:rPr>
-      </w:r>
+      </w:pPr>
       <w:r>
         <w:rPr>
           <w:highlight w:val="none"/>
@@ -347,11 +352,6 @@
         </w:rPr>
       </w:r>
       <w:r>
-        <w:rPr>
-          <w:highlight w:val="none"/>
-        </w:rPr>
-      </w:r>
-      <w:r>
         <mc:AlternateContent>
           <mc:Choice Requires="wpg">
             <w:drawing>
@@ -425,10 +425,15 @@
           <w:highlight w:val="none"/>
         </w:rPr>
       </w:r>
+      <w:r>
+        <w:rPr>
+          <w:highlight w:val="none"/>
+        </w:rPr>
+      </w:r>
     </w:p>
     <w:p>
       <w:pPr>
-        <w:pStyle w:val="668"/>
+        <w:pStyle w:val="902"/>
         <w:numPr>
           <w:ilvl w:val="0"/>
           <w:numId w:val="3"/>
@@ -451,20 +456,25 @@
           <w:highlight w:val="none"/>
         </w:rPr>
       </w:r>
-    </w:p>
-    <w:p>
-      <w:pPr>
-        <w:pStyle w:val="139"/>
-        <w:pBdr/>
-        <w:spacing/>
-        <w:ind/>
+      <w:r>
         <w:rPr>
           <w:highlight w:val="none"/>
         </w:rPr>
+      </w:r>
+    </w:p>
+    <w:p>
+      <w:pPr>
+        <w:pStyle w:val="839"/>
+        <w:pBdr/>
+        <w:spacing/>
+        <w:ind/>
+        <w:rPr>
+          <w:highlight w:val="none"/>
+        </w:rPr>
       </w:pPr>
       <w:r>
         <w:rPr>
-          <w:rStyle w:val="150"/>
+          <w:rStyle w:val="849"/>
         </w:rPr>
         <w:t xml:space="preserve">Ex2</w:t>
       </w:r>
@@ -473,6 +483,11 @@
           <w:highlight w:val="none"/>
         </w:rPr>
         <w:tab/>
+      </w:r>
+      <w:r>
+        <w:rPr>
+          <w:highlight w:val="none"/>
+        </w:rPr>
       </w:r>
       <w:r>
         <w:rPr>
@@ -560,11 +575,6 @@
             </w:pict>
           </mc:Fallback>
         </mc:AlternateContent>
-      </w:r>
-      <w:r>
-        <w:rPr>
-          <w:highlight w:val="none"/>
-        </w:rPr>
       </w:r>
       <w:r>
         <w:rPr>
@@ -669,15 +679,10 @@
           <w:highlight w:val="none"/>
         </w:rPr>
       </w:r>
-      <w:r>
-        <w:rPr>
-          <w:highlight w:val="none"/>
-        </w:rPr>
-      </w:r>
     </w:p>
     <w:p>
       <w:pPr>
-        <w:pStyle w:val="668"/>
+        <w:pStyle w:val="902"/>
         <w:numPr>
           <w:ilvl w:val="0"/>
           <w:numId w:val="4"/>
@@ -697,6 +702,11 @@
           <w:highlight w:val="none"/>
         </w:rPr>
         <w:t xml:space="preserve">Ex2</w:t>
+      </w:r>
+      <w:r>
+        <w:rPr>
+          <w:highlight w:val="none"/>
+        </w:rPr>
       </w:r>
       <w:r>
         <w:rPr>
@@ -800,11 +810,6 @@
           <w:highlight w:val="none"/>
         </w:rPr>
       </w:r>
-      <w:r>
-        <w:rPr>
-          <w:highlight w:val="none"/>
-        </w:rPr>
-      </w:r>
     </w:p>
     <w:p>
       <w:pPr>
@@ -902,29 +907,19 @@
           <w:highlight w:val="none"/>
         </w:rPr>
       </w:r>
-      <w:r>
+    </w:p>
+    <w:p>
+      <w:pPr>
+        <w:pBdr/>
+        <w:tabs>
+          <w:tab w:val="left" w:leader="none" w:pos="887"/>
+        </w:tabs>
+        <w:spacing/>
+        <w:ind/>
         <w:rPr>
           <w:highlight w:val="none"/>
         </w:rPr>
-      </w:r>
-    </w:p>
-    <w:p>
-      <w:pPr>
-        <w:pBdr/>
-        <w:tabs>
-          <w:tab w:val="left" w:leader="none" w:pos="887"/>
-        </w:tabs>
-        <w:spacing/>
-        <w:ind/>
-        <w:rPr>
-          <w:highlight w:val="none"/>
-        </w:rPr>
-      </w:pPr>
-      <w:r>
-        <w:rPr>
-          <w:highlight w:val="none"/>
-        </w:rPr>
-      </w:r>
+      </w:pPr>
       <w:r>
         <w:rPr>
           <w:highlight w:val="none"/>
@@ -1106,11 +1101,6 @@
           <w:highlight w:val="none"/>
         </w:rPr>
       </w:r>
-      <w:r>
-        <w:rPr>
-          <w:highlight w:val="none"/>
-        </w:rPr>
-      </w:r>
     </w:p>
     <w:p>
       <w:pPr>
@@ -1199,68 +1189,6 @@
         </mc:AlternateContent>
       </w:r>
       <w:r>
-        <w:rPr>
-          <w:highlight w:val="none"/>
-        </w:rPr>
-      </w:r>
-      <w:r>
-        <w:rPr>
-          <w:highlight w:val="none"/>
-        </w:rPr>
-      </w:r>
-      <w:r>
-        <w:rPr>
-          <w:highlight w:val="none"/>
-        </w:rPr>
-      </w:r>
-    </w:p>
-    <w:p>
-      <w:pPr>
-        <w:pStyle w:val="668"/>
-        <w:numPr>
-          <w:ilvl w:val="0"/>
-          <w:numId w:val="5"/>
-        </w:numPr>
-        <w:pBdr/>
-        <w:tabs>
-          <w:tab w:val="left" w:leader="none" w:pos="887"/>
-        </w:tabs>
-        <w:spacing/>
-        <w:ind/>
-        <w:rPr>
-          <w:highlight w:val="none"/>
-        </w:rPr>
-      </w:pPr>
-      <w:r>
-        <w:rPr>
-          <w:highlight w:val="none"/>
-        </w:rPr>
-        <w:t xml:space="preserve">Code ex2</w:t>
-      </w:r>
-      <w:r>
-        <w:rPr>
-          <w:highlight w:val="none"/>
-        </w:rPr>
-      </w:r>
-    </w:p>
-    <w:p>
-      <w:pPr>
-        <w:pBdr/>
-        <w:tabs>
-          <w:tab w:val="left" w:leader="none" w:pos="887"/>
-        </w:tabs>
-        <w:spacing/>
-        <w:ind/>
-        <w:rPr>
-          <w:highlight w:val="none"/>
-        </w:rPr>
-      </w:pPr>
-      <w:r>
-        <w:rPr>
-          <w:highlight w:val="none"/>
-        </w:rPr>
-      </w:r>
-      <w:r>
         <mc:AlternateContent>
           <mc:Choice Requires="wpg">
             <w:drawing>
@@ -1275,7 +1203,7 @@
                   <a:graphicData uri="http://schemas.openxmlformats.org/drawingml/2006/picture">
                     <pic:pic xmlns:pic="http://schemas.openxmlformats.org/drawingml/2006/picture">
                       <pic:nvPicPr>
-                        <pic:cNvPr id="1700352999" name=""/>
+                        <pic:cNvPr id="2066882724" name=""/>
                         <pic:cNvPicPr>
                           <a:picLocks noChangeAspect="1"/>
                         </pic:cNvPicPr>
@@ -1288,7 +1216,7 @@
                       <pic:spPr bwMode="auto">
                         <a:xfrm>
                           <a:off x="0" y="0"/>
-                          <a:ext cx="5943599" cy="3863339"/>
+                          <a:ext cx="5943598" cy="3863338"/>
                         </a:xfrm>
                         <a:prstGeom prst="rect">
                           <a:avLst/>
@@ -1339,6 +1267,1195 @@
           <w:highlight w:val="none"/>
         </w:rPr>
       </w:r>
+    </w:p>
+    <w:p>
+      <w:pPr>
+        <w:pStyle w:val="902"/>
+        <w:numPr>
+          <w:ilvl w:val="0"/>
+          <w:numId w:val="6"/>
+        </w:numPr>
+        <w:pBdr/>
+        <w:tabs>
+          <w:tab w:val="left" w:leader="none" w:pos="887"/>
+        </w:tabs>
+        <w:spacing/>
+        <w:ind/>
+        <w:rPr>
+          <w:highlight w:val="none"/>
+        </w:rPr>
+      </w:pPr>
+      <w:r>
+        <w:rPr>
+          <w:highlight w:val="none"/>
+        </w:rPr>
+        <w:t xml:space="preserve">Code ex2</w:t>
+      </w:r>
+      <w:r>
+        <w:rPr>
+          <w:highlight w:val="none"/>
+        </w:rPr>
+      </w:r>
+      <w:r>
+        <w:rPr>
+          <w:highlight w:val="none"/>
+        </w:rPr>
+      </w:r>
+    </w:p>
+    <w:p>
+      <w:pPr>
+        <w:pStyle w:val="839"/>
+        <w:pBdr/>
+        <w:spacing/>
+        <w:ind/>
+        <w:rPr>
+          <w:highlight w:val="none"/>
+        </w:rPr>
+      </w:pPr>
+      <w:r>
+        <w:rPr>
+          <w:highlight w:val="none"/>
+        </w:rPr>
+        <w:t xml:space="preserve">EX3</w:t>
+      </w:r>
+      <w:r>
+        <w:rPr>
+          <w:highlight w:val="none"/>
+        </w:rPr>
+      </w:r>
+    </w:p>
+    <w:p>
+      <w:pPr>
+        <w:pBdr/>
+        <w:tabs>
+          <w:tab w:val="left" w:leader="none" w:pos="887"/>
+        </w:tabs>
+        <w:spacing/>
+        <w:ind/>
+        <w:rPr>
+          <w:highlight w:val="none"/>
+        </w:rPr>
+      </w:pPr>
+      <w:r>
+        <w:rPr>
+          <w:highlight w:val="none"/>
+        </w:rPr>
+      </w:r>
+      <w:r>
+        <w:rPr>
+          <w:highlight w:val="none"/>
+        </w:rPr>
+      </w:r>
+      <w:r>
+        <mc:AlternateContent>
+          <mc:Choice Requires="wpg">
+            <w:drawing>
+              <wp:inline xmlns:wp="http://schemas.openxmlformats.org/drawingml/2006/wordprocessingDrawing" distT="0" distB="0" distL="0" distR="0">
+                <wp:extent cx="3809694" cy="8229600"/>
+                <wp:effectExtent l="0" t="0" r="0" b="0"/>
+                <wp:docPr id="13" name=""/>
+                <wp:cNvGraphicFramePr>
+                  <a:graphicFrameLocks xmlns:a="http://schemas.openxmlformats.org/drawingml/2006/main" noChangeAspect="1"/>
+                </wp:cNvGraphicFramePr>
+                <a:graphic xmlns:a="http://schemas.openxmlformats.org/drawingml/2006/main">
+                  <a:graphicData uri="http://schemas.openxmlformats.org/drawingml/2006/picture">
+                    <pic:pic xmlns:pic="http://schemas.openxmlformats.org/drawingml/2006/picture">
+                      <pic:nvPicPr>
+                        <pic:cNvPr id="1215756202" name=""/>
+                        <pic:cNvPicPr>
+                          <a:picLocks noChangeAspect="1"/>
+                        </pic:cNvPicPr>
+                        <pic:nvPr/>
+                      </pic:nvPicPr>
+                      <pic:blipFill rotWithShape="1">
+                        <a:blip r:embed="rId21"/>
+                        <a:stretch/>
+                      </pic:blipFill>
+                      <pic:spPr bwMode="auto">
+                        <a:xfrm>
+                          <a:off x="0" y="0"/>
+                          <a:ext cx="3809694" cy="8229599"/>
+                        </a:xfrm>
+                        <a:prstGeom prst="rect">
+                          <a:avLst/>
+                        </a:prstGeom>
+                      </pic:spPr>
+                    </pic:pic>
+                  </a:graphicData>
+                </a:graphic>
+              </wp:inline>
+            </w:drawing>
+          </mc:Choice>
+          <mc:Fallback>
+            <w:pict>
+              <v:shapetype id="_x0000_t75" coordsize="21600,21600" o:spt="75" o:preferrelative="t" path="m@4@5l@4@11@9@11@9@5xe" filled="f" stroked="f">
+                <v:stroke joinstyle="miter"/>
+                <v:formulas>
+                  <v:f eqn="if lineDrawn pixelLineWidth 0"/>
+                  <v:f eqn="sum @0 1 0"/>
+                  <v:f eqn="sum 0 0 @1"/>
+                  <v:f eqn="prod @2 1 2"/>
+                  <v:f eqn="prod @3 21600 pixelWidth"/>
+                  <v:f eqn="prod @3 21600 pixelHeight"/>
+                  <v:f eqn="sum @0 0 1"/>
+                  <v:f eqn="prod @6 1 2"/>
+                  <v:f eqn="prod @7 21600 pixelWidth"/>
+                  <v:f eqn="sum @8 21600 0"/>
+                  <v:f eqn="prod @7 21600 pixelHeight"/>
+                  <v:f eqn="sum @10 21600 0"/>
+                </v:formulas>
+                <v:path o:extrusionok="f" gradientshapeok="t" o:connecttype="rect"/>
+                <o:lock v:ext="edit" aspectratio="t"/>
+              </v:shapetype>
+              <v:shape id="_x0000_i12" o:spid="_x0000_s12" type="#_x0000_t75" style="width:299.98pt;height:648.00pt;mso-wrap-distance-left:0.00pt;mso-wrap-distance-top:0.00pt;mso-wrap-distance-right:0.00pt;mso-wrap-distance-bottom:0.00pt;z-index:1;" stroked="false">
+                <v:imagedata r:id="rId21" o:title=""/>
+                <o:lock v:ext="edit" rotation="t"/>
+              </v:shape>
+            </w:pict>
+          </mc:Fallback>
+        </mc:AlternateContent>
+      </w:r>
+      <w:r>
+        <w:rPr>
+          <w:highlight w:val="none"/>
+        </w:rPr>
+      </w:r>
+      <w:r>
+        <w:rPr>
+          <w:highlight w:val="none"/>
+        </w:rPr>
+      </w:r>
+    </w:p>
+    <w:p>
+      <w:pPr>
+        <w:pStyle w:val="902"/>
+        <w:numPr>
+          <w:ilvl w:val="0"/>
+          <w:numId w:val="7"/>
+        </w:numPr>
+        <w:pBdr/>
+        <w:tabs>
+          <w:tab w:val="left" w:leader="none" w:pos="887"/>
+        </w:tabs>
+        <w:spacing/>
+        <w:ind/>
+        <w:rPr>
+          <w:highlight w:val="none"/>
+        </w:rPr>
+      </w:pPr>
+      <w:r>
+        <w:rPr>
+          <w:highlight w:val="none"/>
+        </w:rPr>
+        <w:t xml:space="preserve">Code đã chạy</w:t>
+      </w:r>
+      <w:r>
+        <w:rPr>
+          <w:highlight w:val="none"/>
+        </w:rPr>
+      </w:r>
+    </w:p>
+    <w:p>
+      <w:pPr>
+        <w:pBdr/>
+        <w:tabs>
+          <w:tab w:val="left" w:leader="none" w:pos="887"/>
+        </w:tabs>
+        <w:spacing/>
+        <w:ind/>
+        <w:rPr>
+          <w:highlight w:val="none"/>
+        </w:rPr>
+      </w:pPr>
+      <w:r>
+        <w:rPr>
+          <w:highlight w:val="none"/>
+        </w:rPr>
+      </w:r>
+      <w:r>
+        <w:rPr>
+          <w:highlight w:val="none"/>
+        </w:rPr>
+      </w:r>
+      <w:r>
+        <mc:AlternateContent>
+          <mc:Choice Requires="wpg">
+            <w:drawing>
+              <wp:inline xmlns:wp="http://schemas.openxmlformats.org/drawingml/2006/wordprocessingDrawing" distT="0" distB="0" distL="0" distR="0">
+                <wp:extent cx="5943600" cy="6844145"/>
+                <wp:effectExtent l="0" t="0" r="0" b="0"/>
+                <wp:docPr id="14" name=""/>
+                <wp:cNvGraphicFramePr>
+                  <a:graphicFrameLocks xmlns:a="http://schemas.openxmlformats.org/drawingml/2006/main" noChangeAspect="1"/>
+                </wp:cNvGraphicFramePr>
+                <a:graphic xmlns:a="http://schemas.openxmlformats.org/drawingml/2006/main">
+                  <a:graphicData uri="http://schemas.openxmlformats.org/drawingml/2006/picture">
+                    <pic:pic xmlns:pic="http://schemas.openxmlformats.org/drawingml/2006/picture">
+                      <pic:nvPicPr>
+                        <pic:cNvPr id="1437951196" name=""/>
+                        <pic:cNvPicPr>
+                          <a:picLocks noChangeAspect="1"/>
+                        </pic:cNvPicPr>
+                        <pic:nvPr/>
+                      </pic:nvPicPr>
+                      <pic:blipFill rotWithShape="1">
+                        <a:blip r:embed="rId22"/>
+                        <a:stretch/>
+                      </pic:blipFill>
+                      <pic:spPr bwMode="auto">
+                        <a:xfrm>
+                          <a:off x="0" y="0"/>
+                          <a:ext cx="5943599" cy="6844145"/>
+                        </a:xfrm>
+                        <a:prstGeom prst="rect">
+                          <a:avLst/>
+                        </a:prstGeom>
+                      </pic:spPr>
+                    </pic:pic>
+                  </a:graphicData>
+                </a:graphic>
+              </wp:inline>
+            </w:drawing>
+          </mc:Choice>
+          <mc:Fallback>
+            <w:pict>
+              <v:shapetype id="_x0000_t75" coordsize="21600,21600" o:spt="75" o:preferrelative="t" path="m@4@5l@4@11@9@11@9@5xe" filled="f" stroked="f">
+                <v:stroke joinstyle="miter"/>
+                <v:formulas>
+                  <v:f eqn="if lineDrawn pixelLineWidth 0"/>
+                  <v:f eqn="sum @0 1 0"/>
+                  <v:f eqn="sum 0 0 @1"/>
+                  <v:f eqn="prod @2 1 2"/>
+                  <v:f eqn="prod @3 21600 pixelWidth"/>
+                  <v:f eqn="prod @3 21600 pixelHeight"/>
+                  <v:f eqn="sum @0 0 1"/>
+                  <v:f eqn="prod @6 1 2"/>
+                  <v:f eqn="prod @7 21600 pixelWidth"/>
+                  <v:f eqn="sum @8 21600 0"/>
+                  <v:f eqn="prod @7 21600 pixelHeight"/>
+                  <v:f eqn="sum @10 21600 0"/>
+                </v:formulas>
+                <v:path o:extrusionok="f" gradientshapeok="t" o:connecttype="rect"/>
+                <o:lock v:ext="edit" aspectratio="t"/>
+              </v:shapetype>
+              <v:shape id="_x0000_i13" o:spid="_x0000_s13" type="#_x0000_t75" style="width:468.00pt;height:538.91pt;mso-wrap-distance-left:0.00pt;mso-wrap-distance-top:0.00pt;mso-wrap-distance-right:0.00pt;mso-wrap-distance-bottom:0.00pt;z-index:1;" stroked="false">
+                <v:imagedata r:id="rId22" o:title=""/>
+                <o:lock v:ext="edit" rotation="t"/>
+              </v:shape>
+            </w:pict>
+          </mc:Fallback>
+        </mc:AlternateContent>
+      </w:r>
+      <w:r>
+        <w:rPr>
+          <w:highlight w:val="none"/>
+        </w:rPr>
+      </w:r>
+      <w:r>
+        <w:rPr>
+          <w:highlight w:val="none"/>
+        </w:rPr>
+      </w:r>
+    </w:p>
+    <w:p>
+      <w:pPr>
+        <w:pBdr/>
+        <w:tabs>
+          <w:tab w:val="left" w:leader="none" w:pos="887"/>
+        </w:tabs>
+        <w:spacing/>
+        <w:ind/>
+        <w:rPr>
+          <w:highlight w:val="none"/>
+        </w:rPr>
+      </w:pPr>
+      <w:r>
+        <w:rPr>
+          <w:highlight w:val="none"/>
+        </w:rPr>
+      </w:r>
+      <w:r>
+        <mc:AlternateContent>
+          <mc:Choice Requires="wpg">
+            <w:drawing>
+              <wp:inline xmlns:wp="http://schemas.openxmlformats.org/drawingml/2006/wordprocessingDrawing" distT="0" distB="0" distL="0" distR="0">
+                <wp:extent cx="5943600" cy="6317105"/>
+                <wp:effectExtent l="0" t="0" r="0" b="0"/>
+                <wp:docPr id="15" name=""/>
+                <wp:cNvGraphicFramePr>
+                  <a:graphicFrameLocks xmlns:a="http://schemas.openxmlformats.org/drawingml/2006/main" noChangeAspect="1"/>
+                </wp:cNvGraphicFramePr>
+                <a:graphic xmlns:a="http://schemas.openxmlformats.org/drawingml/2006/main">
+                  <a:graphicData uri="http://schemas.openxmlformats.org/drawingml/2006/picture">
+                    <pic:pic xmlns:pic="http://schemas.openxmlformats.org/drawingml/2006/picture">
+                      <pic:nvPicPr>
+                        <pic:cNvPr id="1533904820" name=""/>
+                        <pic:cNvPicPr>
+                          <a:picLocks noChangeAspect="1"/>
+                        </pic:cNvPicPr>
+                        <pic:nvPr/>
+                      </pic:nvPicPr>
+                      <pic:blipFill rotWithShape="1">
+                        <a:blip r:embed="rId23"/>
+                        <a:stretch/>
+                      </pic:blipFill>
+                      <pic:spPr bwMode="auto">
+                        <a:xfrm>
+                          <a:off x="0" y="0"/>
+                          <a:ext cx="5943599" cy="6317104"/>
+                        </a:xfrm>
+                        <a:prstGeom prst="rect">
+                          <a:avLst/>
+                        </a:prstGeom>
+                      </pic:spPr>
+                    </pic:pic>
+                  </a:graphicData>
+                </a:graphic>
+              </wp:inline>
+            </w:drawing>
+          </mc:Choice>
+          <mc:Fallback>
+            <w:pict>
+              <v:shapetype id="_x0000_t75" coordsize="21600,21600" o:spt="75" o:preferrelative="t" path="m@4@5l@4@11@9@11@9@5xe" filled="f" stroked="f">
+                <v:stroke joinstyle="miter"/>
+                <v:formulas>
+                  <v:f eqn="if lineDrawn pixelLineWidth 0"/>
+                  <v:f eqn="sum @0 1 0"/>
+                  <v:f eqn="sum 0 0 @1"/>
+                  <v:f eqn="prod @2 1 2"/>
+                  <v:f eqn="prod @3 21600 pixelWidth"/>
+                  <v:f eqn="prod @3 21600 pixelHeight"/>
+                  <v:f eqn="sum @0 0 1"/>
+                  <v:f eqn="prod @6 1 2"/>
+                  <v:f eqn="prod @7 21600 pixelWidth"/>
+                  <v:f eqn="sum @8 21600 0"/>
+                  <v:f eqn="prod @7 21600 pixelHeight"/>
+                  <v:f eqn="sum @10 21600 0"/>
+                </v:formulas>
+                <v:path o:extrusionok="f" gradientshapeok="t" o:connecttype="rect"/>
+                <o:lock v:ext="edit" aspectratio="t"/>
+              </v:shapetype>
+              <v:shape id="_x0000_i14" o:spid="_x0000_s14" type="#_x0000_t75" style="width:468.00pt;height:497.41pt;mso-wrap-distance-left:0.00pt;mso-wrap-distance-top:0.00pt;mso-wrap-distance-right:0.00pt;mso-wrap-distance-bottom:0.00pt;z-index:1;" stroked="false">
+                <v:imagedata r:id="rId23" o:title=""/>
+                <o:lock v:ext="edit" rotation="t"/>
+              </v:shape>
+            </w:pict>
+          </mc:Fallback>
+        </mc:AlternateContent>
+      </w:r>
+      <w:r>
+        <w:rPr>
+          <w:highlight w:val="none"/>
+        </w:rPr>
+      </w:r>
+    </w:p>
+    <w:p>
+      <w:pPr>
+        <w:pBdr/>
+        <w:tabs>
+          <w:tab w:val="left" w:leader="none" w:pos="887"/>
+        </w:tabs>
+        <w:spacing/>
+        <w:ind/>
+        <w:rPr>
+          <w:highlight w:val="none"/>
+        </w:rPr>
+      </w:pPr>
+      <w:r>
+        <w:rPr>
+          <w:highlight w:val="none"/>
+        </w:rPr>
+      </w:r>
+      <w:r>
+        <mc:AlternateContent>
+          <mc:Choice Requires="wpg">
+            <w:drawing>
+              <wp:inline xmlns:wp="http://schemas.openxmlformats.org/drawingml/2006/wordprocessingDrawing" distT="0" distB="0" distL="0" distR="0">
+                <wp:extent cx="5943600" cy="6849442"/>
+                <wp:effectExtent l="0" t="0" r="0" b="0"/>
+                <wp:docPr id="16" name=""/>
+                <wp:cNvGraphicFramePr>
+                  <a:graphicFrameLocks xmlns:a="http://schemas.openxmlformats.org/drawingml/2006/main" noChangeAspect="1"/>
+                </wp:cNvGraphicFramePr>
+                <a:graphic xmlns:a="http://schemas.openxmlformats.org/drawingml/2006/main">
+                  <a:graphicData uri="http://schemas.openxmlformats.org/drawingml/2006/picture">
+                    <pic:pic xmlns:pic="http://schemas.openxmlformats.org/drawingml/2006/picture">
+                      <pic:nvPicPr>
+                        <pic:cNvPr id="141496518" name=""/>
+                        <pic:cNvPicPr>
+                          <a:picLocks noChangeAspect="1"/>
+                        </pic:cNvPicPr>
+                        <pic:nvPr/>
+                      </pic:nvPicPr>
+                      <pic:blipFill rotWithShape="1">
+                        <a:blip r:embed="rId24"/>
+                        <a:stretch/>
+                      </pic:blipFill>
+                      <pic:spPr bwMode="auto">
+                        <a:xfrm>
+                          <a:off x="0" y="0"/>
+                          <a:ext cx="5943599" cy="6849442"/>
+                        </a:xfrm>
+                        <a:prstGeom prst="rect">
+                          <a:avLst/>
+                        </a:prstGeom>
+                      </pic:spPr>
+                    </pic:pic>
+                  </a:graphicData>
+                </a:graphic>
+              </wp:inline>
+            </w:drawing>
+          </mc:Choice>
+          <mc:Fallback>
+            <w:pict>
+              <v:shapetype id="_x0000_t75" coordsize="21600,21600" o:spt="75" o:preferrelative="t" path="m@4@5l@4@11@9@11@9@5xe" filled="f" stroked="f">
+                <v:stroke joinstyle="miter"/>
+                <v:formulas>
+                  <v:f eqn="if lineDrawn pixelLineWidth 0"/>
+                  <v:f eqn="sum @0 1 0"/>
+                  <v:f eqn="sum 0 0 @1"/>
+                  <v:f eqn="prod @2 1 2"/>
+                  <v:f eqn="prod @3 21600 pixelWidth"/>
+                  <v:f eqn="prod @3 21600 pixelHeight"/>
+                  <v:f eqn="sum @0 0 1"/>
+                  <v:f eqn="prod @6 1 2"/>
+                  <v:f eqn="prod @7 21600 pixelWidth"/>
+                  <v:f eqn="sum @8 21600 0"/>
+                  <v:f eqn="prod @7 21600 pixelHeight"/>
+                  <v:f eqn="sum @10 21600 0"/>
+                </v:formulas>
+                <v:path o:extrusionok="f" gradientshapeok="t" o:connecttype="rect"/>
+                <o:lock v:ext="edit" aspectratio="t"/>
+              </v:shapetype>
+              <v:shape id="_x0000_i15" o:spid="_x0000_s15" type="#_x0000_t75" style="width:468.00pt;height:539.33pt;mso-wrap-distance-left:0.00pt;mso-wrap-distance-top:0.00pt;mso-wrap-distance-right:0.00pt;mso-wrap-distance-bottom:0.00pt;z-index:1;" stroked="false">
+                <v:imagedata r:id="rId24" o:title=""/>
+                <o:lock v:ext="edit" rotation="t"/>
+              </v:shape>
+            </w:pict>
+          </mc:Fallback>
+        </mc:AlternateContent>
+      </w:r>
+      <w:r>
+        <w:rPr>
+          <w:highlight w:val="none"/>
+        </w:rPr>
+      </w:r>
+      <w:r>
+        <w:rPr>
+          <w:highlight w:val="none"/>
+        </w:rPr>
+      </w:r>
+      <w:r>
+        <w:rPr>
+          <w:highlight w:val="none"/>
+        </w:rPr>
+      </w:r>
+    </w:p>
+    <w:p>
+      <w:pPr>
+        <w:pStyle w:val="902"/>
+        <w:numPr>
+          <w:ilvl w:val="0"/>
+          <w:numId w:val="8"/>
+        </w:numPr>
+        <w:pBdr/>
+        <w:tabs>
+          <w:tab w:val="left" w:leader="none" w:pos="887"/>
+        </w:tabs>
+        <w:spacing/>
+        <w:ind/>
+        <w:rPr>
+          <w:highlight w:val="none"/>
+        </w:rPr>
+      </w:pPr>
+      <w:r>
+        <w:rPr>
+          <w:highlight w:val="none"/>
+        </w:rPr>
+        <w:t xml:space="preserve">Code EX3</w:t>
+      </w:r>
+      <w:r>
+        <w:rPr>
+          <w:highlight w:val="none"/>
+        </w:rPr>
+      </w:r>
+    </w:p>
+    <w:p>
+      <w:pPr>
+        <w:pStyle w:val="839"/>
+        <w:pBdr/>
+        <w:spacing/>
+        <w:ind/>
+        <w:rPr>
+          <w:highlight w:val="none"/>
+        </w:rPr>
+      </w:pPr>
+      <w:r>
+        <w:rPr>
+          <w:highlight w:val="none"/>
+        </w:rPr>
+        <w:t xml:space="preserve">EX4</w:t>
+      </w:r>
+      <w:r>
+        <w:rPr>
+          <w:highlight w:val="none"/>
+        </w:rPr>
+      </w:r>
+    </w:p>
+    <w:p>
+      <w:pPr>
+        <w:pBdr/>
+        <w:tabs>
+          <w:tab w:val="left" w:leader="none" w:pos="887"/>
+        </w:tabs>
+        <w:spacing/>
+        <w:ind/>
+        <w:rPr>
+          <w:highlight w:val="none"/>
+        </w:rPr>
+      </w:pPr>
+      <w:r>
+        <w:rPr>
+          <w:highlight w:val="none"/>
+        </w:rPr>
+      </w:r>
+      <w:r>
+        <w:rPr>
+          <w:highlight w:val="none"/>
+        </w:rPr>
+      </w:r>
+      <w:r>
+        <mc:AlternateContent>
+          <mc:Choice Requires="wpg">
+            <w:drawing>
+              <wp:inline xmlns:wp="http://schemas.openxmlformats.org/drawingml/2006/wordprocessingDrawing" distT="0" distB="0" distL="0" distR="0">
+                <wp:extent cx="3563332" cy="8229600"/>
+                <wp:effectExtent l="0" t="0" r="0" b="0"/>
+                <wp:docPr id="17" name=""/>
+                <wp:cNvGraphicFramePr>
+                  <a:graphicFrameLocks xmlns:a="http://schemas.openxmlformats.org/drawingml/2006/main" noChangeAspect="1"/>
+                </wp:cNvGraphicFramePr>
+                <a:graphic xmlns:a="http://schemas.openxmlformats.org/drawingml/2006/main">
+                  <a:graphicData uri="http://schemas.openxmlformats.org/drawingml/2006/picture">
+                    <pic:pic xmlns:pic="http://schemas.openxmlformats.org/drawingml/2006/picture">
+                      <pic:nvPicPr>
+                        <pic:cNvPr id="362149533" name=""/>
+                        <pic:cNvPicPr>
+                          <a:picLocks noChangeAspect="1"/>
+                        </pic:cNvPicPr>
+                        <pic:nvPr/>
+                      </pic:nvPicPr>
+                      <pic:blipFill rotWithShape="1">
+                        <a:blip r:embed="rId25"/>
+                        <a:stretch/>
+                      </pic:blipFill>
+                      <pic:spPr bwMode="auto">
+                        <a:xfrm>
+                          <a:off x="0" y="0"/>
+                          <a:ext cx="3563331" cy="8229599"/>
+                        </a:xfrm>
+                        <a:prstGeom prst="rect">
+                          <a:avLst/>
+                        </a:prstGeom>
+                      </pic:spPr>
+                    </pic:pic>
+                  </a:graphicData>
+                </a:graphic>
+              </wp:inline>
+            </w:drawing>
+          </mc:Choice>
+          <mc:Fallback>
+            <w:pict>
+              <v:shapetype id="_x0000_t75" coordsize="21600,21600" o:spt="75" o:preferrelative="t" path="m@4@5l@4@11@9@11@9@5xe" filled="f" stroked="f">
+                <v:stroke joinstyle="miter"/>
+                <v:formulas>
+                  <v:f eqn="if lineDrawn pixelLineWidth 0"/>
+                  <v:f eqn="sum @0 1 0"/>
+                  <v:f eqn="sum 0 0 @1"/>
+                  <v:f eqn="prod @2 1 2"/>
+                  <v:f eqn="prod @3 21600 pixelWidth"/>
+                  <v:f eqn="prod @3 21600 pixelHeight"/>
+                  <v:f eqn="sum @0 0 1"/>
+                  <v:f eqn="prod @6 1 2"/>
+                  <v:f eqn="prod @7 21600 pixelWidth"/>
+                  <v:f eqn="sum @8 21600 0"/>
+                  <v:f eqn="prod @7 21600 pixelHeight"/>
+                  <v:f eqn="sum @10 21600 0"/>
+                </v:formulas>
+                <v:path o:extrusionok="f" gradientshapeok="t" o:connecttype="rect"/>
+                <o:lock v:ext="edit" aspectratio="t"/>
+              </v:shapetype>
+              <v:shape id="_x0000_i16" o:spid="_x0000_s16" type="#_x0000_t75" style="width:280.58pt;height:648.00pt;mso-wrap-distance-left:0.00pt;mso-wrap-distance-top:0.00pt;mso-wrap-distance-right:0.00pt;mso-wrap-distance-bottom:0.00pt;z-index:1;" stroked="false">
+                <v:imagedata r:id="rId25" o:title=""/>
+                <o:lock v:ext="edit" rotation="t"/>
+              </v:shape>
+            </w:pict>
+          </mc:Fallback>
+        </mc:AlternateContent>
+      </w:r>
+      <w:r>
+        <w:rPr>
+          <w:highlight w:val="none"/>
+        </w:rPr>
+      </w:r>
+      <w:r>
+        <w:rPr>
+          <w:highlight w:val="none"/>
+        </w:rPr>
+      </w:r>
+    </w:p>
+    <w:p>
+      <w:pPr>
+        <w:pBdr/>
+        <w:tabs>
+          <w:tab w:val="left" w:leader="none" w:pos="887"/>
+        </w:tabs>
+        <w:spacing/>
+        <w:ind/>
+        <w:rPr>
+          <w:highlight w:val="none"/>
+        </w:rPr>
+      </w:pPr>
+      <w:r>
+        <w:rPr>
+          <w:highlight w:val="none"/>
+        </w:rPr>
+      </w:r>
+      <w:r>
+        <mc:AlternateContent>
+          <mc:Choice Requires="wpg">
+            <w:drawing>
+              <wp:inline xmlns:wp="http://schemas.openxmlformats.org/drawingml/2006/wordprocessingDrawing" distT="0" distB="0" distL="0" distR="0">
+                <wp:extent cx="3696818" cy="8229600"/>
+                <wp:effectExtent l="0" t="0" r="0" b="0"/>
+                <wp:docPr id="18" name=""/>
+                <wp:cNvGraphicFramePr>
+                  <a:graphicFrameLocks xmlns:a="http://schemas.openxmlformats.org/drawingml/2006/main" noChangeAspect="1"/>
+                </wp:cNvGraphicFramePr>
+                <a:graphic xmlns:a="http://schemas.openxmlformats.org/drawingml/2006/main">
+                  <a:graphicData uri="http://schemas.openxmlformats.org/drawingml/2006/picture">
+                    <pic:pic xmlns:pic="http://schemas.openxmlformats.org/drawingml/2006/picture">
+                      <pic:nvPicPr>
+                        <pic:cNvPr id="664770117" name=""/>
+                        <pic:cNvPicPr>
+                          <a:picLocks noChangeAspect="1"/>
+                        </pic:cNvPicPr>
+                        <pic:nvPr/>
+                      </pic:nvPicPr>
+                      <pic:blipFill rotWithShape="1">
+                        <a:blip r:embed="rId26"/>
+                        <a:stretch/>
+                      </pic:blipFill>
+                      <pic:spPr bwMode="auto">
+                        <a:xfrm>
+                          <a:off x="0" y="0"/>
+                          <a:ext cx="3696818" cy="8229599"/>
+                        </a:xfrm>
+                        <a:prstGeom prst="rect">
+                          <a:avLst/>
+                        </a:prstGeom>
+                      </pic:spPr>
+                    </pic:pic>
+                  </a:graphicData>
+                </a:graphic>
+              </wp:inline>
+            </w:drawing>
+          </mc:Choice>
+          <mc:Fallback>
+            <w:pict>
+              <v:shapetype id="_x0000_t75" coordsize="21600,21600" o:spt="75" o:preferrelative="t" path="m@4@5l@4@11@9@11@9@5xe" filled="f" stroked="f">
+                <v:stroke joinstyle="miter"/>
+                <v:formulas>
+                  <v:f eqn="if lineDrawn pixelLineWidth 0"/>
+                  <v:f eqn="sum @0 1 0"/>
+                  <v:f eqn="sum 0 0 @1"/>
+                  <v:f eqn="prod @2 1 2"/>
+                  <v:f eqn="prod @3 21600 pixelWidth"/>
+                  <v:f eqn="prod @3 21600 pixelHeight"/>
+                  <v:f eqn="sum @0 0 1"/>
+                  <v:f eqn="prod @6 1 2"/>
+                  <v:f eqn="prod @7 21600 pixelWidth"/>
+                  <v:f eqn="sum @8 21600 0"/>
+                  <v:f eqn="prod @7 21600 pixelHeight"/>
+                  <v:f eqn="sum @10 21600 0"/>
+                </v:formulas>
+                <v:path o:extrusionok="f" gradientshapeok="t" o:connecttype="rect"/>
+                <o:lock v:ext="edit" aspectratio="t"/>
+              </v:shapetype>
+              <v:shape id="_x0000_i17" o:spid="_x0000_s17" type="#_x0000_t75" style="width:291.09pt;height:648.00pt;mso-wrap-distance-left:0.00pt;mso-wrap-distance-top:0.00pt;mso-wrap-distance-right:0.00pt;mso-wrap-distance-bottom:0.00pt;z-index:1;" stroked="false">
+                <v:imagedata r:id="rId26" o:title=""/>
+                <o:lock v:ext="edit" rotation="t"/>
+              </v:shape>
+            </w:pict>
+          </mc:Fallback>
+        </mc:AlternateContent>
+      </w:r>
+      <w:r>
+        <w:rPr>
+          <w:highlight w:val="none"/>
+        </w:rPr>
+      </w:r>
+      <w:r>
+        <w:rPr>
+          <w:highlight w:val="none"/>
+        </w:rPr>
+      </w:r>
+      <w:r>
+        <w:rPr>
+          <w:highlight w:val="none"/>
+        </w:rPr>
+      </w:r>
+    </w:p>
+    <w:p>
+      <w:pPr>
+        <w:pStyle w:val="902"/>
+        <w:numPr>
+          <w:ilvl w:val="0"/>
+          <w:numId w:val="9"/>
+        </w:numPr>
+        <w:pBdr/>
+        <w:tabs>
+          <w:tab w:val="left" w:leader="none" w:pos="887"/>
+        </w:tabs>
+        <w:spacing/>
+        <w:ind/>
+        <w:rPr>
+          <w:highlight w:val="none"/>
+        </w:rPr>
+      </w:pPr>
+      <w:r>
+        <w:rPr>
+          <w:highlight w:val="none"/>
+        </w:rPr>
+        <w:t xml:space="preserve">Code đã chạy</w:t>
+      </w:r>
+      <w:r>
+        <w:rPr>
+          <w:highlight w:val="none"/>
+        </w:rPr>
+      </w:r>
+    </w:p>
+    <w:p>
+      <w:pPr>
+        <w:pBdr/>
+        <w:tabs>
+          <w:tab w:val="left" w:leader="none" w:pos="887"/>
+        </w:tabs>
+        <w:spacing/>
+        <w:ind/>
+        <w:rPr>
+          <w:highlight w:val="none"/>
+        </w:rPr>
+      </w:pPr>
+      <w:r>
+        <w:rPr>
+          <w:highlight w:val="none"/>
+        </w:rPr>
+      </w:r>
+      <w:r>
+        <mc:AlternateContent>
+          <mc:Choice Requires="wpg">
+            <w:drawing>
+              <wp:inline xmlns:wp="http://schemas.openxmlformats.org/drawingml/2006/wordprocessingDrawing" distT="0" distB="0" distL="0" distR="0">
+                <wp:extent cx="5943600" cy="6521676"/>
+                <wp:effectExtent l="0" t="0" r="0" b="0"/>
+                <wp:docPr id="19" name=""/>
+                <wp:cNvGraphicFramePr>
+                  <a:graphicFrameLocks xmlns:a="http://schemas.openxmlformats.org/drawingml/2006/main" noChangeAspect="1"/>
+                </wp:cNvGraphicFramePr>
+                <a:graphic xmlns:a="http://schemas.openxmlformats.org/drawingml/2006/main">
+                  <a:graphicData uri="http://schemas.openxmlformats.org/drawingml/2006/picture">
+                    <pic:pic xmlns:pic="http://schemas.openxmlformats.org/drawingml/2006/picture">
+                      <pic:nvPicPr>
+                        <pic:cNvPr id="527415370" name=""/>
+                        <pic:cNvPicPr>
+                          <a:picLocks noChangeAspect="1"/>
+                        </pic:cNvPicPr>
+                        <pic:nvPr/>
+                      </pic:nvPicPr>
+                      <pic:blipFill rotWithShape="1">
+                        <a:blip r:embed="rId27"/>
+                        <a:stretch/>
+                      </pic:blipFill>
+                      <pic:spPr bwMode="auto">
+                        <a:xfrm>
+                          <a:off x="0" y="0"/>
+                          <a:ext cx="5943599" cy="6521676"/>
+                        </a:xfrm>
+                        <a:prstGeom prst="rect">
+                          <a:avLst/>
+                        </a:prstGeom>
+                      </pic:spPr>
+                    </pic:pic>
+                  </a:graphicData>
+                </a:graphic>
+              </wp:inline>
+            </w:drawing>
+          </mc:Choice>
+          <mc:Fallback>
+            <w:pict>
+              <v:shapetype id="_x0000_t75" coordsize="21600,21600" o:spt="75" o:preferrelative="t" path="m@4@5l@4@11@9@11@9@5xe" filled="f" stroked="f">
+                <v:stroke joinstyle="miter"/>
+                <v:formulas>
+                  <v:f eqn="if lineDrawn pixelLineWidth 0"/>
+                  <v:f eqn="sum @0 1 0"/>
+                  <v:f eqn="sum 0 0 @1"/>
+                  <v:f eqn="prod @2 1 2"/>
+                  <v:f eqn="prod @3 21600 pixelWidth"/>
+                  <v:f eqn="prod @3 21600 pixelHeight"/>
+                  <v:f eqn="sum @0 0 1"/>
+                  <v:f eqn="prod @6 1 2"/>
+                  <v:f eqn="prod @7 21600 pixelWidth"/>
+                  <v:f eqn="sum @8 21600 0"/>
+                  <v:f eqn="prod @7 21600 pixelHeight"/>
+                  <v:f eqn="sum @10 21600 0"/>
+                </v:formulas>
+                <v:path o:extrusionok="f" gradientshapeok="t" o:connecttype="rect"/>
+                <o:lock v:ext="edit" aspectratio="t"/>
+              </v:shapetype>
+              <v:shape id="_x0000_i18" o:spid="_x0000_s18" type="#_x0000_t75" style="width:468.00pt;height:513.52pt;mso-wrap-distance-left:0.00pt;mso-wrap-distance-top:0.00pt;mso-wrap-distance-right:0.00pt;mso-wrap-distance-bottom:0.00pt;z-index:1;" stroked="false">
+                <v:imagedata r:id="rId27" o:title=""/>
+                <o:lock v:ext="edit" rotation="t"/>
+              </v:shape>
+            </w:pict>
+          </mc:Fallback>
+        </mc:AlternateContent>
+      </w:r>
+      <w:r>
+        <w:rPr>
+          <w:highlight w:val="none"/>
+        </w:rPr>
+      </w:r>
+    </w:p>
+    <w:p>
+      <w:pPr>
+        <w:pBdr/>
+        <w:tabs>
+          <w:tab w:val="left" w:leader="none" w:pos="887"/>
+        </w:tabs>
+        <w:spacing/>
+        <w:ind/>
+        <w:rPr>
+          <w:highlight w:val="none"/>
+        </w:rPr>
+      </w:pPr>
+      <w:r>
+        <w:rPr>
+          <w:highlight w:val="none"/>
+        </w:rPr>
+      </w:r>
+      <w:r>
+        <mc:AlternateContent>
+          <mc:Choice Requires="wpg">
+            <w:drawing>
+              <wp:inline xmlns:wp="http://schemas.openxmlformats.org/drawingml/2006/wordprocessingDrawing" distT="0" distB="0" distL="0" distR="0">
+                <wp:extent cx="5943600" cy="5448924"/>
+                <wp:effectExtent l="0" t="0" r="0" b="0"/>
+                <wp:docPr id="20" name=""/>
+                <wp:cNvGraphicFramePr>
+                  <a:graphicFrameLocks xmlns:a="http://schemas.openxmlformats.org/drawingml/2006/main" noChangeAspect="1"/>
+                </wp:cNvGraphicFramePr>
+                <a:graphic xmlns:a="http://schemas.openxmlformats.org/drawingml/2006/main">
+                  <a:graphicData uri="http://schemas.openxmlformats.org/drawingml/2006/picture">
+                    <pic:pic xmlns:pic="http://schemas.openxmlformats.org/drawingml/2006/picture">
+                      <pic:nvPicPr>
+                        <pic:cNvPr id="1796736011" name=""/>
+                        <pic:cNvPicPr>
+                          <a:picLocks noChangeAspect="1"/>
+                        </pic:cNvPicPr>
+                        <pic:nvPr/>
+                      </pic:nvPicPr>
+                      <pic:blipFill rotWithShape="1">
+                        <a:blip r:embed="rId28"/>
+                        <a:stretch/>
+                      </pic:blipFill>
+                      <pic:spPr bwMode="auto">
+                        <a:xfrm>
+                          <a:off x="0" y="0"/>
+                          <a:ext cx="5943599" cy="5448924"/>
+                        </a:xfrm>
+                        <a:prstGeom prst="rect">
+                          <a:avLst/>
+                        </a:prstGeom>
+                      </pic:spPr>
+                    </pic:pic>
+                  </a:graphicData>
+                </a:graphic>
+              </wp:inline>
+            </w:drawing>
+          </mc:Choice>
+          <mc:Fallback>
+            <w:pict>
+              <v:shapetype id="_x0000_t75" coordsize="21600,21600" o:spt="75" o:preferrelative="t" path="m@4@5l@4@11@9@11@9@5xe" filled="f" stroked="f">
+                <v:stroke joinstyle="miter"/>
+                <v:formulas>
+                  <v:f eqn="if lineDrawn pixelLineWidth 0"/>
+                  <v:f eqn="sum @0 1 0"/>
+                  <v:f eqn="sum 0 0 @1"/>
+                  <v:f eqn="prod @2 1 2"/>
+                  <v:f eqn="prod @3 21600 pixelWidth"/>
+                  <v:f eqn="prod @3 21600 pixelHeight"/>
+                  <v:f eqn="sum @0 0 1"/>
+                  <v:f eqn="prod @6 1 2"/>
+                  <v:f eqn="prod @7 21600 pixelWidth"/>
+                  <v:f eqn="sum @8 21600 0"/>
+                  <v:f eqn="prod @7 21600 pixelHeight"/>
+                  <v:f eqn="sum @10 21600 0"/>
+                </v:formulas>
+                <v:path o:extrusionok="f" gradientshapeok="t" o:connecttype="rect"/>
+                <o:lock v:ext="edit" aspectratio="t"/>
+              </v:shapetype>
+              <v:shape id="_x0000_i19" o:spid="_x0000_s19" type="#_x0000_t75" style="width:468.00pt;height:429.05pt;mso-wrap-distance-left:0.00pt;mso-wrap-distance-top:0.00pt;mso-wrap-distance-right:0.00pt;mso-wrap-distance-bottom:0.00pt;z-index:1;" stroked="false">
+                <v:imagedata r:id="rId28" o:title=""/>
+                <o:lock v:ext="edit" rotation="t"/>
+              </v:shape>
+            </w:pict>
+          </mc:Fallback>
+        </mc:AlternateContent>
+      </w:r>
+      <w:r>
+        <w:rPr>
+          <w:highlight w:val="none"/>
+        </w:rPr>
+      </w:r>
+      <w:r>
+        <w:rPr>
+          <w:highlight w:val="none"/>
+        </w:rPr>
+      </w:r>
+      <w:r>
+        <w:rPr>
+          <w:highlight w:val="none"/>
+        </w:rPr>
+      </w:r>
+    </w:p>
+    <w:p>
+      <w:pPr>
+        <w:pBdr/>
+        <w:tabs>
+          <w:tab w:val="left" w:leader="none" w:pos="887"/>
+        </w:tabs>
+        <w:spacing/>
+        <w:ind/>
+        <w:rPr>
+          <w:highlight w:val="none"/>
+        </w:rPr>
+      </w:pPr>
+      <w:r>
+        <w:rPr>
+          <w:highlight w:val="none"/>
+        </w:rPr>
+      </w:r>
+      <w:r>
+        <mc:AlternateContent>
+          <mc:Choice Requires="wpg">
+            <w:drawing>
+              <wp:inline xmlns:wp="http://schemas.openxmlformats.org/drawingml/2006/wordprocessingDrawing" distT="0" distB="0" distL="0" distR="0">
+                <wp:extent cx="5943600" cy="6057027"/>
+                <wp:effectExtent l="0" t="0" r="0" b="0"/>
+                <wp:docPr id="21" name=""/>
+                <wp:cNvGraphicFramePr>
+                  <a:graphicFrameLocks xmlns:a="http://schemas.openxmlformats.org/drawingml/2006/main" noChangeAspect="1"/>
+                </wp:cNvGraphicFramePr>
+                <a:graphic xmlns:a="http://schemas.openxmlformats.org/drawingml/2006/main">
+                  <a:graphicData uri="http://schemas.openxmlformats.org/drawingml/2006/picture">
+                    <pic:pic xmlns:pic="http://schemas.openxmlformats.org/drawingml/2006/picture">
+                      <pic:nvPicPr>
+                        <pic:cNvPr id="22158741" name=""/>
+                        <pic:cNvPicPr>
+                          <a:picLocks noChangeAspect="1"/>
+                        </pic:cNvPicPr>
+                        <pic:nvPr/>
+                      </pic:nvPicPr>
+                      <pic:blipFill rotWithShape="1">
+                        <a:blip r:embed="rId29"/>
+                        <a:stretch/>
+                      </pic:blipFill>
+                      <pic:spPr bwMode="auto">
+                        <a:xfrm>
+                          <a:off x="0" y="0"/>
+                          <a:ext cx="5943599" cy="6057027"/>
+                        </a:xfrm>
+                        <a:prstGeom prst="rect">
+                          <a:avLst/>
+                        </a:prstGeom>
+                      </pic:spPr>
+                    </pic:pic>
+                  </a:graphicData>
+                </a:graphic>
+              </wp:inline>
+            </w:drawing>
+          </mc:Choice>
+          <mc:Fallback>
+            <w:pict>
+              <v:shapetype id="_x0000_t75" coordsize="21600,21600" o:spt="75" o:preferrelative="t" path="m@4@5l@4@11@9@11@9@5xe" filled="f" stroked="f">
+                <v:stroke joinstyle="miter"/>
+                <v:formulas>
+                  <v:f eqn="if lineDrawn pixelLineWidth 0"/>
+                  <v:f eqn="sum @0 1 0"/>
+                  <v:f eqn="sum 0 0 @1"/>
+                  <v:f eqn="prod @2 1 2"/>
+                  <v:f eqn="prod @3 21600 pixelWidth"/>
+                  <v:f eqn="prod @3 21600 pixelHeight"/>
+                  <v:f eqn="sum @0 0 1"/>
+                  <v:f eqn="prod @6 1 2"/>
+                  <v:f eqn="prod @7 21600 pixelWidth"/>
+                  <v:f eqn="sum @8 21600 0"/>
+                  <v:f eqn="prod @7 21600 pixelHeight"/>
+                  <v:f eqn="sum @10 21600 0"/>
+                </v:formulas>
+                <v:path o:extrusionok="f" gradientshapeok="t" o:connecttype="rect"/>
+                <o:lock v:ext="edit" aspectratio="t"/>
+              </v:shapetype>
+              <v:shape id="_x0000_i20" o:spid="_x0000_s20" type="#_x0000_t75" style="width:468.00pt;height:476.93pt;mso-wrap-distance-left:0.00pt;mso-wrap-distance-top:0.00pt;mso-wrap-distance-right:0.00pt;mso-wrap-distance-bottom:0.00pt;z-index:1;" stroked="false">
+                <v:imagedata r:id="rId29" o:title=""/>
+                <o:lock v:ext="edit" rotation="t"/>
+              </v:shape>
+            </w:pict>
+          </mc:Fallback>
+        </mc:AlternateContent>
+      </w:r>
+      <w:r>
+        <w:rPr>
+          <w:highlight w:val="none"/>
+        </w:rPr>
+      </w:r>
+      <w:r>
+        <w:rPr>
+          <w:highlight w:val="none"/>
+        </w:rPr>
+      </w:r>
+      <w:r>
+        <w:rPr>
+          <w:highlight w:val="none"/>
+        </w:rPr>
+      </w:r>
+    </w:p>
+    <w:p>
+      <w:pPr>
+        <w:pBdr/>
+        <w:tabs>
+          <w:tab w:val="left" w:leader="none" w:pos="887"/>
+        </w:tabs>
+        <w:spacing/>
+        <w:ind/>
+        <w:rPr>
+          <w:highlight w:val="none"/>
+        </w:rPr>
+      </w:pPr>
+      <w:r>
+        <w:rPr>
+          <w:highlight w:val="none"/>
+        </w:rPr>
+      </w:r>
+      <w:r>
+        <mc:AlternateContent>
+          <mc:Choice Requires="wpg">
+            <w:drawing>
+              <wp:inline xmlns:wp="http://schemas.openxmlformats.org/drawingml/2006/wordprocessingDrawing" distT="0" distB="0" distL="0" distR="0">
+                <wp:extent cx="5943600" cy="5943600"/>
+                <wp:effectExtent l="0" t="0" r="0" b="0"/>
+                <wp:docPr id="22" name=""/>
+                <wp:cNvGraphicFramePr>
+                  <a:graphicFrameLocks xmlns:a="http://schemas.openxmlformats.org/drawingml/2006/main" noChangeAspect="1"/>
+                </wp:cNvGraphicFramePr>
+                <a:graphic xmlns:a="http://schemas.openxmlformats.org/drawingml/2006/main">
+                  <a:graphicData uri="http://schemas.openxmlformats.org/drawingml/2006/picture">
+                    <pic:pic xmlns:pic="http://schemas.openxmlformats.org/drawingml/2006/picture">
+                      <pic:nvPicPr>
+                        <pic:cNvPr id="1719700192" name=""/>
+                        <pic:cNvPicPr>
+                          <a:picLocks noChangeAspect="1"/>
+                        </pic:cNvPicPr>
+                        <pic:nvPr/>
+                      </pic:nvPicPr>
+                      <pic:blipFill rotWithShape="1">
+                        <a:blip r:embed="rId30"/>
+                        <a:stretch/>
+                      </pic:blipFill>
+                      <pic:spPr bwMode="auto">
+                        <a:xfrm>
+                          <a:off x="0" y="0"/>
+                          <a:ext cx="5943599" cy="5943599"/>
+                        </a:xfrm>
+                        <a:prstGeom prst="rect">
+                          <a:avLst/>
+                        </a:prstGeom>
+                      </pic:spPr>
+                    </pic:pic>
+                  </a:graphicData>
+                </a:graphic>
+              </wp:inline>
+            </w:drawing>
+          </mc:Choice>
+          <mc:Fallback>
+            <w:pict>
+              <v:shapetype id="_x0000_t75" coordsize="21600,21600" o:spt="75" o:preferrelative="t" path="m@4@5l@4@11@9@11@9@5xe" filled="f" stroked="f">
+                <v:stroke joinstyle="miter"/>
+                <v:formulas>
+                  <v:f eqn="if lineDrawn pixelLineWidth 0"/>
+                  <v:f eqn="sum @0 1 0"/>
+                  <v:f eqn="sum 0 0 @1"/>
+                  <v:f eqn="prod @2 1 2"/>
+                  <v:f eqn="prod @3 21600 pixelWidth"/>
+                  <v:f eqn="prod @3 21600 pixelHeight"/>
+                  <v:f eqn="sum @0 0 1"/>
+                  <v:f eqn="prod @6 1 2"/>
+                  <v:f eqn="prod @7 21600 pixelWidth"/>
+                  <v:f eqn="sum @8 21600 0"/>
+                  <v:f eqn="prod @7 21600 pixelHeight"/>
+                  <v:f eqn="sum @10 21600 0"/>
+                </v:formulas>
+                <v:path o:extrusionok="f" gradientshapeok="t" o:connecttype="rect"/>
+                <o:lock v:ext="edit" aspectratio="t"/>
+              </v:shapetype>
+              <v:shape id="_x0000_i21" o:spid="_x0000_s21" type="#_x0000_t75" style="width:468.00pt;height:468.00pt;mso-wrap-distance-left:0.00pt;mso-wrap-distance-top:0.00pt;mso-wrap-distance-right:0.00pt;mso-wrap-distance-bottom:0.00pt;z-index:1;" stroked="false">
+                <v:imagedata r:id="rId30" o:title=""/>
+                <o:lock v:ext="edit" rotation="t"/>
+              </v:shape>
+            </w:pict>
+          </mc:Fallback>
+        </mc:AlternateContent>
+      </w:r>
+      <w:r>
+        <w:rPr>
+          <w:highlight w:val="none"/>
+        </w:rPr>
+      </w:r>
+      <w:r>
+        <w:rPr>
+          <w:highlight w:val="none"/>
+        </w:rPr>
+      </w:r>
+      <w:r>
+        <w:rPr>
+          <w:highlight w:val="none"/>
+        </w:rPr>
+      </w:r>
+    </w:p>
+    <w:p>
+      <w:pPr>
+        <w:pStyle w:val="902"/>
+        <w:numPr>
+          <w:ilvl w:val="0"/>
+          <w:numId w:val="10"/>
+        </w:numPr>
+        <w:pBdr/>
+        <w:tabs>
+          <w:tab w:val="left" w:leader="none" w:pos="887"/>
+        </w:tabs>
+        <w:spacing/>
+        <w:ind/>
+        <w:rPr>
+          <w:highlight w:val="none"/>
+        </w:rPr>
+      </w:pPr>
+      <w:r>
+        <w:rPr>
+          <w:highlight w:val="none"/>
+        </w:rPr>
+        <w:t xml:space="preserve">Code ex4</w:t>
+      </w:r>
       <w:r>
         <w:rPr>
           <w:highlight w:val="none"/>
@@ -1367,7 +2484,6 @@
         <w:ind/>
         <w:rPr/>
       </w:pPr>
-      <w:r/>
       <w:r>
         <w:separator/>
       </w:r>
@@ -1382,7 +2498,6 @@
         <w:ind/>
         <w:rPr/>
       </w:pPr>
-      <w:r/>
       <w:r>
         <w:continuationSeparator/>
       </w:r>
@@ -1402,7 +2517,6 @@
         <w:ind/>
         <w:rPr/>
       </w:pPr>
-      <w:r/>
       <w:r>
         <w:separator/>
       </w:r>
@@ -1417,7 +2531,6 @@
         <w:ind/>
         <w:rPr/>
       </w:pPr>
-      <w:r/>
       <w:r>
         <w:continuationSeparator/>
       </w:r>
@@ -2164,6 +3277,741 @@
       <w:suff w:val="tab"/>
     </w:lvl>
   </w:abstractNum>
+  <w:abstractNum w:abstractNumId="5">
+    <w:nsid w:val="11F010A5"/>
+    <w:lvl w:ilvl="0">
+      <w:isLgl w:val="false"/>
+      <w:lvlJc w:val="left"/>
+      <w:lvlText w:val="–"/>
+      <w:numFmt w:val="bullet"/>
+      <w:pPr>
+        <w:pBdr/>
+        <w:spacing/>
+        <w:ind w:hanging="360" w:left="709"/>
+      </w:pPr>
+      <w:rPr>
+        <w:rFonts w:hint="default" w:ascii="Arial" w:hAnsi="Arial" w:eastAsia="Arial" w:cs="Arial"/>
+      </w:rPr>
+      <w:start w:val="1"/>
+      <w:suff w:val="tab"/>
+    </w:lvl>
+    <w:lvl w:ilvl="1">
+      <w:isLgl w:val="false"/>
+      <w:lvlJc w:val="left"/>
+      <w:lvlText w:val="o"/>
+      <w:numFmt w:val="bullet"/>
+      <w:pPr>
+        <w:pBdr/>
+        <w:spacing/>
+        <w:ind w:hanging="360" w:left="1429"/>
+      </w:pPr>
+      <w:rPr>
+        <w:rFonts w:hint="default" w:ascii="Courier New" w:hAnsi="Courier New" w:eastAsia="Courier New" w:cs="Courier New"/>
+      </w:rPr>
+      <w:start w:val="1"/>
+      <w:suff w:val="tab"/>
+    </w:lvl>
+    <w:lvl w:ilvl="2">
+      <w:isLgl w:val="false"/>
+      <w:lvlJc w:val="left"/>
+      <w:lvlText w:val="§"/>
+      <w:numFmt w:val="bullet"/>
+      <w:pPr>
+        <w:pBdr/>
+        <w:spacing/>
+        <w:ind w:hanging="360" w:left="2149"/>
+      </w:pPr>
+      <w:rPr>
+        <w:rFonts w:hint="default" w:ascii="Wingdings" w:hAnsi="Wingdings" w:eastAsia="Wingdings" w:cs="Wingdings"/>
+      </w:rPr>
+      <w:start w:val="1"/>
+      <w:suff w:val="tab"/>
+    </w:lvl>
+    <w:lvl w:ilvl="3">
+      <w:isLgl w:val="false"/>
+      <w:lvlJc w:val="left"/>
+      <w:lvlText w:val="·"/>
+      <w:numFmt w:val="bullet"/>
+      <w:pPr>
+        <w:pBdr/>
+        <w:spacing/>
+        <w:ind w:hanging="360" w:left="2869"/>
+      </w:pPr>
+      <w:rPr>
+        <w:rFonts w:hint="default" w:ascii="Symbol" w:hAnsi="Symbol" w:eastAsia="Symbol" w:cs="Symbol"/>
+      </w:rPr>
+      <w:start w:val="1"/>
+      <w:suff w:val="tab"/>
+    </w:lvl>
+    <w:lvl w:ilvl="4">
+      <w:isLgl w:val="false"/>
+      <w:lvlJc w:val="left"/>
+      <w:lvlText w:val="o"/>
+      <w:numFmt w:val="bullet"/>
+      <w:pPr>
+        <w:pBdr/>
+        <w:spacing/>
+        <w:ind w:hanging="360" w:left="3589"/>
+      </w:pPr>
+      <w:rPr>
+        <w:rFonts w:hint="default" w:ascii="Courier New" w:hAnsi="Courier New" w:eastAsia="Courier New" w:cs="Courier New"/>
+      </w:rPr>
+      <w:start w:val="1"/>
+      <w:suff w:val="tab"/>
+    </w:lvl>
+    <w:lvl w:ilvl="5">
+      <w:isLgl w:val="false"/>
+      <w:lvlJc w:val="left"/>
+      <w:lvlText w:val="§"/>
+      <w:numFmt w:val="bullet"/>
+      <w:pPr>
+        <w:pBdr/>
+        <w:spacing/>
+        <w:ind w:hanging="360" w:left="4309"/>
+      </w:pPr>
+      <w:rPr>
+        <w:rFonts w:hint="default" w:ascii="Wingdings" w:hAnsi="Wingdings" w:eastAsia="Wingdings" w:cs="Wingdings"/>
+      </w:rPr>
+      <w:start w:val="1"/>
+      <w:suff w:val="tab"/>
+    </w:lvl>
+    <w:lvl w:ilvl="6">
+      <w:isLgl w:val="false"/>
+      <w:lvlJc w:val="left"/>
+      <w:lvlText w:val="·"/>
+      <w:numFmt w:val="bullet"/>
+      <w:pPr>
+        <w:pBdr/>
+        <w:spacing/>
+        <w:ind w:hanging="360" w:left="5029"/>
+      </w:pPr>
+      <w:rPr>
+        <w:rFonts w:hint="default" w:ascii="Symbol" w:hAnsi="Symbol" w:eastAsia="Symbol" w:cs="Symbol"/>
+      </w:rPr>
+      <w:start w:val="1"/>
+      <w:suff w:val="tab"/>
+    </w:lvl>
+    <w:lvl w:ilvl="7">
+      <w:isLgl w:val="false"/>
+      <w:lvlJc w:val="left"/>
+      <w:lvlText w:val="o"/>
+      <w:numFmt w:val="bullet"/>
+      <w:pPr>
+        <w:pBdr/>
+        <w:spacing/>
+        <w:ind w:hanging="360" w:left="5749"/>
+      </w:pPr>
+      <w:rPr>
+        <w:rFonts w:hint="default" w:ascii="Courier New" w:hAnsi="Courier New" w:eastAsia="Courier New" w:cs="Courier New"/>
+      </w:rPr>
+      <w:start w:val="1"/>
+      <w:suff w:val="tab"/>
+    </w:lvl>
+    <w:lvl w:ilvl="8">
+      <w:isLgl w:val="false"/>
+      <w:lvlJc w:val="left"/>
+      <w:lvlText w:val="§"/>
+      <w:numFmt w:val="bullet"/>
+      <w:pPr>
+        <w:pBdr/>
+        <w:spacing/>
+        <w:ind w:hanging="360" w:left="6469"/>
+      </w:pPr>
+      <w:rPr>
+        <w:rFonts w:hint="default" w:ascii="Wingdings" w:hAnsi="Wingdings" w:eastAsia="Wingdings" w:cs="Wingdings"/>
+      </w:rPr>
+      <w:start w:val="1"/>
+      <w:suff w:val="tab"/>
+    </w:lvl>
+  </w:abstractNum>
+  <w:abstractNum w:abstractNumId="6">
+    <w:nsid w:val="67B378FE"/>
+    <w:lvl w:ilvl="0">
+      <w:isLgl w:val="false"/>
+      <w:lvlJc w:val="left"/>
+      <w:lvlText w:val="–"/>
+      <w:numFmt w:val="bullet"/>
+      <w:pPr>
+        <w:pBdr/>
+        <w:spacing/>
+        <w:ind w:hanging="360" w:left="709"/>
+      </w:pPr>
+      <w:rPr>
+        <w:rFonts w:hint="default" w:ascii="Arial" w:hAnsi="Arial" w:eastAsia="Arial" w:cs="Arial"/>
+      </w:rPr>
+      <w:start w:val="1"/>
+      <w:suff w:val="tab"/>
+    </w:lvl>
+    <w:lvl w:ilvl="1">
+      <w:isLgl w:val="false"/>
+      <w:lvlJc w:val="left"/>
+      <w:lvlText w:val="o"/>
+      <w:numFmt w:val="bullet"/>
+      <w:pPr>
+        <w:pBdr/>
+        <w:spacing/>
+        <w:ind w:hanging="360" w:left="1429"/>
+      </w:pPr>
+      <w:rPr>
+        <w:rFonts w:hint="default" w:ascii="Courier New" w:hAnsi="Courier New" w:eastAsia="Courier New" w:cs="Courier New"/>
+      </w:rPr>
+      <w:start w:val="1"/>
+      <w:suff w:val="tab"/>
+    </w:lvl>
+    <w:lvl w:ilvl="2">
+      <w:isLgl w:val="false"/>
+      <w:lvlJc w:val="left"/>
+      <w:lvlText w:val="§"/>
+      <w:numFmt w:val="bullet"/>
+      <w:pPr>
+        <w:pBdr/>
+        <w:spacing/>
+        <w:ind w:hanging="360" w:left="2149"/>
+      </w:pPr>
+      <w:rPr>
+        <w:rFonts w:hint="default" w:ascii="Wingdings" w:hAnsi="Wingdings" w:eastAsia="Wingdings" w:cs="Wingdings"/>
+      </w:rPr>
+      <w:start w:val="1"/>
+      <w:suff w:val="tab"/>
+    </w:lvl>
+    <w:lvl w:ilvl="3">
+      <w:isLgl w:val="false"/>
+      <w:lvlJc w:val="left"/>
+      <w:lvlText w:val="·"/>
+      <w:numFmt w:val="bullet"/>
+      <w:pPr>
+        <w:pBdr/>
+        <w:spacing/>
+        <w:ind w:hanging="360" w:left="2869"/>
+      </w:pPr>
+      <w:rPr>
+        <w:rFonts w:hint="default" w:ascii="Symbol" w:hAnsi="Symbol" w:eastAsia="Symbol" w:cs="Symbol"/>
+      </w:rPr>
+      <w:start w:val="1"/>
+      <w:suff w:val="tab"/>
+    </w:lvl>
+    <w:lvl w:ilvl="4">
+      <w:isLgl w:val="false"/>
+      <w:lvlJc w:val="left"/>
+      <w:lvlText w:val="o"/>
+      <w:numFmt w:val="bullet"/>
+      <w:pPr>
+        <w:pBdr/>
+        <w:spacing/>
+        <w:ind w:hanging="360" w:left="3589"/>
+      </w:pPr>
+      <w:rPr>
+        <w:rFonts w:hint="default" w:ascii="Courier New" w:hAnsi="Courier New" w:eastAsia="Courier New" w:cs="Courier New"/>
+      </w:rPr>
+      <w:start w:val="1"/>
+      <w:suff w:val="tab"/>
+    </w:lvl>
+    <w:lvl w:ilvl="5">
+      <w:isLgl w:val="false"/>
+      <w:lvlJc w:val="left"/>
+      <w:lvlText w:val="§"/>
+      <w:numFmt w:val="bullet"/>
+      <w:pPr>
+        <w:pBdr/>
+        <w:spacing/>
+        <w:ind w:hanging="360" w:left="4309"/>
+      </w:pPr>
+      <w:rPr>
+        <w:rFonts w:hint="default" w:ascii="Wingdings" w:hAnsi="Wingdings" w:eastAsia="Wingdings" w:cs="Wingdings"/>
+      </w:rPr>
+      <w:start w:val="1"/>
+      <w:suff w:val="tab"/>
+    </w:lvl>
+    <w:lvl w:ilvl="6">
+      <w:isLgl w:val="false"/>
+      <w:lvlJc w:val="left"/>
+      <w:lvlText w:val="·"/>
+      <w:numFmt w:val="bullet"/>
+      <w:pPr>
+        <w:pBdr/>
+        <w:spacing/>
+        <w:ind w:hanging="360" w:left="5029"/>
+      </w:pPr>
+      <w:rPr>
+        <w:rFonts w:hint="default" w:ascii="Symbol" w:hAnsi="Symbol" w:eastAsia="Symbol" w:cs="Symbol"/>
+      </w:rPr>
+      <w:start w:val="1"/>
+      <w:suff w:val="tab"/>
+    </w:lvl>
+    <w:lvl w:ilvl="7">
+      <w:isLgl w:val="false"/>
+      <w:lvlJc w:val="left"/>
+      <w:lvlText w:val="o"/>
+      <w:numFmt w:val="bullet"/>
+      <w:pPr>
+        <w:pBdr/>
+        <w:spacing/>
+        <w:ind w:hanging="360" w:left="5749"/>
+      </w:pPr>
+      <w:rPr>
+        <w:rFonts w:hint="default" w:ascii="Courier New" w:hAnsi="Courier New" w:eastAsia="Courier New" w:cs="Courier New"/>
+      </w:rPr>
+      <w:start w:val="1"/>
+      <w:suff w:val="tab"/>
+    </w:lvl>
+    <w:lvl w:ilvl="8">
+      <w:isLgl w:val="false"/>
+      <w:lvlJc w:val="left"/>
+      <w:lvlText w:val="§"/>
+      <w:numFmt w:val="bullet"/>
+      <w:pPr>
+        <w:pBdr/>
+        <w:spacing/>
+        <w:ind w:hanging="360" w:left="6469"/>
+      </w:pPr>
+      <w:rPr>
+        <w:rFonts w:hint="default" w:ascii="Wingdings" w:hAnsi="Wingdings" w:eastAsia="Wingdings" w:cs="Wingdings"/>
+      </w:rPr>
+      <w:start w:val="1"/>
+      <w:suff w:val="tab"/>
+    </w:lvl>
+  </w:abstractNum>
+  <w:abstractNum w:abstractNumId="7">
+    <w:nsid w:val="358D96E7"/>
+    <w:lvl w:ilvl="0">
+      <w:isLgl w:val="false"/>
+      <w:lvlJc w:val="left"/>
+      <w:lvlText w:val="–"/>
+      <w:numFmt w:val="bullet"/>
+      <w:pPr>
+        <w:pBdr/>
+        <w:spacing/>
+        <w:ind w:hanging="360" w:left="709"/>
+      </w:pPr>
+      <w:rPr>
+        <w:rFonts w:hint="default" w:ascii="Arial" w:hAnsi="Arial" w:eastAsia="Arial" w:cs="Arial"/>
+      </w:rPr>
+      <w:start w:val="1"/>
+      <w:suff w:val="tab"/>
+    </w:lvl>
+    <w:lvl w:ilvl="1">
+      <w:isLgl w:val="false"/>
+      <w:lvlJc w:val="left"/>
+      <w:lvlText w:val="o"/>
+      <w:numFmt w:val="bullet"/>
+      <w:pPr>
+        <w:pBdr/>
+        <w:spacing/>
+        <w:ind w:hanging="360" w:left="1429"/>
+      </w:pPr>
+      <w:rPr>
+        <w:rFonts w:hint="default" w:ascii="Courier New" w:hAnsi="Courier New" w:eastAsia="Courier New" w:cs="Courier New"/>
+      </w:rPr>
+      <w:start w:val="1"/>
+      <w:suff w:val="tab"/>
+    </w:lvl>
+    <w:lvl w:ilvl="2">
+      <w:isLgl w:val="false"/>
+      <w:lvlJc w:val="left"/>
+      <w:lvlText w:val="§"/>
+      <w:numFmt w:val="bullet"/>
+      <w:pPr>
+        <w:pBdr/>
+        <w:spacing/>
+        <w:ind w:hanging="360" w:left="2149"/>
+      </w:pPr>
+      <w:rPr>
+        <w:rFonts w:hint="default" w:ascii="Wingdings" w:hAnsi="Wingdings" w:eastAsia="Wingdings" w:cs="Wingdings"/>
+      </w:rPr>
+      <w:start w:val="1"/>
+      <w:suff w:val="tab"/>
+    </w:lvl>
+    <w:lvl w:ilvl="3">
+      <w:isLgl w:val="false"/>
+      <w:lvlJc w:val="left"/>
+      <w:lvlText w:val="·"/>
+      <w:numFmt w:val="bullet"/>
+      <w:pPr>
+        <w:pBdr/>
+        <w:spacing/>
+        <w:ind w:hanging="360" w:left="2869"/>
+      </w:pPr>
+      <w:rPr>
+        <w:rFonts w:hint="default" w:ascii="Symbol" w:hAnsi="Symbol" w:eastAsia="Symbol" w:cs="Symbol"/>
+      </w:rPr>
+      <w:start w:val="1"/>
+      <w:suff w:val="tab"/>
+    </w:lvl>
+    <w:lvl w:ilvl="4">
+      <w:isLgl w:val="false"/>
+      <w:lvlJc w:val="left"/>
+      <w:lvlText w:val="o"/>
+      <w:numFmt w:val="bullet"/>
+      <w:pPr>
+        <w:pBdr/>
+        <w:spacing/>
+        <w:ind w:hanging="360" w:left="3589"/>
+      </w:pPr>
+      <w:rPr>
+        <w:rFonts w:hint="default" w:ascii="Courier New" w:hAnsi="Courier New" w:eastAsia="Courier New" w:cs="Courier New"/>
+      </w:rPr>
+      <w:start w:val="1"/>
+      <w:suff w:val="tab"/>
+    </w:lvl>
+    <w:lvl w:ilvl="5">
+      <w:isLgl w:val="false"/>
+      <w:lvlJc w:val="left"/>
+      <w:lvlText w:val="§"/>
+      <w:numFmt w:val="bullet"/>
+      <w:pPr>
+        <w:pBdr/>
+        <w:spacing/>
+        <w:ind w:hanging="360" w:left="4309"/>
+      </w:pPr>
+      <w:rPr>
+        <w:rFonts w:hint="default" w:ascii="Wingdings" w:hAnsi="Wingdings" w:eastAsia="Wingdings" w:cs="Wingdings"/>
+      </w:rPr>
+      <w:start w:val="1"/>
+      <w:suff w:val="tab"/>
+    </w:lvl>
+    <w:lvl w:ilvl="6">
+      <w:isLgl w:val="false"/>
+      <w:lvlJc w:val="left"/>
+      <w:lvlText w:val="·"/>
+      <w:numFmt w:val="bullet"/>
+      <w:pPr>
+        <w:pBdr/>
+        <w:spacing/>
+        <w:ind w:hanging="360" w:left="5029"/>
+      </w:pPr>
+      <w:rPr>
+        <w:rFonts w:hint="default" w:ascii="Symbol" w:hAnsi="Symbol" w:eastAsia="Symbol" w:cs="Symbol"/>
+      </w:rPr>
+      <w:start w:val="1"/>
+      <w:suff w:val="tab"/>
+    </w:lvl>
+    <w:lvl w:ilvl="7">
+      <w:isLgl w:val="false"/>
+      <w:lvlJc w:val="left"/>
+      <w:lvlText w:val="o"/>
+      <w:numFmt w:val="bullet"/>
+      <w:pPr>
+        <w:pBdr/>
+        <w:spacing/>
+        <w:ind w:hanging="360" w:left="5749"/>
+      </w:pPr>
+      <w:rPr>
+        <w:rFonts w:hint="default" w:ascii="Courier New" w:hAnsi="Courier New" w:eastAsia="Courier New" w:cs="Courier New"/>
+      </w:rPr>
+      <w:start w:val="1"/>
+      <w:suff w:val="tab"/>
+    </w:lvl>
+    <w:lvl w:ilvl="8">
+      <w:isLgl w:val="false"/>
+      <w:lvlJc w:val="left"/>
+      <w:lvlText w:val="§"/>
+      <w:numFmt w:val="bullet"/>
+      <w:pPr>
+        <w:pBdr/>
+        <w:spacing/>
+        <w:ind w:hanging="360" w:left="6469"/>
+      </w:pPr>
+      <w:rPr>
+        <w:rFonts w:hint="default" w:ascii="Wingdings" w:hAnsi="Wingdings" w:eastAsia="Wingdings" w:cs="Wingdings"/>
+      </w:rPr>
+      <w:start w:val="1"/>
+      <w:suff w:val="tab"/>
+    </w:lvl>
+  </w:abstractNum>
+  <w:abstractNum w:abstractNumId="8">
+    <w:nsid w:val="1FA69A4B"/>
+    <w:lvl w:ilvl="0">
+      <w:isLgl w:val="false"/>
+      <w:lvlJc w:val="left"/>
+      <w:lvlText w:val="–"/>
+      <w:numFmt w:val="bullet"/>
+      <w:pPr>
+        <w:pBdr/>
+        <w:spacing/>
+        <w:ind w:hanging="360" w:left="709"/>
+      </w:pPr>
+      <w:rPr>
+        <w:rFonts w:hint="default" w:ascii="Arial" w:hAnsi="Arial" w:eastAsia="Arial" w:cs="Arial"/>
+      </w:rPr>
+      <w:start w:val="1"/>
+      <w:suff w:val="tab"/>
+    </w:lvl>
+    <w:lvl w:ilvl="1">
+      <w:isLgl w:val="false"/>
+      <w:lvlJc w:val="left"/>
+      <w:lvlText w:val="o"/>
+      <w:numFmt w:val="bullet"/>
+      <w:pPr>
+        <w:pBdr/>
+        <w:spacing/>
+        <w:ind w:hanging="360" w:left="1429"/>
+      </w:pPr>
+      <w:rPr>
+        <w:rFonts w:hint="default" w:ascii="Courier New" w:hAnsi="Courier New" w:eastAsia="Courier New" w:cs="Courier New"/>
+      </w:rPr>
+      <w:start w:val="1"/>
+      <w:suff w:val="tab"/>
+    </w:lvl>
+    <w:lvl w:ilvl="2">
+      <w:isLgl w:val="false"/>
+      <w:lvlJc w:val="left"/>
+      <w:lvlText w:val="§"/>
+      <w:numFmt w:val="bullet"/>
+      <w:pPr>
+        <w:pBdr/>
+        <w:spacing/>
+        <w:ind w:hanging="360" w:left="2149"/>
+      </w:pPr>
+      <w:rPr>
+        <w:rFonts w:hint="default" w:ascii="Wingdings" w:hAnsi="Wingdings" w:eastAsia="Wingdings" w:cs="Wingdings"/>
+      </w:rPr>
+      <w:start w:val="1"/>
+      <w:suff w:val="tab"/>
+    </w:lvl>
+    <w:lvl w:ilvl="3">
+      <w:isLgl w:val="false"/>
+      <w:lvlJc w:val="left"/>
+      <w:lvlText w:val="·"/>
+      <w:numFmt w:val="bullet"/>
+      <w:pPr>
+        <w:pBdr/>
+        <w:spacing/>
+        <w:ind w:hanging="360" w:left="2869"/>
+      </w:pPr>
+      <w:rPr>
+        <w:rFonts w:hint="default" w:ascii="Symbol" w:hAnsi="Symbol" w:eastAsia="Symbol" w:cs="Symbol"/>
+      </w:rPr>
+      <w:start w:val="1"/>
+      <w:suff w:val="tab"/>
+    </w:lvl>
+    <w:lvl w:ilvl="4">
+      <w:isLgl w:val="false"/>
+      <w:lvlJc w:val="left"/>
+      <w:lvlText w:val="o"/>
+      <w:numFmt w:val="bullet"/>
+      <w:pPr>
+        <w:pBdr/>
+        <w:spacing/>
+        <w:ind w:hanging="360" w:left="3589"/>
+      </w:pPr>
+      <w:rPr>
+        <w:rFonts w:hint="default" w:ascii="Courier New" w:hAnsi="Courier New" w:eastAsia="Courier New" w:cs="Courier New"/>
+      </w:rPr>
+      <w:start w:val="1"/>
+      <w:suff w:val="tab"/>
+    </w:lvl>
+    <w:lvl w:ilvl="5">
+      <w:isLgl w:val="false"/>
+      <w:lvlJc w:val="left"/>
+      <w:lvlText w:val="§"/>
+      <w:numFmt w:val="bullet"/>
+      <w:pPr>
+        <w:pBdr/>
+        <w:spacing/>
+        <w:ind w:hanging="360" w:left="4309"/>
+      </w:pPr>
+      <w:rPr>
+        <w:rFonts w:hint="default" w:ascii="Wingdings" w:hAnsi="Wingdings" w:eastAsia="Wingdings" w:cs="Wingdings"/>
+      </w:rPr>
+      <w:start w:val="1"/>
+      <w:suff w:val="tab"/>
+    </w:lvl>
+    <w:lvl w:ilvl="6">
+      <w:isLgl w:val="false"/>
+      <w:lvlJc w:val="left"/>
+      <w:lvlText w:val="·"/>
+      <w:numFmt w:val="bullet"/>
+      <w:pPr>
+        <w:pBdr/>
+        <w:spacing/>
+        <w:ind w:hanging="360" w:left="5029"/>
+      </w:pPr>
+      <w:rPr>
+        <w:rFonts w:hint="default" w:ascii="Symbol" w:hAnsi="Symbol" w:eastAsia="Symbol" w:cs="Symbol"/>
+      </w:rPr>
+      <w:start w:val="1"/>
+      <w:suff w:val="tab"/>
+    </w:lvl>
+    <w:lvl w:ilvl="7">
+      <w:isLgl w:val="false"/>
+      <w:lvlJc w:val="left"/>
+      <w:lvlText w:val="o"/>
+      <w:numFmt w:val="bullet"/>
+      <w:pPr>
+        <w:pBdr/>
+        <w:spacing/>
+        <w:ind w:hanging="360" w:left="5749"/>
+      </w:pPr>
+      <w:rPr>
+        <w:rFonts w:hint="default" w:ascii="Courier New" w:hAnsi="Courier New" w:eastAsia="Courier New" w:cs="Courier New"/>
+      </w:rPr>
+      <w:start w:val="1"/>
+      <w:suff w:val="tab"/>
+    </w:lvl>
+    <w:lvl w:ilvl="8">
+      <w:isLgl w:val="false"/>
+      <w:lvlJc w:val="left"/>
+      <w:lvlText w:val="§"/>
+      <w:numFmt w:val="bullet"/>
+      <w:pPr>
+        <w:pBdr/>
+        <w:spacing/>
+        <w:ind w:hanging="360" w:left="6469"/>
+      </w:pPr>
+      <w:rPr>
+        <w:rFonts w:hint="default" w:ascii="Wingdings" w:hAnsi="Wingdings" w:eastAsia="Wingdings" w:cs="Wingdings"/>
+      </w:rPr>
+      <w:start w:val="1"/>
+      <w:suff w:val="tab"/>
+    </w:lvl>
+  </w:abstractNum>
+  <w:abstractNum w:abstractNumId="9">
+    <w:nsid w:val="73A791D1"/>
+    <w:lvl w:ilvl="0">
+      <w:isLgl w:val="false"/>
+      <w:lvlJc w:val="left"/>
+      <w:lvlText w:val="–"/>
+      <w:numFmt w:val="bullet"/>
+      <w:pPr>
+        <w:pBdr/>
+        <w:spacing/>
+        <w:ind w:hanging="360" w:left="709"/>
+      </w:pPr>
+      <w:rPr>
+        <w:rFonts w:hint="default" w:ascii="Arial" w:hAnsi="Arial" w:eastAsia="Arial" w:cs="Arial"/>
+      </w:rPr>
+      <w:start w:val="1"/>
+      <w:suff w:val="tab"/>
+    </w:lvl>
+    <w:lvl w:ilvl="1">
+      <w:isLgl w:val="false"/>
+      <w:lvlJc w:val="left"/>
+      <w:lvlText w:val="o"/>
+      <w:numFmt w:val="bullet"/>
+      <w:pPr>
+        <w:pBdr/>
+        <w:spacing/>
+        <w:ind w:hanging="360" w:left="1429"/>
+      </w:pPr>
+      <w:rPr>
+        <w:rFonts w:hint="default" w:ascii="Courier New" w:hAnsi="Courier New" w:eastAsia="Courier New" w:cs="Courier New"/>
+      </w:rPr>
+      <w:start w:val="1"/>
+      <w:suff w:val="tab"/>
+    </w:lvl>
+    <w:lvl w:ilvl="2">
+      <w:isLgl w:val="false"/>
+      <w:lvlJc w:val="left"/>
+      <w:lvlText w:val="§"/>
+      <w:numFmt w:val="bullet"/>
+      <w:pPr>
+        <w:pBdr/>
+        <w:spacing/>
+        <w:ind w:hanging="360" w:left="2149"/>
+      </w:pPr>
+      <w:rPr>
+        <w:rFonts w:hint="default" w:ascii="Wingdings" w:hAnsi="Wingdings" w:eastAsia="Wingdings" w:cs="Wingdings"/>
+      </w:rPr>
+      <w:start w:val="1"/>
+      <w:suff w:val="tab"/>
+    </w:lvl>
+    <w:lvl w:ilvl="3">
+      <w:isLgl w:val="false"/>
+      <w:lvlJc w:val="left"/>
+      <w:lvlText w:val="·"/>
+      <w:numFmt w:val="bullet"/>
+      <w:pPr>
+        <w:pBdr/>
+        <w:spacing/>
+        <w:ind w:hanging="360" w:left="2869"/>
+      </w:pPr>
+      <w:rPr>
+        <w:rFonts w:hint="default" w:ascii="Symbol" w:hAnsi="Symbol" w:eastAsia="Symbol" w:cs="Symbol"/>
+      </w:rPr>
+      <w:start w:val="1"/>
+      <w:suff w:val="tab"/>
+    </w:lvl>
+    <w:lvl w:ilvl="4">
+      <w:isLgl w:val="false"/>
+      <w:lvlJc w:val="left"/>
+      <w:lvlText w:val="o"/>
+      <w:numFmt w:val="bullet"/>
+      <w:pPr>
+        <w:pBdr/>
+        <w:spacing/>
+        <w:ind w:hanging="360" w:left="3589"/>
+      </w:pPr>
+      <w:rPr>
+        <w:rFonts w:hint="default" w:ascii="Courier New" w:hAnsi="Courier New" w:eastAsia="Courier New" w:cs="Courier New"/>
+      </w:rPr>
+      <w:start w:val="1"/>
+      <w:suff w:val="tab"/>
+    </w:lvl>
+    <w:lvl w:ilvl="5">
+      <w:isLgl w:val="false"/>
+      <w:lvlJc w:val="left"/>
+      <w:lvlText w:val="§"/>
+      <w:numFmt w:val="bullet"/>
+      <w:pPr>
+        <w:pBdr/>
+        <w:spacing/>
+        <w:ind w:hanging="360" w:left="4309"/>
+      </w:pPr>
+      <w:rPr>
+        <w:rFonts w:hint="default" w:ascii="Wingdings" w:hAnsi="Wingdings" w:eastAsia="Wingdings" w:cs="Wingdings"/>
+      </w:rPr>
+      <w:start w:val="1"/>
+      <w:suff w:val="tab"/>
+    </w:lvl>
+    <w:lvl w:ilvl="6">
+      <w:isLgl w:val="false"/>
+      <w:lvlJc w:val="left"/>
+      <w:lvlText w:val="·"/>
+      <w:numFmt w:val="bullet"/>
+      <w:pPr>
+        <w:pBdr/>
+        <w:spacing/>
+        <w:ind w:hanging="360" w:left="5029"/>
+      </w:pPr>
+      <w:rPr>
+        <w:rFonts w:hint="default" w:ascii="Symbol" w:hAnsi="Symbol" w:eastAsia="Symbol" w:cs="Symbol"/>
+      </w:rPr>
+      <w:start w:val="1"/>
+      <w:suff w:val="tab"/>
+    </w:lvl>
+    <w:lvl w:ilvl="7">
+      <w:isLgl w:val="false"/>
+      <w:lvlJc w:val="left"/>
+      <w:lvlText w:val="o"/>
+      <w:numFmt w:val="bullet"/>
+      <w:pPr>
+        <w:pBdr/>
+        <w:spacing/>
+        <w:ind w:hanging="360" w:left="5749"/>
+      </w:pPr>
+      <w:rPr>
+        <w:rFonts w:hint="default" w:ascii="Courier New" w:hAnsi="Courier New" w:eastAsia="Courier New" w:cs="Courier New"/>
+      </w:rPr>
+      <w:start w:val="1"/>
+      <w:suff w:val="tab"/>
+    </w:lvl>
+    <w:lvl w:ilvl="8">
+      <w:isLgl w:val="false"/>
+      <w:lvlJc w:val="left"/>
+      <w:lvlText w:val="§"/>
+      <w:numFmt w:val="bullet"/>
+      <w:pPr>
+        <w:pBdr/>
+        <w:spacing/>
+        <w:ind w:hanging="360" w:left="6469"/>
+      </w:pPr>
+      <w:rPr>
+        <w:rFonts w:hint="default" w:ascii="Wingdings" w:hAnsi="Wingdings" w:eastAsia="Wingdings" w:cs="Wingdings"/>
+      </w:rPr>
+      <w:start w:val="1"/>
+      <w:suff w:val="tab"/>
+    </w:lvl>
+  </w:abstractNum>
   <w:num w:numId="1">
     <w:abstractNumId w:val="0"/>
   </w:num>
@@ -2178,6 +4026,21 @@
   </w:num>
   <w:num w:numId="5">
     <w:abstractNumId w:val="4"/>
+  </w:num>
+  <w:num w:numId="6">
+    <w:abstractNumId w:val="5"/>
+  </w:num>
+  <w:num w:numId="7">
+    <w:abstractNumId w:val="6"/>
+  </w:num>
+  <w:num w:numId="8">
+    <w:abstractNumId w:val="7"/>
+  </w:num>
+  <w:num w:numId="9">
+    <w:abstractNumId w:val="8"/>
+  </w:num>
+  <w:num w:numId="10">
+    <w:abstractNumId w:val="9"/>
   </w:num>
 </w:numbering>
 </file>
@@ -2340,9 +4203,9 @@
     <w:lsdException w:name="Bibliography" w:uiPriority="37"/>
     <w:lsdException w:name="TOC Heading" w:uiPriority="39" w:qFormat="1"/>
   </w:latentStyles>
-  <w:style w:type="table" w:styleId="12">
+  <w:style w:type="table" w:styleId="713">
     <w:name w:val="Table Grid"/>
-    <w:basedOn w:val="665"/>
+    <w:basedOn w:val="899"/>
     <w:uiPriority w:val="59"/>
     <w:pPr>
       <w:pBdr/>
@@ -2539,9 +4402,9 @@
       </w:tcPr>
     </w:tblStylePr>
   </w:style>
-  <w:style w:type="table" w:styleId="13">
+  <w:style w:type="table" w:styleId="714">
     <w:name w:val="Table Grid Light"/>
-    <w:basedOn w:val="665"/>
+    <w:basedOn w:val="899"/>
     <w:uiPriority w:val="59"/>
     <w:pPr>
       <w:pBdr/>
@@ -2738,9 +4601,9 @@
       </w:tcPr>
     </w:tblStylePr>
   </w:style>
-  <w:style w:type="table" w:styleId="14">
+  <w:style w:type="table" w:styleId="715">
     <w:name w:val="Plain Table 1"/>
-    <w:basedOn w:val="665"/>
+    <w:basedOn w:val="899"/>
     <w:uiPriority w:val="59"/>
     <w:pPr>
       <w:pBdr/>
@@ -2963,9 +4826,9 @@
       </w:tcPr>
     </w:tblStylePr>
   </w:style>
-  <w:style w:type="table" w:styleId="15">
+  <w:style w:type="table" w:styleId="716">
     <w:name w:val="Plain Table 2"/>
-    <w:basedOn w:val="665"/>
+    <w:basedOn w:val="899"/>
     <w:uiPriority w:val="59"/>
     <w:pPr>
       <w:pBdr/>
@@ -3196,9 +5059,9 @@
       </w:tcPr>
     </w:tblStylePr>
   </w:style>
-  <w:style w:type="table" w:styleId="16">
+  <w:style w:type="table" w:styleId="717">
     <w:name w:val="Plain Table 3"/>
-    <w:basedOn w:val="665"/>
+    <w:basedOn w:val="899"/>
     <w:uiPriority w:val="99"/>
     <w:pPr>
       <w:pBdr/>
@@ -3426,9 +5289,9 @@
       </w:tcPr>
     </w:tblStylePr>
   </w:style>
-  <w:style w:type="table" w:styleId="17">
+  <w:style w:type="table" w:styleId="718">
     <w:name w:val="Plain Table 4"/>
-    <w:basedOn w:val="665"/>
+    <w:basedOn w:val="899"/>
     <w:uiPriority w:val="99"/>
     <w:pPr>
       <w:pBdr/>
@@ -3642,9 +5505,9 @@
       </w:tcPr>
     </w:tblStylePr>
   </w:style>
-  <w:style w:type="table" w:styleId="18">
+  <w:style w:type="table" w:styleId="719">
     <w:name w:val="Plain Table 5"/>
-    <w:basedOn w:val="665"/>
+    <w:basedOn w:val="899"/>
     <w:uiPriority w:val="99"/>
     <w:pPr>
       <w:pBdr/>
@@ -3875,9 +5738,9 @@
       </w:tcPr>
     </w:tblStylePr>
   </w:style>
-  <w:style w:type="table" w:styleId="19">
+  <w:style w:type="table" w:styleId="720">
     <w:name w:val="Grid Table 1 Light"/>
-    <w:basedOn w:val="665"/>
+    <w:basedOn w:val="899"/>
     <w:uiPriority w:val="99"/>
     <w:pPr>
       <w:pBdr/>
@@ -4098,9 +5961,9 @@
       </w:tcPr>
     </w:tblStylePr>
   </w:style>
-  <w:style w:type="table" w:styleId="20">
+  <w:style w:type="table" w:styleId="721">
     <w:name w:val="Grid Table 1 Light - Accent 1"/>
-    <w:basedOn w:val="665"/>
+    <w:basedOn w:val="899"/>
     <w:uiPriority w:val="99"/>
     <w:pPr>
       <w:pBdr/>
@@ -4321,9 +6184,9 @@
       </w:tcPr>
     </w:tblStylePr>
   </w:style>
-  <w:style w:type="table" w:styleId="21">
+  <w:style w:type="table" w:styleId="722">
     <w:name w:val="Grid Table 1 Light - Accent 2"/>
-    <w:basedOn w:val="665"/>
+    <w:basedOn w:val="899"/>
     <w:uiPriority w:val="99"/>
     <w:pPr>
       <w:pBdr/>
@@ -4544,9 +6407,9 @@
       </w:tcPr>
     </w:tblStylePr>
   </w:style>
-  <w:style w:type="table" w:styleId="22">
+  <w:style w:type="table" w:styleId="723">
     <w:name w:val="Grid Table 1 Light - Accent 3"/>
-    <w:basedOn w:val="665"/>
+    <w:basedOn w:val="899"/>
     <w:uiPriority w:val="99"/>
     <w:pPr>
       <w:pBdr/>
@@ -4767,9 +6630,9 @@
       </w:tcPr>
     </w:tblStylePr>
   </w:style>
-  <w:style w:type="table" w:styleId="23">
+  <w:style w:type="table" w:styleId="724">
     <w:name w:val="Grid Table 1 Light - Accent 4"/>
-    <w:basedOn w:val="665"/>
+    <w:basedOn w:val="899"/>
     <w:uiPriority w:val="99"/>
     <w:pPr>
       <w:pBdr/>
@@ -4990,9 +6853,9 @@
       </w:tcPr>
     </w:tblStylePr>
   </w:style>
-  <w:style w:type="table" w:styleId="24">
+  <w:style w:type="table" w:styleId="725">
     <w:name w:val="Grid Table 1 Light - Accent 5"/>
-    <w:basedOn w:val="665"/>
+    <w:basedOn w:val="899"/>
     <w:uiPriority w:val="99"/>
     <w:pPr>
       <w:pBdr/>
@@ -5213,9 +7076,9 @@
       </w:tcPr>
     </w:tblStylePr>
   </w:style>
-  <w:style w:type="table" w:styleId="25">
+  <w:style w:type="table" w:styleId="726">
     <w:name w:val="Grid Table 1 Light - Accent 6"/>
-    <w:basedOn w:val="665"/>
+    <w:basedOn w:val="899"/>
     <w:uiPriority w:val="99"/>
     <w:pPr>
       <w:pBdr/>
@@ -5436,9 +7299,9 @@
       </w:tcPr>
     </w:tblStylePr>
   </w:style>
-  <w:style w:type="table" w:styleId="26">
+  <w:style w:type="table" w:styleId="727">
     <w:name w:val="Grid Table 2"/>
-    <w:basedOn w:val="665"/>
+    <w:basedOn w:val="899"/>
     <w:uiPriority w:val="99"/>
     <w:pPr>
       <w:pBdr/>
@@ -5668,9 +7531,9 @@
       </w:tcPr>
     </w:tblStylePr>
   </w:style>
-  <w:style w:type="table" w:styleId="27">
+  <w:style w:type="table" w:styleId="728">
     <w:name w:val="Grid Table 2 - Accent 1"/>
-    <w:basedOn w:val="665"/>
+    <w:basedOn w:val="899"/>
     <w:uiPriority w:val="99"/>
     <w:pPr>
       <w:pBdr/>
@@ -5900,9 +7763,9 @@
       </w:tcPr>
     </w:tblStylePr>
   </w:style>
-  <w:style w:type="table" w:styleId="28">
+  <w:style w:type="table" w:styleId="729">
     <w:name w:val="Grid Table 2 - Accent 2"/>
-    <w:basedOn w:val="665"/>
+    <w:basedOn w:val="899"/>
     <w:uiPriority w:val="99"/>
     <w:pPr>
       <w:pBdr/>
@@ -6132,9 +7995,9 @@
       </w:tcPr>
     </w:tblStylePr>
   </w:style>
-  <w:style w:type="table" w:styleId="29">
+  <w:style w:type="table" w:styleId="730">
     <w:name w:val="Grid Table 2 - Accent 3"/>
-    <w:basedOn w:val="665"/>
+    <w:basedOn w:val="899"/>
     <w:uiPriority w:val="99"/>
     <w:pPr>
       <w:pBdr/>
@@ -6364,9 +8227,9 @@
       </w:tcPr>
     </w:tblStylePr>
   </w:style>
-  <w:style w:type="table" w:styleId="30">
+  <w:style w:type="table" w:styleId="731">
     <w:name w:val="Grid Table 2 - Accent 4"/>
-    <w:basedOn w:val="665"/>
+    <w:basedOn w:val="899"/>
     <w:uiPriority w:val="99"/>
     <w:pPr>
       <w:pBdr/>
@@ -6596,9 +8459,9 @@
       </w:tcPr>
     </w:tblStylePr>
   </w:style>
-  <w:style w:type="table" w:styleId="31">
+  <w:style w:type="table" w:styleId="732">
     <w:name w:val="Grid Table 2 - Accent 5"/>
-    <w:basedOn w:val="665"/>
+    <w:basedOn w:val="899"/>
     <w:uiPriority w:val="99"/>
     <w:pPr>
       <w:pBdr/>
@@ -6828,9 +8691,9 @@
       </w:tcPr>
     </w:tblStylePr>
   </w:style>
-  <w:style w:type="table" w:styleId="32">
+  <w:style w:type="table" w:styleId="733">
     <w:name w:val="Grid Table 2 - Accent 6"/>
-    <w:basedOn w:val="665"/>
+    <w:basedOn w:val="899"/>
     <w:uiPriority w:val="99"/>
     <w:pPr>
       <w:pBdr/>
@@ -7060,9 +8923,9 @@
       </w:tcPr>
     </w:tblStylePr>
   </w:style>
-  <w:style w:type="table" w:styleId="33">
+  <w:style w:type="table" w:styleId="734">
     <w:name w:val="Grid Table 3"/>
-    <w:basedOn w:val="665"/>
+    <w:basedOn w:val="899"/>
     <w:uiPriority w:val="99"/>
     <w:pPr>
       <w:pBdr/>
@@ -7161,29 +9024,6 @@
         <w:tblBorders/>
       </w:tblPr>
       <w:tcPr>
-        <w:shd w:color="ffffff"/>
-        <w:tcBorders>
-          <w:top w:val="none" w:color="000000" w:sz="4" w:space="0"/>
-          <w:left w:val="none" w:color="000000" w:sz="4" w:space="0"/>
-          <w:bottom w:val="none" w:color="000000" w:sz="4" w:space="0"/>
-          <w:right w:val="none" w:color="000000" w:sz="4" w:space="0"/>
-        </w:tcBorders>
-      </w:tcPr>
-    </w:tblStylePr>
-    <w:tblStylePr w:type="firstRow">
-      <w:rPr>
-        <w:b/>
-        <w:color w:val="404040"/>
-      </w:rPr>
-      <w:pPr>
-        <w:pBdr/>
-        <w:spacing/>
-        <w:ind/>
-      </w:pPr>
-      <w:tblPr>
-        <w:tblBorders/>
-      </w:tblPr>
-      <w:tcPr>
         <w:shd w:val="clear" w:color="ffffff"/>
         <w:tcBorders>
           <w:top w:val="none" w:color="000000" w:sz="4" w:space="0"/>
@@ -7193,30 +9033,7 @@
         </w:tcBorders>
       </w:tcPr>
     </w:tblStylePr>
-    <w:tblStylePr w:type="lastCol">
-      <w:rPr>
-        <w:i/>
-        <w:color w:val="404040"/>
-      </w:rPr>
-      <w:pPr>
-        <w:pBdr/>
-        <w:spacing/>
-        <w:ind/>
-      </w:pPr>
-      <w:tblPr>
-        <w:tblBorders/>
-      </w:tblPr>
-      <w:tcPr>
-        <w:shd w:color="ffffff"/>
-        <w:tcBorders>
-          <w:top w:val="none" w:color="000000" w:sz="4" w:space="0"/>
-          <w:left w:val="none" w:color="000000" w:sz="4" w:space="0"/>
-          <w:bottom w:val="none" w:color="000000" w:sz="4" w:space="0"/>
-          <w:right w:val="none" w:color="000000" w:sz="4" w:space="0"/>
-        </w:tcBorders>
-      </w:tcPr>
-    </w:tblStylePr>
-    <w:tblStylePr w:type="lastRow">
+    <w:tblStylePr w:type="firstRow">
       <w:rPr>
         <w:b/>
         <w:color w:val="404040"/>
@@ -7239,6 +9056,52 @@
         </w:tcBorders>
       </w:tcPr>
     </w:tblStylePr>
+    <w:tblStylePr w:type="lastCol">
+      <w:rPr>
+        <w:i/>
+        <w:color w:val="404040"/>
+      </w:rPr>
+      <w:pPr>
+        <w:pBdr/>
+        <w:spacing/>
+        <w:ind/>
+      </w:pPr>
+      <w:tblPr>
+        <w:tblBorders/>
+      </w:tblPr>
+      <w:tcPr>
+        <w:shd w:val="clear" w:color="ffffff"/>
+        <w:tcBorders>
+          <w:top w:val="none" w:color="000000" w:sz="4" w:space="0"/>
+          <w:left w:val="none" w:color="000000" w:sz="4" w:space="0"/>
+          <w:bottom w:val="none" w:color="000000" w:sz="4" w:space="0"/>
+          <w:right w:val="none" w:color="000000" w:sz="4" w:space="0"/>
+        </w:tcBorders>
+      </w:tcPr>
+    </w:tblStylePr>
+    <w:tblStylePr w:type="lastRow">
+      <w:rPr>
+        <w:b/>
+        <w:color w:val="404040"/>
+      </w:rPr>
+      <w:pPr>
+        <w:pBdr/>
+        <w:spacing/>
+        <w:ind/>
+      </w:pPr>
+      <w:tblPr>
+        <w:tblBorders/>
+      </w:tblPr>
+      <w:tcPr>
+        <w:shd w:val="clear" w:color="ffffff"/>
+        <w:tcBorders>
+          <w:top w:val="none" w:color="000000" w:sz="4" w:space="0"/>
+          <w:left w:val="none" w:color="000000" w:sz="4" w:space="0"/>
+          <w:bottom w:val="none" w:color="000000" w:sz="4" w:space="0"/>
+          <w:right w:val="none" w:color="000000" w:sz="4" w:space="0"/>
+        </w:tcBorders>
+      </w:tcPr>
+    </w:tblStylePr>
     <w:tblStylePr w:type="nwCell">
       <w:pPr>
         <w:pBdr/>
@@ -7305,9 +9168,9 @@
       </w:tcPr>
     </w:tblStylePr>
   </w:style>
-  <w:style w:type="table" w:styleId="34">
+  <w:style w:type="table" w:styleId="735">
     <w:name w:val="Grid Table 3 - Accent 1"/>
-    <w:basedOn w:val="665"/>
+    <w:basedOn w:val="899"/>
     <w:uiPriority w:val="99"/>
     <w:pPr>
       <w:pBdr/>
@@ -7406,29 +9269,6 @@
         <w:tblBorders/>
       </w:tblPr>
       <w:tcPr>
-        <w:shd w:color="ffffff"/>
-        <w:tcBorders>
-          <w:top w:val="none" w:color="000000" w:sz="4" w:space="0"/>
-          <w:left w:val="none" w:color="000000" w:sz="4" w:space="0"/>
-          <w:bottom w:val="none" w:color="000000" w:sz="4" w:space="0"/>
-          <w:right w:val="none" w:color="000000" w:sz="4" w:space="0"/>
-        </w:tcBorders>
-      </w:tcPr>
-    </w:tblStylePr>
-    <w:tblStylePr w:type="firstRow">
-      <w:rPr>
-        <w:b/>
-        <w:color w:val="404040"/>
-      </w:rPr>
-      <w:pPr>
-        <w:pBdr/>
-        <w:spacing/>
-        <w:ind/>
-      </w:pPr>
-      <w:tblPr>
-        <w:tblBorders/>
-      </w:tblPr>
-      <w:tcPr>
         <w:shd w:val="clear" w:color="ffffff"/>
         <w:tcBorders>
           <w:top w:val="none" w:color="000000" w:sz="4" w:space="0"/>
@@ -7438,30 +9278,7 @@
         </w:tcBorders>
       </w:tcPr>
     </w:tblStylePr>
-    <w:tblStylePr w:type="lastCol">
-      <w:rPr>
-        <w:i/>
-        <w:color w:val="404040"/>
-      </w:rPr>
-      <w:pPr>
-        <w:pBdr/>
-        <w:spacing/>
-        <w:ind/>
-      </w:pPr>
-      <w:tblPr>
-        <w:tblBorders/>
-      </w:tblPr>
-      <w:tcPr>
-        <w:shd w:color="ffffff"/>
-        <w:tcBorders>
-          <w:top w:val="none" w:color="000000" w:sz="4" w:space="0"/>
-          <w:left w:val="none" w:color="000000" w:sz="4" w:space="0"/>
-          <w:bottom w:val="none" w:color="000000" w:sz="4" w:space="0"/>
-          <w:right w:val="none" w:color="000000" w:sz="4" w:space="0"/>
-        </w:tcBorders>
-      </w:tcPr>
-    </w:tblStylePr>
-    <w:tblStylePr w:type="lastRow">
+    <w:tblStylePr w:type="firstRow">
       <w:rPr>
         <w:b/>
         <w:color w:val="404040"/>
@@ -7484,6 +9301,52 @@
         </w:tcBorders>
       </w:tcPr>
     </w:tblStylePr>
+    <w:tblStylePr w:type="lastCol">
+      <w:rPr>
+        <w:i/>
+        <w:color w:val="404040"/>
+      </w:rPr>
+      <w:pPr>
+        <w:pBdr/>
+        <w:spacing/>
+        <w:ind/>
+      </w:pPr>
+      <w:tblPr>
+        <w:tblBorders/>
+      </w:tblPr>
+      <w:tcPr>
+        <w:shd w:val="clear" w:color="ffffff"/>
+        <w:tcBorders>
+          <w:top w:val="none" w:color="000000" w:sz="4" w:space="0"/>
+          <w:left w:val="none" w:color="000000" w:sz="4" w:space="0"/>
+          <w:bottom w:val="none" w:color="000000" w:sz="4" w:space="0"/>
+          <w:right w:val="none" w:color="000000" w:sz="4" w:space="0"/>
+        </w:tcBorders>
+      </w:tcPr>
+    </w:tblStylePr>
+    <w:tblStylePr w:type="lastRow">
+      <w:rPr>
+        <w:b/>
+        <w:color w:val="404040"/>
+      </w:rPr>
+      <w:pPr>
+        <w:pBdr/>
+        <w:spacing/>
+        <w:ind/>
+      </w:pPr>
+      <w:tblPr>
+        <w:tblBorders/>
+      </w:tblPr>
+      <w:tcPr>
+        <w:shd w:val="clear" w:color="ffffff"/>
+        <w:tcBorders>
+          <w:top w:val="none" w:color="000000" w:sz="4" w:space="0"/>
+          <w:left w:val="none" w:color="000000" w:sz="4" w:space="0"/>
+          <w:bottom w:val="none" w:color="000000" w:sz="4" w:space="0"/>
+          <w:right w:val="none" w:color="000000" w:sz="4" w:space="0"/>
+        </w:tcBorders>
+      </w:tcPr>
+    </w:tblStylePr>
     <w:tblStylePr w:type="nwCell">
       <w:pPr>
         <w:pBdr/>
@@ -7550,9 +9413,9 @@
       </w:tcPr>
     </w:tblStylePr>
   </w:style>
-  <w:style w:type="table" w:styleId="35">
+  <w:style w:type="table" w:styleId="736">
     <w:name w:val="Grid Table 3 - Accent 2"/>
-    <w:basedOn w:val="665"/>
+    <w:basedOn w:val="899"/>
     <w:uiPriority w:val="99"/>
     <w:pPr>
       <w:pBdr/>
@@ -7651,29 +9514,6 @@
         <w:tblBorders/>
       </w:tblPr>
       <w:tcPr>
-        <w:shd w:color="ffffff"/>
-        <w:tcBorders>
-          <w:top w:val="none" w:color="000000" w:sz="4" w:space="0"/>
-          <w:left w:val="none" w:color="000000" w:sz="4" w:space="0"/>
-          <w:bottom w:val="none" w:color="000000" w:sz="4" w:space="0"/>
-          <w:right w:val="none" w:color="000000" w:sz="4" w:space="0"/>
-        </w:tcBorders>
-      </w:tcPr>
-    </w:tblStylePr>
-    <w:tblStylePr w:type="firstRow">
-      <w:rPr>
-        <w:b/>
-        <w:color w:val="404040"/>
-      </w:rPr>
-      <w:pPr>
-        <w:pBdr/>
-        <w:spacing/>
-        <w:ind/>
-      </w:pPr>
-      <w:tblPr>
-        <w:tblBorders/>
-      </w:tblPr>
-      <w:tcPr>
         <w:shd w:val="clear" w:color="ffffff"/>
         <w:tcBorders>
           <w:top w:val="none" w:color="000000" w:sz="4" w:space="0"/>
@@ -7683,30 +9523,7 @@
         </w:tcBorders>
       </w:tcPr>
     </w:tblStylePr>
-    <w:tblStylePr w:type="lastCol">
-      <w:rPr>
-        <w:i/>
-        <w:color w:val="404040"/>
-      </w:rPr>
-      <w:pPr>
-        <w:pBdr/>
-        <w:spacing/>
-        <w:ind/>
-      </w:pPr>
-      <w:tblPr>
-        <w:tblBorders/>
-      </w:tblPr>
-      <w:tcPr>
-        <w:shd w:color="ffffff"/>
-        <w:tcBorders>
-          <w:top w:val="none" w:color="000000" w:sz="4" w:space="0"/>
-          <w:left w:val="none" w:color="000000" w:sz="4" w:space="0"/>
-          <w:bottom w:val="none" w:color="000000" w:sz="4" w:space="0"/>
-          <w:right w:val="none" w:color="000000" w:sz="4" w:space="0"/>
-        </w:tcBorders>
-      </w:tcPr>
-    </w:tblStylePr>
-    <w:tblStylePr w:type="lastRow">
+    <w:tblStylePr w:type="firstRow">
       <w:rPr>
         <w:b/>
         <w:color w:val="404040"/>
@@ -7729,6 +9546,52 @@
         </w:tcBorders>
       </w:tcPr>
     </w:tblStylePr>
+    <w:tblStylePr w:type="lastCol">
+      <w:rPr>
+        <w:i/>
+        <w:color w:val="404040"/>
+      </w:rPr>
+      <w:pPr>
+        <w:pBdr/>
+        <w:spacing/>
+        <w:ind/>
+      </w:pPr>
+      <w:tblPr>
+        <w:tblBorders/>
+      </w:tblPr>
+      <w:tcPr>
+        <w:shd w:val="clear" w:color="ffffff"/>
+        <w:tcBorders>
+          <w:top w:val="none" w:color="000000" w:sz="4" w:space="0"/>
+          <w:left w:val="none" w:color="000000" w:sz="4" w:space="0"/>
+          <w:bottom w:val="none" w:color="000000" w:sz="4" w:space="0"/>
+          <w:right w:val="none" w:color="000000" w:sz="4" w:space="0"/>
+        </w:tcBorders>
+      </w:tcPr>
+    </w:tblStylePr>
+    <w:tblStylePr w:type="lastRow">
+      <w:rPr>
+        <w:b/>
+        <w:color w:val="404040"/>
+      </w:rPr>
+      <w:pPr>
+        <w:pBdr/>
+        <w:spacing/>
+        <w:ind/>
+      </w:pPr>
+      <w:tblPr>
+        <w:tblBorders/>
+      </w:tblPr>
+      <w:tcPr>
+        <w:shd w:val="clear" w:color="ffffff"/>
+        <w:tcBorders>
+          <w:top w:val="none" w:color="000000" w:sz="4" w:space="0"/>
+          <w:left w:val="none" w:color="000000" w:sz="4" w:space="0"/>
+          <w:bottom w:val="none" w:color="000000" w:sz="4" w:space="0"/>
+          <w:right w:val="none" w:color="000000" w:sz="4" w:space="0"/>
+        </w:tcBorders>
+      </w:tcPr>
+    </w:tblStylePr>
     <w:tblStylePr w:type="nwCell">
       <w:pPr>
         <w:pBdr/>
@@ -7795,9 +9658,9 @@
       </w:tcPr>
     </w:tblStylePr>
   </w:style>
-  <w:style w:type="table" w:styleId="36">
+  <w:style w:type="table" w:styleId="737">
     <w:name w:val="Grid Table 3 - Accent 3"/>
-    <w:basedOn w:val="665"/>
+    <w:basedOn w:val="899"/>
     <w:uiPriority w:val="99"/>
     <w:pPr>
       <w:pBdr/>
@@ -7896,29 +9759,6 @@
         <w:tblBorders/>
       </w:tblPr>
       <w:tcPr>
-        <w:shd w:color="ffffff"/>
-        <w:tcBorders>
-          <w:top w:val="none" w:color="000000" w:sz="4" w:space="0"/>
-          <w:left w:val="none" w:color="000000" w:sz="4" w:space="0"/>
-          <w:bottom w:val="none" w:color="000000" w:sz="4" w:space="0"/>
-          <w:right w:val="none" w:color="000000" w:sz="4" w:space="0"/>
-        </w:tcBorders>
-      </w:tcPr>
-    </w:tblStylePr>
-    <w:tblStylePr w:type="firstRow">
-      <w:rPr>
-        <w:b/>
-        <w:color w:val="404040"/>
-      </w:rPr>
-      <w:pPr>
-        <w:pBdr/>
-        <w:spacing/>
-        <w:ind/>
-      </w:pPr>
-      <w:tblPr>
-        <w:tblBorders/>
-      </w:tblPr>
-      <w:tcPr>
         <w:shd w:val="clear" w:color="ffffff"/>
         <w:tcBorders>
           <w:top w:val="none" w:color="000000" w:sz="4" w:space="0"/>
@@ -7928,30 +9768,7 @@
         </w:tcBorders>
       </w:tcPr>
     </w:tblStylePr>
-    <w:tblStylePr w:type="lastCol">
-      <w:rPr>
-        <w:i/>
-        <w:color w:val="404040"/>
-      </w:rPr>
-      <w:pPr>
-        <w:pBdr/>
-        <w:spacing/>
-        <w:ind/>
-      </w:pPr>
-      <w:tblPr>
-        <w:tblBorders/>
-      </w:tblPr>
-      <w:tcPr>
-        <w:shd w:color="ffffff"/>
-        <w:tcBorders>
-          <w:top w:val="none" w:color="000000" w:sz="4" w:space="0"/>
-          <w:left w:val="none" w:color="000000" w:sz="4" w:space="0"/>
-          <w:bottom w:val="none" w:color="000000" w:sz="4" w:space="0"/>
-          <w:right w:val="none" w:color="000000" w:sz="4" w:space="0"/>
-        </w:tcBorders>
-      </w:tcPr>
-    </w:tblStylePr>
-    <w:tblStylePr w:type="lastRow">
+    <w:tblStylePr w:type="firstRow">
       <w:rPr>
         <w:b/>
         <w:color w:val="404040"/>
@@ -7974,6 +9791,52 @@
         </w:tcBorders>
       </w:tcPr>
     </w:tblStylePr>
+    <w:tblStylePr w:type="lastCol">
+      <w:rPr>
+        <w:i/>
+        <w:color w:val="404040"/>
+      </w:rPr>
+      <w:pPr>
+        <w:pBdr/>
+        <w:spacing/>
+        <w:ind/>
+      </w:pPr>
+      <w:tblPr>
+        <w:tblBorders/>
+      </w:tblPr>
+      <w:tcPr>
+        <w:shd w:val="clear" w:color="ffffff"/>
+        <w:tcBorders>
+          <w:top w:val="none" w:color="000000" w:sz="4" w:space="0"/>
+          <w:left w:val="none" w:color="000000" w:sz="4" w:space="0"/>
+          <w:bottom w:val="none" w:color="000000" w:sz="4" w:space="0"/>
+          <w:right w:val="none" w:color="000000" w:sz="4" w:space="0"/>
+        </w:tcBorders>
+      </w:tcPr>
+    </w:tblStylePr>
+    <w:tblStylePr w:type="lastRow">
+      <w:rPr>
+        <w:b/>
+        <w:color w:val="404040"/>
+      </w:rPr>
+      <w:pPr>
+        <w:pBdr/>
+        <w:spacing/>
+        <w:ind/>
+      </w:pPr>
+      <w:tblPr>
+        <w:tblBorders/>
+      </w:tblPr>
+      <w:tcPr>
+        <w:shd w:val="clear" w:color="ffffff"/>
+        <w:tcBorders>
+          <w:top w:val="none" w:color="000000" w:sz="4" w:space="0"/>
+          <w:left w:val="none" w:color="000000" w:sz="4" w:space="0"/>
+          <w:bottom w:val="none" w:color="000000" w:sz="4" w:space="0"/>
+          <w:right w:val="none" w:color="000000" w:sz="4" w:space="0"/>
+        </w:tcBorders>
+      </w:tcPr>
+    </w:tblStylePr>
     <w:tblStylePr w:type="nwCell">
       <w:pPr>
         <w:pBdr/>
@@ -8040,9 +9903,9 @@
       </w:tcPr>
     </w:tblStylePr>
   </w:style>
-  <w:style w:type="table" w:styleId="37">
+  <w:style w:type="table" w:styleId="738">
     <w:name w:val="Grid Table 3 - Accent 4"/>
-    <w:basedOn w:val="665"/>
+    <w:basedOn w:val="899"/>
     <w:uiPriority w:val="99"/>
     <w:pPr>
       <w:pBdr/>
@@ -8141,29 +10004,6 @@
         <w:tblBorders/>
       </w:tblPr>
       <w:tcPr>
-        <w:shd w:color="ffffff"/>
-        <w:tcBorders>
-          <w:top w:val="none" w:color="000000" w:sz="4" w:space="0"/>
-          <w:left w:val="none" w:color="000000" w:sz="4" w:space="0"/>
-          <w:bottom w:val="none" w:color="000000" w:sz="4" w:space="0"/>
-          <w:right w:val="none" w:color="000000" w:sz="4" w:space="0"/>
-        </w:tcBorders>
-      </w:tcPr>
-    </w:tblStylePr>
-    <w:tblStylePr w:type="firstRow">
-      <w:rPr>
-        <w:b/>
-        <w:color w:val="404040"/>
-      </w:rPr>
-      <w:pPr>
-        <w:pBdr/>
-        <w:spacing/>
-        <w:ind/>
-      </w:pPr>
-      <w:tblPr>
-        <w:tblBorders/>
-      </w:tblPr>
-      <w:tcPr>
         <w:shd w:val="clear" w:color="ffffff"/>
         <w:tcBorders>
           <w:top w:val="none" w:color="000000" w:sz="4" w:space="0"/>
@@ -8173,30 +10013,7 @@
         </w:tcBorders>
       </w:tcPr>
     </w:tblStylePr>
-    <w:tblStylePr w:type="lastCol">
-      <w:rPr>
-        <w:i/>
-        <w:color w:val="404040"/>
-      </w:rPr>
-      <w:pPr>
-        <w:pBdr/>
-        <w:spacing/>
-        <w:ind/>
-      </w:pPr>
-      <w:tblPr>
-        <w:tblBorders/>
-      </w:tblPr>
-      <w:tcPr>
-        <w:shd w:color="ffffff"/>
-        <w:tcBorders>
-          <w:top w:val="none" w:color="000000" w:sz="4" w:space="0"/>
-          <w:left w:val="none" w:color="000000" w:sz="4" w:space="0"/>
-          <w:bottom w:val="none" w:color="000000" w:sz="4" w:space="0"/>
-          <w:right w:val="none" w:color="000000" w:sz="4" w:space="0"/>
-        </w:tcBorders>
-      </w:tcPr>
-    </w:tblStylePr>
-    <w:tblStylePr w:type="lastRow">
+    <w:tblStylePr w:type="firstRow">
       <w:rPr>
         <w:b/>
         <w:color w:val="404040"/>
@@ -8219,6 +10036,52 @@
         </w:tcBorders>
       </w:tcPr>
     </w:tblStylePr>
+    <w:tblStylePr w:type="lastCol">
+      <w:rPr>
+        <w:i/>
+        <w:color w:val="404040"/>
+      </w:rPr>
+      <w:pPr>
+        <w:pBdr/>
+        <w:spacing/>
+        <w:ind/>
+      </w:pPr>
+      <w:tblPr>
+        <w:tblBorders/>
+      </w:tblPr>
+      <w:tcPr>
+        <w:shd w:val="clear" w:color="ffffff"/>
+        <w:tcBorders>
+          <w:top w:val="none" w:color="000000" w:sz="4" w:space="0"/>
+          <w:left w:val="none" w:color="000000" w:sz="4" w:space="0"/>
+          <w:bottom w:val="none" w:color="000000" w:sz="4" w:space="0"/>
+          <w:right w:val="none" w:color="000000" w:sz="4" w:space="0"/>
+        </w:tcBorders>
+      </w:tcPr>
+    </w:tblStylePr>
+    <w:tblStylePr w:type="lastRow">
+      <w:rPr>
+        <w:b/>
+        <w:color w:val="404040"/>
+      </w:rPr>
+      <w:pPr>
+        <w:pBdr/>
+        <w:spacing/>
+        <w:ind/>
+      </w:pPr>
+      <w:tblPr>
+        <w:tblBorders/>
+      </w:tblPr>
+      <w:tcPr>
+        <w:shd w:val="clear" w:color="ffffff"/>
+        <w:tcBorders>
+          <w:top w:val="none" w:color="000000" w:sz="4" w:space="0"/>
+          <w:left w:val="none" w:color="000000" w:sz="4" w:space="0"/>
+          <w:bottom w:val="none" w:color="000000" w:sz="4" w:space="0"/>
+          <w:right w:val="none" w:color="000000" w:sz="4" w:space="0"/>
+        </w:tcBorders>
+      </w:tcPr>
+    </w:tblStylePr>
     <w:tblStylePr w:type="nwCell">
       <w:pPr>
         <w:pBdr/>
@@ -8285,9 +10148,9 @@
       </w:tcPr>
     </w:tblStylePr>
   </w:style>
-  <w:style w:type="table" w:styleId="38">
+  <w:style w:type="table" w:styleId="739">
     <w:name w:val="Grid Table 3 - Accent 5"/>
-    <w:basedOn w:val="665"/>
+    <w:basedOn w:val="899"/>
     <w:uiPriority w:val="99"/>
     <w:pPr>
       <w:pBdr/>
@@ -8386,29 +10249,6 @@
         <w:tblBorders/>
       </w:tblPr>
       <w:tcPr>
-        <w:shd w:color="ffffff"/>
-        <w:tcBorders>
-          <w:top w:val="none" w:color="000000" w:sz="4" w:space="0"/>
-          <w:left w:val="none" w:color="000000" w:sz="4" w:space="0"/>
-          <w:bottom w:val="none" w:color="000000" w:sz="4" w:space="0"/>
-          <w:right w:val="none" w:color="000000" w:sz="4" w:space="0"/>
-        </w:tcBorders>
-      </w:tcPr>
-    </w:tblStylePr>
-    <w:tblStylePr w:type="firstRow">
-      <w:rPr>
-        <w:b/>
-        <w:color w:val="404040"/>
-      </w:rPr>
-      <w:pPr>
-        <w:pBdr/>
-        <w:spacing/>
-        <w:ind/>
-      </w:pPr>
-      <w:tblPr>
-        <w:tblBorders/>
-      </w:tblPr>
-      <w:tcPr>
         <w:shd w:val="clear" w:color="ffffff"/>
         <w:tcBorders>
           <w:top w:val="none" w:color="000000" w:sz="4" w:space="0"/>
@@ -8418,30 +10258,7 @@
         </w:tcBorders>
       </w:tcPr>
     </w:tblStylePr>
-    <w:tblStylePr w:type="lastCol">
-      <w:rPr>
-        <w:i/>
-        <w:color w:val="404040"/>
-      </w:rPr>
-      <w:pPr>
-        <w:pBdr/>
-        <w:spacing/>
-        <w:ind/>
-      </w:pPr>
-      <w:tblPr>
-        <w:tblBorders/>
-      </w:tblPr>
-      <w:tcPr>
-        <w:shd w:color="ffffff"/>
-        <w:tcBorders>
-          <w:top w:val="none" w:color="000000" w:sz="4" w:space="0"/>
-          <w:left w:val="none" w:color="000000" w:sz="4" w:space="0"/>
-          <w:bottom w:val="none" w:color="000000" w:sz="4" w:space="0"/>
-          <w:right w:val="none" w:color="000000" w:sz="4" w:space="0"/>
-        </w:tcBorders>
-      </w:tcPr>
-    </w:tblStylePr>
-    <w:tblStylePr w:type="lastRow">
+    <w:tblStylePr w:type="firstRow">
       <w:rPr>
         <w:b/>
         <w:color w:val="404040"/>
@@ -8464,6 +10281,52 @@
         </w:tcBorders>
       </w:tcPr>
     </w:tblStylePr>
+    <w:tblStylePr w:type="lastCol">
+      <w:rPr>
+        <w:i/>
+        <w:color w:val="404040"/>
+      </w:rPr>
+      <w:pPr>
+        <w:pBdr/>
+        <w:spacing/>
+        <w:ind/>
+      </w:pPr>
+      <w:tblPr>
+        <w:tblBorders/>
+      </w:tblPr>
+      <w:tcPr>
+        <w:shd w:val="clear" w:color="ffffff"/>
+        <w:tcBorders>
+          <w:top w:val="none" w:color="000000" w:sz="4" w:space="0"/>
+          <w:left w:val="none" w:color="000000" w:sz="4" w:space="0"/>
+          <w:bottom w:val="none" w:color="000000" w:sz="4" w:space="0"/>
+          <w:right w:val="none" w:color="000000" w:sz="4" w:space="0"/>
+        </w:tcBorders>
+      </w:tcPr>
+    </w:tblStylePr>
+    <w:tblStylePr w:type="lastRow">
+      <w:rPr>
+        <w:b/>
+        <w:color w:val="404040"/>
+      </w:rPr>
+      <w:pPr>
+        <w:pBdr/>
+        <w:spacing/>
+        <w:ind/>
+      </w:pPr>
+      <w:tblPr>
+        <w:tblBorders/>
+      </w:tblPr>
+      <w:tcPr>
+        <w:shd w:val="clear" w:color="ffffff"/>
+        <w:tcBorders>
+          <w:top w:val="none" w:color="000000" w:sz="4" w:space="0"/>
+          <w:left w:val="none" w:color="000000" w:sz="4" w:space="0"/>
+          <w:bottom w:val="none" w:color="000000" w:sz="4" w:space="0"/>
+          <w:right w:val="none" w:color="000000" w:sz="4" w:space="0"/>
+        </w:tcBorders>
+      </w:tcPr>
+    </w:tblStylePr>
     <w:tblStylePr w:type="nwCell">
       <w:pPr>
         <w:pBdr/>
@@ -8530,9 +10393,9 @@
       </w:tcPr>
     </w:tblStylePr>
   </w:style>
-  <w:style w:type="table" w:styleId="39">
+  <w:style w:type="table" w:styleId="740">
     <w:name w:val="Grid Table 3 - Accent 6"/>
-    <w:basedOn w:val="665"/>
+    <w:basedOn w:val="899"/>
     <w:uiPriority w:val="99"/>
     <w:pPr>
       <w:pBdr/>
@@ -8631,29 +10494,6 @@
         <w:tblBorders/>
       </w:tblPr>
       <w:tcPr>
-        <w:shd w:color="ffffff"/>
-        <w:tcBorders>
-          <w:top w:val="none" w:color="000000" w:sz="4" w:space="0"/>
-          <w:left w:val="none" w:color="000000" w:sz="4" w:space="0"/>
-          <w:bottom w:val="none" w:color="000000" w:sz="4" w:space="0"/>
-          <w:right w:val="none" w:color="000000" w:sz="4" w:space="0"/>
-        </w:tcBorders>
-      </w:tcPr>
-    </w:tblStylePr>
-    <w:tblStylePr w:type="firstRow">
-      <w:rPr>
-        <w:b/>
-        <w:color w:val="404040"/>
-      </w:rPr>
-      <w:pPr>
-        <w:pBdr/>
-        <w:spacing/>
-        <w:ind/>
-      </w:pPr>
-      <w:tblPr>
-        <w:tblBorders/>
-      </w:tblPr>
-      <w:tcPr>
         <w:shd w:val="clear" w:color="ffffff"/>
         <w:tcBorders>
           <w:top w:val="none" w:color="000000" w:sz="4" w:space="0"/>
@@ -8663,30 +10503,7 @@
         </w:tcBorders>
       </w:tcPr>
     </w:tblStylePr>
-    <w:tblStylePr w:type="lastCol">
-      <w:rPr>
-        <w:i/>
-        <w:color w:val="404040"/>
-      </w:rPr>
-      <w:pPr>
-        <w:pBdr/>
-        <w:spacing/>
-        <w:ind/>
-      </w:pPr>
-      <w:tblPr>
-        <w:tblBorders/>
-      </w:tblPr>
-      <w:tcPr>
-        <w:shd w:color="ffffff"/>
-        <w:tcBorders>
-          <w:top w:val="none" w:color="000000" w:sz="4" w:space="0"/>
-          <w:left w:val="none" w:color="000000" w:sz="4" w:space="0"/>
-          <w:bottom w:val="none" w:color="000000" w:sz="4" w:space="0"/>
-          <w:right w:val="none" w:color="000000" w:sz="4" w:space="0"/>
-        </w:tcBorders>
-      </w:tcPr>
-    </w:tblStylePr>
-    <w:tblStylePr w:type="lastRow">
+    <w:tblStylePr w:type="firstRow">
       <w:rPr>
         <w:b/>
         <w:color w:val="404040"/>
@@ -8709,6 +10526,52 @@
         </w:tcBorders>
       </w:tcPr>
     </w:tblStylePr>
+    <w:tblStylePr w:type="lastCol">
+      <w:rPr>
+        <w:i/>
+        <w:color w:val="404040"/>
+      </w:rPr>
+      <w:pPr>
+        <w:pBdr/>
+        <w:spacing/>
+        <w:ind/>
+      </w:pPr>
+      <w:tblPr>
+        <w:tblBorders/>
+      </w:tblPr>
+      <w:tcPr>
+        <w:shd w:val="clear" w:color="ffffff"/>
+        <w:tcBorders>
+          <w:top w:val="none" w:color="000000" w:sz="4" w:space="0"/>
+          <w:left w:val="none" w:color="000000" w:sz="4" w:space="0"/>
+          <w:bottom w:val="none" w:color="000000" w:sz="4" w:space="0"/>
+          <w:right w:val="none" w:color="000000" w:sz="4" w:space="0"/>
+        </w:tcBorders>
+      </w:tcPr>
+    </w:tblStylePr>
+    <w:tblStylePr w:type="lastRow">
+      <w:rPr>
+        <w:b/>
+        <w:color w:val="404040"/>
+      </w:rPr>
+      <w:pPr>
+        <w:pBdr/>
+        <w:spacing/>
+        <w:ind/>
+      </w:pPr>
+      <w:tblPr>
+        <w:tblBorders/>
+      </w:tblPr>
+      <w:tcPr>
+        <w:shd w:val="clear" w:color="ffffff"/>
+        <w:tcBorders>
+          <w:top w:val="none" w:color="000000" w:sz="4" w:space="0"/>
+          <w:left w:val="none" w:color="000000" w:sz="4" w:space="0"/>
+          <w:bottom w:val="none" w:color="000000" w:sz="4" w:space="0"/>
+          <w:right w:val="none" w:color="000000" w:sz="4" w:space="0"/>
+        </w:tcBorders>
+      </w:tcPr>
+    </w:tblStylePr>
     <w:tblStylePr w:type="nwCell">
       <w:pPr>
         <w:pBdr/>
@@ -8775,9 +10638,9 @@
       </w:tcPr>
     </w:tblStylePr>
   </w:style>
-  <w:style w:type="table" w:styleId="40">
+  <w:style w:type="table" w:styleId="741">
     <w:name w:val="Grid Table 4"/>
-    <w:basedOn w:val="665"/>
+    <w:basedOn w:val="899"/>
     <w:uiPriority w:val="59"/>
     <w:pPr>
       <w:pBdr/>
@@ -9008,9 +10871,9 @@
       </w:tcPr>
     </w:tblStylePr>
   </w:style>
-  <w:style w:type="table" w:styleId="41">
+  <w:style w:type="table" w:styleId="742">
     <w:name w:val="Grid Table 4 - Accent 1"/>
-    <w:basedOn w:val="665"/>
+    <w:basedOn w:val="899"/>
     <w:uiPriority w:val="59"/>
     <w:pPr>
       <w:pBdr/>
@@ -9241,9 +11104,9 @@
       </w:tcPr>
     </w:tblStylePr>
   </w:style>
-  <w:style w:type="table" w:styleId="42">
+  <w:style w:type="table" w:styleId="743">
     <w:name w:val="Grid Table 4 - Accent 2"/>
-    <w:basedOn w:val="665"/>
+    <w:basedOn w:val="899"/>
     <w:uiPriority w:val="59"/>
     <w:pPr>
       <w:pBdr/>
@@ -9474,9 +11337,9 @@
       </w:tcPr>
     </w:tblStylePr>
   </w:style>
-  <w:style w:type="table" w:styleId="43">
+  <w:style w:type="table" w:styleId="744">
     <w:name w:val="Grid Table 4 - Accent 3"/>
-    <w:basedOn w:val="665"/>
+    <w:basedOn w:val="899"/>
     <w:uiPriority w:val="59"/>
     <w:pPr>
       <w:pBdr/>
@@ -9707,9 +11570,9 @@
       </w:tcPr>
     </w:tblStylePr>
   </w:style>
-  <w:style w:type="table" w:styleId="44">
+  <w:style w:type="table" w:styleId="745">
     <w:name w:val="Grid Table 4 - Accent 4"/>
-    <w:basedOn w:val="665"/>
+    <w:basedOn w:val="899"/>
     <w:uiPriority w:val="59"/>
     <w:pPr>
       <w:pBdr/>
@@ -9940,9 +11803,9 @@
       </w:tcPr>
     </w:tblStylePr>
   </w:style>
-  <w:style w:type="table" w:styleId="45">
+  <w:style w:type="table" w:styleId="746">
     <w:name w:val="Grid Table 4 - Accent 5"/>
-    <w:basedOn w:val="665"/>
+    <w:basedOn w:val="899"/>
     <w:uiPriority w:val="59"/>
     <w:pPr>
       <w:pBdr/>
@@ -10173,9 +12036,9 @@
       </w:tcPr>
     </w:tblStylePr>
   </w:style>
-  <w:style w:type="table" w:styleId="46">
+  <w:style w:type="table" w:styleId="747">
     <w:name w:val="Grid Table 4 - Accent 6"/>
-    <w:basedOn w:val="665"/>
+    <w:basedOn w:val="899"/>
     <w:uiPriority w:val="59"/>
     <w:pPr>
       <w:pBdr/>
@@ -10406,9 +12269,9 @@
       </w:tcPr>
     </w:tblStylePr>
   </w:style>
-  <w:style w:type="table" w:styleId="47">
+  <w:style w:type="table" w:styleId="748">
     <w:name w:val="Grid Table 5 Dark"/>
-    <w:basedOn w:val="665"/>
+    <w:basedOn w:val="899"/>
     <w:uiPriority w:val="99"/>
     <w:pPr>
       <w:pBdr/>
@@ -10634,9 +12497,9 @@
       </w:tcPr>
     </w:tblStylePr>
   </w:style>
-  <w:style w:type="table" w:styleId="48">
+  <w:style w:type="table" w:styleId="749">
     <w:name w:val="Grid Table 5 Dark- Accent 1"/>
-    <w:basedOn w:val="665"/>
+    <w:basedOn w:val="899"/>
     <w:uiPriority w:val="99"/>
     <w:pPr>
       <w:pBdr/>
@@ -10862,9 +12725,9 @@
       </w:tcPr>
     </w:tblStylePr>
   </w:style>
-  <w:style w:type="table" w:styleId="49">
+  <w:style w:type="table" w:styleId="750">
     <w:name w:val="Grid Table 5 Dark - Accent 2"/>
-    <w:basedOn w:val="665"/>
+    <w:basedOn w:val="899"/>
     <w:uiPriority w:val="99"/>
     <w:pPr>
       <w:pBdr/>
@@ -11090,9 +12953,9 @@
       </w:tcPr>
     </w:tblStylePr>
   </w:style>
-  <w:style w:type="table" w:styleId="50">
+  <w:style w:type="table" w:styleId="751">
     <w:name w:val="Grid Table 5 Dark - Accent 3"/>
-    <w:basedOn w:val="665"/>
+    <w:basedOn w:val="899"/>
     <w:uiPriority w:val="99"/>
     <w:pPr>
       <w:pBdr/>
@@ -11318,9 +13181,9 @@
       </w:tcPr>
     </w:tblStylePr>
   </w:style>
-  <w:style w:type="table" w:styleId="51">
+  <w:style w:type="table" w:styleId="752">
     <w:name w:val="Grid Table 5 Dark- Accent 4"/>
-    <w:basedOn w:val="665"/>
+    <w:basedOn w:val="899"/>
     <w:uiPriority w:val="99"/>
     <w:pPr>
       <w:pBdr/>
@@ -11546,9 +13409,9 @@
       </w:tcPr>
     </w:tblStylePr>
   </w:style>
-  <w:style w:type="table" w:styleId="52">
+  <w:style w:type="table" w:styleId="753">
     <w:name w:val="Grid Table 5 Dark - Accent 5"/>
-    <w:basedOn w:val="665"/>
+    <w:basedOn w:val="899"/>
     <w:uiPriority w:val="99"/>
     <w:pPr>
       <w:pBdr/>
@@ -11774,9 +13637,9 @@
       </w:tcPr>
     </w:tblStylePr>
   </w:style>
-  <w:style w:type="table" w:styleId="53">
+  <w:style w:type="table" w:styleId="754">
     <w:name w:val="Grid Table 5 Dark - Accent 6"/>
-    <w:basedOn w:val="665"/>
+    <w:basedOn w:val="899"/>
     <w:uiPriority w:val="99"/>
     <w:pPr>
       <w:pBdr/>
@@ -12002,9 +13865,9 @@
       </w:tcPr>
     </w:tblStylePr>
   </w:style>
-  <w:style w:type="table" w:styleId="54">
+  <w:style w:type="table" w:styleId="755">
     <w:name w:val="Grid Table 6 Colorful"/>
-    <w:basedOn w:val="665"/>
+    <w:basedOn w:val="899"/>
     <w:uiPriority w:val="99"/>
     <w:pPr>
       <w:pBdr/>
@@ -12232,9 +14095,9 @@
       </w:tcPr>
     </w:tblStylePr>
   </w:style>
-  <w:style w:type="table" w:styleId="55">
+  <w:style w:type="table" w:styleId="756">
     <w:name w:val="Grid Table 6 Colorful - Accent 1"/>
-    <w:basedOn w:val="665"/>
+    <w:basedOn w:val="899"/>
     <w:uiPriority w:val="99"/>
     <w:pPr>
       <w:pBdr/>
@@ -12462,9 +14325,9 @@
       </w:tcPr>
     </w:tblStylePr>
   </w:style>
-  <w:style w:type="table" w:styleId="56">
+  <w:style w:type="table" w:styleId="757">
     <w:name w:val="Grid Table 6 Colorful - Accent 2"/>
-    <w:basedOn w:val="665"/>
+    <w:basedOn w:val="899"/>
     <w:uiPriority w:val="99"/>
     <w:pPr>
       <w:pBdr/>
@@ -12692,9 +14555,9 @@
       </w:tcPr>
     </w:tblStylePr>
   </w:style>
-  <w:style w:type="table" w:styleId="57">
+  <w:style w:type="table" w:styleId="758">
     <w:name w:val="Grid Table 6 Colorful - Accent 3"/>
-    <w:basedOn w:val="665"/>
+    <w:basedOn w:val="899"/>
     <w:uiPriority w:val="99"/>
     <w:pPr>
       <w:pBdr/>
@@ -12922,9 +14785,9 @@
       </w:tcPr>
     </w:tblStylePr>
   </w:style>
-  <w:style w:type="table" w:styleId="58">
+  <w:style w:type="table" w:styleId="759">
     <w:name w:val="Grid Table 6 Colorful - Accent 4"/>
-    <w:basedOn w:val="665"/>
+    <w:basedOn w:val="899"/>
     <w:uiPriority w:val="99"/>
     <w:pPr>
       <w:pBdr/>
@@ -13152,9 +15015,9 @@
       </w:tcPr>
     </w:tblStylePr>
   </w:style>
-  <w:style w:type="table" w:styleId="59">
+  <w:style w:type="table" w:styleId="760">
     <w:name w:val="Grid Table 6 Colorful - Accent 5"/>
-    <w:basedOn w:val="665"/>
+    <w:basedOn w:val="899"/>
     <w:uiPriority w:val="99"/>
     <w:pPr>
       <w:pBdr/>
@@ -13382,9 +15245,9 @@
       </w:tcPr>
     </w:tblStylePr>
   </w:style>
-  <w:style w:type="table" w:styleId="60">
+  <w:style w:type="table" w:styleId="761">
     <w:name w:val="Grid Table 6 Colorful - Accent 6"/>
-    <w:basedOn w:val="665"/>
+    <w:basedOn w:val="899"/>
     <w:uiPriority w:val="99"/>
     <w:pPr>
       <w:pBdr/>
@@ -13612,9 +15475,9 @@
       </w:tcPr>
     </w:tblStylePr>
   </w:style>
-  <w:style w:type="table" w:styleId="61">
+  <w:style w:type="table" w:styleId="762">
     <w:name w:val="Grid Table 7 Colorful"/>
-    <w:basedOn w:val="665"/>
+    <w:basedOn w:val="899"/>
     <w:uiPriority w:val="99"/>
     <w:pPr>
       <w:pBdr/>
@@ -13716,11 +15579,11 @@
         <w:tblBorders/>
       </w:tblPr>
       <w:tcPr>
-        <w:shd w:color="ffffff"/>
+        <w:shd w:val="clear" w:color="ffffff"/>
         <w:tcBorders>
-          <w:top w:val="none"/>
-          <w:left w:val="none"/>
-          <w:bottom w:val="none"/>
+          <w:top w:val="none" w:color="000000" w:sz="4" w:space="0"/>
+          <w:left w:val="none" w:color="000000" w:sz="4" w:space="0"/>
+          <w:bottom w:val="none" w:color="000000" w:sz="4" w:space="0"/>
           <w:right w:val="single" w:color="000000" w:themeColor="text1" w:themeTint="80" w:sz="4" w:space="0"/>
         </w:tcBorders>
       </w:tcPr>
@@ -13743,10 +15606,10 @@
       <w:tcPr>
         <w:shd w:val="clear" w:color="ffffff" w:themeColor="light1" w:fill="ffffff" w:themeFill="light1"/>
         <w:tcBorders>
-          <w:top w:val="none"/>
-          <w:left w:val="none"/>
+          <w:top w:val="none" w:color="000000" w:sz="4" w:space="0"/>
+          <w:left w:val="none" w:color="000000" w:sz="4" w:space="0"/>
           <w:bottom w:val="single" w:color="000000" w:themeColor="text1" w:themeTint="80" w:sz="4" w:space="0"/>
-          <w:right w:val="none"/>
+          <w:right w:val="none" w:color="000000" w:sz="4" w:space="0"/>
         </w:tcBorders>
       </w:tcPr>
     </w:tblStylePr>
@@ -13766,12 +15629,12 @@
         <w:tblBorders/>
       </w:tblPr>
       <w:tcPr>
-        <w:shd w:color="ffffff"/>
+        <w:shd w:val="clear" w:color="ffffff"/>
         <w:tcBorders>
-          <w:top w:val="none"/>
+          <w:top w:val="none" w:color="000000" w:sz="4" w:space="0"/>
           <w:left w:val="single" w:color="000000" w:themeColor="text1" w:themeTint="80" w:sz="4" w:space="0"/>
-          <w:bottom w:val="none"/>
-          <w:right w:val="none"/>
+          <w:bottom w:val="none" w:color="000000" w:sz="4" w:space="0"/>
+          <w:right w:val="none" w:color="000000" w:sz="4" w:space="0"/>
         </w:tcBorders>
       </w:tcPr>
     </w:tblStylePr>
@@ -13794,9 +15657,9 @@
         <w:shd w:val="clear" w:color="ffffff" w:themeColor="light1" w:fill="ffffff" w:themeFill="light1"/>
         <w:tcBorders>
           <w:top w:val="single" w:color="000000" w:themeColor="text1" w:themeTint="80" w:sz="4" w:space="0"/>
-          <w:left w:val="none"/>
-          <w:bottom w:val="none"/>
-          <w:right w:val="none"/>
+          <w:left w:val="none" w:color="000000" w:sz="4" w:space="0"/>
+          <w:bottom w:val="none" w:color="000000" w:sz="4" w:space="0"/>
+          <w:right w:val="none" w:color="000000" w:sz="4" w:space="0"/>
         </w:tcBorders>
       </w:tcPr>
     </w:tblStylePr>
@@ -13866,9 +15729,9 @@
       </w:tcPr>
     </w:tblStylePr>
   </w:style>
-  <w:style w:type="table" w:styleId="62">
+  <w:style w:type="table" w:styleId="763">
     <w:name w:val="Grid Table 7 Colorful - Accent 1"/>
-    <w:basedOn w:val="665"/>
+    <w:basedOn w:val="899"/>
     <w:uiPriority w:val="99"/>
     <w:pPr>
       <w:pBdr/>
@@ -13970,11 +15833,11 @@
         <w:tblBorders/>
       </w:tblPr>
       <w:tcPr>
-        <w:shd w:color="ffffff"/>
+        <w:shd w:val="clear" w:color="ffffff"/>
         <w:tcBorders>
-          <w:top w:val="none"/>
-          <w:left w:val="none"/>
-          <w:bottom w:val="none"/>
+          <w:top w:val="none" w:color="000000" w:sz="4" w:space="0"/>
+          <w:left w:val="none" w:color="000000" w:sz="4" w:space="0"/>
+          <w:bottom w:val="none" w:color="000000" w:sz="4" w:space="0"/>
           <w:right w:val="single" w:color="000000" w:themeColor="accent1" w:themeTint="80" w:sz="4" w:space="0"/>
         </w:tcBorders>
       </w:tcPr>
@@ -13997,10 +15860,10 @@
       <w:tcPr>
         <w:shd w:val="clear" w:color="ffffff" w:themeColor="light1" w:fill="ffffff" w:themeFill="light1"/>
         <w:tcBorders>
-          <w:top w:val="none"/>
-          <w:left w:val="none"/>
+          <w:top w:val="none" w:color="000000" w:sz="4" w:space="0"/>
+          <w:left w:val="none" w:color="000000" w:sz="4" w:space="0"/>
           <w:bottom w:val="single" w:color="000000" w:themeColor="accent1" w:themeTint="80" w:sz="4" w:space="0"/>
-          <w:right w:val="none"/>
+          <w:right w:val="none" w:color="000000" w:sz="4" w:space="0"/>
         </w:tcBorders>
       </w:tcPr>
     </w:tblStylePr>
@@ -14020,12 +15883,12 @@
         <w:tblBorders/>
       </w:tblPr>
       <w:tcPr>
-        <w:shd w:color="ffffff"/>
+        <w:shd w:val="clear" w:color="ffffff"/>
         <w:tcBorders>
-          <w:top w:val="none"/>
+          <w:top w:val="none" w:color="000000" w:sz="4" w:space="0"/>
           <w:left w:val="single" w:color="000000" w:themeColor="accent1" w:themeTint="80" w:sz="4" w:space="0"/>
-          <w:bottom w:val="none"/>
-          <w:right w:val="none"/>
+          <w:bottom w:val="none" w:color="000000" w:sz="4" w:space="0"/>
+          <w:right w:val="none" w:color="000000" w:sz="4" w:space="0"/>
         </w:tcBorders>
       </w:tcPr>
     </w:tblStylePr>
@@ -14048,9 +15911,9 @@
         <w:shd w:val="clear" w:color="ffffff" w:themeColor="light1" w:fill="ffffff" w:themeFill="light1"/>
         <w:tcBorders>
           <w:top w:val="single" w:color="000000" w:themeColor="accent1" w:themeTint="80" w:sz="4" w:space="0"/>
-          <w:left w:val="none"/>
-          <w:bottom w:val="none"/>
-          <w:right w:val="none"/>
+          <w:left w:val="none" w:color="000000" w:sz="4" w:space="0"/>
+          <w:bottom w:val="none" w:color="000000" w:sz="4" w:space="0"/>
+          <w:right w:val="none" w:color="000000" w:sz="4" w:space="0"/>
         </w:tcBorders>
       </w:tcPr>
     </w:tblStylePr>
@@ -14120,9 +15983,9 @@
       </w:tcPr>
     </w:tblStylePr>
   </w:style>
-  <w:style w:type="table" w:styleId="63">
+  <w:style w:type="table" w:styleId="764">
     <w:name w:val="Grid Table 7 Colorful - Accent 2"/>
-    <w:basedOn w:val="665"/>
+    <w:basedOn w:val="899"/>
     <w:uiPriority w:val="99"/>
     <w:pPr>
       <w:pBdr/>
@@ -14224,11 +16087,11 @@
         <w:tblBorders/>
       </w:tblPr>
       <w:tcPr>
-        <w:shd w:color="ffffff"/>
+        <w:shd w:val="clear" w:color="ffffff"/>
         <w:tcBorders>
-          <w:top w:val="none"/>
-          <w:left w:val="none"/>
-          <w:bottom w:val="none"/>
+          <w:top w:val="none" w:color="000000" w:sz="4" w:space="0"/>
+          <w:left w:val="none" w:color="000000" w:sz="4" w:space="0"/>
+          <w:bottom w:val="none" w:color="000000" w:sz="4" w:space="0"/>
           <w:right w:val="single" w:color="000000" w:themeColor="accent2" w:themeTint="97" w:sz="4" w:space="0"/>
         </w:tcBorders>
       </w:tcPr>
@@ -14251,10 +16114,10 @@
       <w:tcPr>
         <w:shd w:val="clear" w:color="ffffff" w:themeColor="light1" w:fill="ffffff" w:themeFill="light1"/>
         <w:tcBorders>
-          <w:top w:val="none"/>
-          <w:left w:val="none"/>
+          <w:top w:val="none" w:color="000000" w:sz="4" w:space="0"/>
+          <w:left w:val="none" w:color="000000" w:sz="4" w:space="0"/>
           <w:bottom w:val="single" w:color="000000" w:themeColor="accent2" w:themeTint="97" w:sz="4" w:space="0"/>
-          <w:right w:val="none"/>
+          <w:right w:val="none" w:color="000000" w:sz="4" w:space="0"/>
         </w:tcBorders>
       </w:tcPr>
     </w:tblStylePr>
@@ -14274,12 +16137,12 @@
         <w:tblBorders/>
       </w:tblPr>
       <w:tcPr>
-        <w:shd w:color="ffffff"/>
+        <w:shd w:val="clear" w:color="ffffff"/>
         <w:tcBorders>
-          <w:top w:val="none"/>
+          <w:top w:val="none" w:color="000000" w:sz="4" w:space="0"/>
           <w:left w:val="single" w:color="000000" w:themeColor="accent2" w:themeTint="97" w:sz="4" w:space="0"/>
-          <w:bottom w:val="none"/>
-          <w:right w:val="none"/>
+          <w:bottom w:val="none" w:color="000000" w:sz="4" w:space="0"/>
+          <w:right w:val="none" w:color="000000" w:sz="4" w:space="0"/>
         </w:tcBorders>
       </w:tcPr>
     </w:tblStylePr>
@@ -14302,9 +16165,9 @@
         <w:shd w:val="clear" w:color="ffffff" w:themeColor="light1" w:fill="ffffff" w:themeFill="light1"/>
         <w:tcBorders>
           <w:top w:val="single" w:color="000000" w:themeColor="accent2" w:themeTint="97" w:sz="4" w:space="0"/>
-          <w:left w:val="none"/>
-          <w:bottom w:val="none"/>
-          <w:right w:val="none"/>
+          <w:left w:val="none" w:color="000000" w:sz="4" w:space="0"/>
+          <w:bottom w:val="none" w:color="000000" w:sz="4" w:space="0"/>
+          <w:right w:val="none" w:color="000000" w:sz="4" w:space="0"/>
         </w:tcBorders>
       </w:tcPr>
     </w:tblStylePr>
@@ -14374,9 +16237,9 @@
       </w:tcPr>
     </w:tblStylePr>
   </w:style>
-  <w:style w:type="table" w:styleId="64">
+  <w:style w:type="table" w:styleId="765">
     <w:name w:val="Grid Table 7 Colorful - Accent 3"/>
-    <w:basedOn w:val="665"/>
+    <w:basedOn w:val="899"/>
     <w:uiPriority w:val="99"/>
     <w:pPr>
       <w:pBdr/>
@@ -14478,11 +16341,11 @@
         <w:tblBorders/>
       </w:tblPr>
       <w:tcPr>
-        <w:shd w:color="ffffff"/>
+        <w:shd w:val="clear" w:color="ffffff"/>
         <w:tcBorders>
-          <w:top w:val="none"/>
-          <w:left w:val="none"/>
-          <w:bottom w:val="none"/>
+          <w:top w:val="none" w:color="000000" w:sz="4" w:space="0"/>
+          <w:left w:val="none" w:color="000000" w:sz="4" w:space="0"/>
+          <w:bottom w:val="none" w:color="000000" w:sz="4" w:space="0"/>
           <w:right w:val="single" w:color="000000" w:themeColor="accent3" w:themeTint="FE" w:sz="4" w:space="0"/>
         </w:tcBorders>
       </w:tcPr>
@@ -14505,10 +16368,10 @@
       <w:tcPr>
         <w:shd w:val="clear" w:color="ffffff" w:themeColor="light1" w:fill="ffffff" w:themeFill="light1"/>
         <w:tcBorders>
-          <w:top w:val="none"/>
-          <w:left w:val="none"/>
+          <w:top w:val="none" w:color="000000" w:sz="4" w:space="0"/>
+          <w:left w:val="none" w:color="000000" w:sz="4" w:space="0"/>
           <w:bottom w:val="single" w:color="000000" w:themeColor="accent3" w:themeTint="FE" w:sz="4" w:space="0"/>
-          <w:right w:val="none"/>
+          <w:right w:val="none" w:color="000000" w:sz="4" w:space="0"/>
         </w:tcBorders>
       </w:tcPr>
     </w:tblStylePr>
@@ -14528,12 +16391,12 @@
         <w:tblBorders/>
       </w:tblPr>
       <w:tcPr>
-        <w:shd w:color="ffffff"/>
+        <w:shd w:val="clear" w:color="ffffff"/>
         <w:tcBorders>
-          <w:top w:val="none"/>
+          <w:top w:val="none" w:color="000000" w:sz="4" w:space="0"/>
           <w:left w:val="single" w:color="000000" w:themeColor="accent3" w:themeTint="FE" w:sz="4" w:space="0"/>
-          <w:bottom w:val="none"/>
-          <w:right w:val="none"/>
+          <w:bottom w:val="none" w:color="000000" w:sz="4" w:space="0"/>
+          <w:right w:val="none" w:color="000000" w:sz="4" w:space="0"/>
         </w:tcBorders>
       </w:tcPr>
     </w:tblStylePr>
@@ -14556,9 +16419,9 @@
         <w:shd w:val="clear" w:color="ffffff" w:themeColor="light1" w:fill="ffffff" w:themeFill="light1"/>
         <w:tcBorders>
           <w:top w:val="single" w:color="000000" w:themeColor="accent3" w:themeTint="FE" w:sz="4" w:space="0"/>
-          <w:left w:val="none"/>
-          <w:bottom w:val="none"/>
-          <w:right w:val="none"/>
+          <w:left w:val="none" w:color="000000" w:sz="4" w:space="0"/>
+          <w:bottom w:val="none" w:color="000000" w:sz="4" w:space="0"/>
+          <w:right w:val="none" w:color="000000" w:sz="4" w:space="0"/>
         </w:tcBorders>
       </w:tcPr>
     </w:tblStylePr>
@@ -14628,9 +16491,9 @@
       </w:tcPr>
     </w:tblStylePr>
   </w:style>
-  <w:style w:type="table" w:styleId="65">
+  <w:style w:type="table" w:styleId="766">
     <w:name w:val="Grid Table 7 Colorful - Accent 4"/>
-    <w:basedOn w:val="665"/>
+    <w:basedOn w:val="899"/>
     <w:uiPriority w:val="99"/>
     <w:pPr>
       <w:pBdr/>
@@ -14732,11 +16595,11 @@
         <w:tblBorders/>
       </w:tblPr>
       <w:tcPr>
-        <w:shd w:color="ffffff"/>
+        <w:shd w:val="clear" w:color="ffffff"/>
         <w:tcBorders>
-          <w:top w:val="none"/>
-          <w:left w:val="none"/>
-          <w:bottom w:val="none"/>
+          <w:top w:val="none" w:color="000000" w:sz="4" w:space="0"/>
+          <w:left w:val="none" w:color="000000" w:sz="4" w:space="0"/>
+          <w:bottom w:val="none" w:color="000000" w:sz="4" w:space="0"/>
           <w:right w:val="single" w:color="000000" w:themeColor="accent4" w:themeTint="9A" w:sz="4" w:space="0"/>
         </w:tcBorders>
       </w:tcPr>
@@ -14759,10 +16622,10 @@
       <w:tcPr>
         <w:shd w:val="clear" w:color="ffffff" w:themeColor="light1" w:fill="ffffff" w:themeFill="light1"/>
         <w:tcBorders>
-          <w:top w:val="none"/>
-          <w:left w:val="none"/>
+          <w:top w:val="none" w:color="000000" w:sz="4" w:space="0"/>
+          <w:left w:val="none" w:color="000000" w:sz="4" w:space="0"/>
           <w:bottom w:val="single" w:color="000000" w:themeColor="accent4" w:themeTint="9A" w:sz="4" w:space="0"/>
-          <w:right w:val="none"/>
+          <w:right w:val="none" w:color="000000" w:sz="4" w:space="0"/>
         </w:tcBorders>
       </w:tcPr>
     </w:tblStylePr>
@@ -14782,12 +16645,12 @@
         <w:tblBorders/>
       </w:tblPr>
       <w:tcPr>
-        <w:shd w:color="ffffff"/>
+        <w:shd w:val="clear" w:color="ffffff"/>
         <w:tcBorders>
-          <w:top w:val="none"/>
+          <w:top w:val="none" w:color="000000" w:sz="4" w:space="0"/>
           <w:left w:val="single" w:color="000000" w:themeColor="accent4" w:themeTint="9A" w:sz="4" w:space="0"/>
-          <w:bottom w:val="none"/>
-          <w:right w:val="none"/>
+          <w:bottom w:val="none" w:color="000000" w:sz="4" w:space="0"/>
+          <w:right w:val="none" w:color="000000" w:sz="4" w:space="0"/>
         </w:tcBorders>
       </w:tcPr>
     </w:tblStylePr>
@@ -14810,9 +16673,9 @@
         <w:shd w:val="clear" w:color="ffffff" w:themeColor="light1" w:fill="ffffff" w:themeFill="light1"/>
         <w:tcBorders>
           <w:top w:val="single" w:color="000000" w:themeColor="accent4" w:themeTint="9A" w:sz="4" w:space="0"/>
-          <w:left w:val="none"/>
-          <w:bottom w:val="none"/>
-          <w:right w:val="none"/>
+          <w:left w:val="none" w:color="000000" w:sz="4" w:space="0"/>
+          <w:bottom w:val="none" w:color="000000" w:sz="4" w:space="0"/>
+          <w:right w:val="none" w:color="000000" w:sz="4" w:space="0"/>
         </w:tcBorders>
       </w:tcPr>
     </w:tblStylePr>
@@ -14882,9 +16745,9 @@
       </w:tcPr>
     </w:tblStylePr>
   </w:style>
-  <w:style w:type="table" w:styleId="66">
+  <w:style w:type="table" w:styleId="767">
     <w:name w:val="Grid Table 7 Colorful - Accent 5"/>
-    <w:basedOn w:val="665"/>
+    <w:basedOn w:val="899"/>
     <w:uiPriority w:val="99"/>
     <w:pPr>
       <w:pBdr/>
@@ -14986,11 +16849,11 @@
         <w:tblBorders/>
       </w:tblPr>
       <w:tcPr>
-        <w:shd w:color="ffffff"/>
+        <w:shd w:val="clear" w:color="ffffff"/>
         <w:tcBorders>
-          <w:top w:val="none"/>
-          <w:left w:val="none"/>
-          <w:bottom w:val="none"/>
+          <w:top w:val="none" w:color="000000" w:sz="4" w:space="0"/>
+          <w:left w:val="none" w:color="000000" w:sz="4" w:space="0"/>
+          <w:bottom w:val="none" w:color="000000" w:sz="4" w:space="0"/>
           <w:right w:val="single" w:color="000000" w:themeColor="accent5" w:themeTint="90" w:sz="4" w:space="0"/>
         </w:tcBorders>
       </w:tcPr>
@@ -15013,10 +16876,10 @@
       <w:tcPr>
         <w:shd w:val="clear" w:color="ffffff" w:themeColor="light1" w:fill="ffffff" w:themeFill="light1"/>
         <w:tcBorders>
-          <w:top w:val="none"/>
-          <w:left w:val="none"/>
+          <w:top w:val="none" w:color="000000" w:sz="4" w:space="0"/>
+          <w:left w:val="none" w:color="000000" w:sz="4" w:space="0"/>
           <w:bottom w:val="single" w:color="000000" w:themeColor="accent5" w:themeTint="90" w:sz="4" w:space="0"/>
-          <w:right w:val="none"/>
+          <w:right w:val="none" w:color="000000" w:sz="4" w:space="0"/>
         </w:tcBorders>
       </w:tcPr>
     </w:tblStylePr>
@@ -15036,12 +16899,12 @@
         <w:tblBorders/>
       </w:tblPr>
       <w:tcPr>
-        <w:shd w:color="ffffff"/>
+        <w:shd w:val="clear" w:color="ffffff"/>
         <w:tcBorders>
-          <w:top w:val="none"/>
+          <w:top w:val="none" w:color="000000" w:sz="4" w:space="0"/>
           <w:left w:val="single" w:color="000000" w:themeColor="accent5" w:themeTint="90" w:sz="4" w:space="0"/>
-          <w:bottom w:val="none"/>
-          <w:right w:val="none"/>
+          <w:bottom w:val="none" w:color="000000" w:sz="4" w:space="0"/>
+          <w:right w:val="none" w:color="000000" w:sz="4" w:space="0"/>
         </w:tcBorders>
       </w:tcPr>
     </w:tblStylePr>
@@ -15064,9 +16927,9 @@
         <w:shd w:val="clear" w:color="ffffff" w:themeColor="light1" w:fill="ffffff" w:themeFill="light1"/>
         <w:tcBorders>
           <w:top w:val="single" w:color="000000" w:themeColor="accent5" w:themeTint="90" w:sz="4" w:space="0"/>
-          <w:left w:val="none"/>
-          <w:bottom w:val="none"/>
-          <w:right w:val="none"/>
+          <w:left w:val="none" w:color="000000" w:sz="4" w:space="0"/>
+          <w:bottom w:val="none" w:color="000000" w:sz="4" w:space="0"/>
+          <w:right w:val="none" w:color="000000" w:sz="4" w:space="0"/>
         </w:tcBorders>
       </w:tcPr>
     </w:tblStylePr>
@@ -15136,9 +16999,9 @@
       </w:tcPr>
     </w:tblStylePr>
   </w:style>
-  <w:style w:type="table" w:styleId="67">
+  <w:style w:type="table" w:styleId="768">
     <w:name w:val="Grid Table 7 Colorful - Accent 6"/>
-    <w:basedOn w:val="665"/>
+    <w:basedOn w:val="899"/>
     <w:uiPriority w:val="99"/>
     <w:pPr>
       <w:pBdr/>
@@ -15240,11 +17103,11 @@
         <w:tblBorders/>
       </w:tblPr>
       <w:tcPr>
-        <w:shd w:color="ffffff"/>
+        <w:shd w:val="clear" w:color="ffffff"/>
         <w:tcBorders>
-          <w:top w:val="none"/>
-          <w:left w:val="none"/>
-          <w:bottom w:val="none"/>
+          <w:top w:val="none" w:color="000000" w:sz="4" w:space="0"/>
+          <w:left w:val="none" w:color="000000" w:sz="4" w:space="0"/>
+          <w:bottom w:val="none" w:color="000000" w:sz="4" w:space="0"/>
           <w:right w:val="single" w:color="000000" w:themeColor="accent6" w:themeTint="90" w:sz="4" w:space="0"/>
         </w:tcBorders>
       </w:tcPr>
@@ -15267,10 +17130,10 @@
       <w:tcPr>
         <w:shd w:val="clear" w:color="ffffff" w:themeColor="light1" w:fill="ffffff" w:themeFill="light1"/>
         <w:tcBorders>
-          <w:top w:val="none"/>
-          <w:left w:val="none"/>
+          <w:top w:val="none" w:color="000000" w:sz="4" w:space="0"/>
+          <w:left w:val="none" w:color="000000" w:sz="4" w:space="0"/>
           <w:bottom w:val="single" w:color="000000" w:themeColor="accent6" w:themeTint="90" w:sz="4" w:space="0"/>
-          <w:right w:val="none"/>
+          <w:right w:val="none" w:color="000000" w:sz="4" w:space="0"/>
         </w:tcBorders>
       </w:tcPr>
     </w:tblStylePr>
@@ -15290,12 +17153,12 @@
         <w:tblBorders/>
       </w:tblPr>
       <w:tcPr>
-        <w:shd w:color="ffffff"/>
+        <w:shd w:val="clear" w:color="ffffff"/>
         <w:tcBorders>
-          <w:top w:val="none"/>
+          <w:top w:val="none" w:color="000000" w:sz="4" w:space="0"/>
           <w:left w:val="single" w:color="000000" w:themeColor="accent6" w:themeTint="90" w:sz="4" w:space="0"/>
-          <w:bottom w:val="none"/>
-          <w:right w:val="none"/>
+          <w:bottom w:val="none" w:color="000000" w:sz="4" w:space="0"/>
+          <w:right w:val="none" w:color="000000" w:sz="4" w:space="0"/>
         </w:tcBorders>
       </w:tcPr>
     </w:tblStylePr>
@@ -15318,9 +17181,9 @@
         <w:shd w:val="clear" w:color="ffffff" w:themeColor="light1" w:fill="ffffff" w:themeFill="light1"/>
         <w:tcBorders>
           <w:top w:val="single" w:color="000000" w:themeColor="accent6" w:themeTint="90" w:sz="4" w:space="0"/>
-          <w:left w:val="none"/>
-          <w:bottom w:val="none"/>
-          <w:right w:val="none"/>
+          <w:left w:val="none" w:color="000000" w:sz="4" w:space="0"/>
+          <w:bottom w:val="none" w:color="000000" w:sz="4" w:space="0"/>
+          <w:right w:val="none" w:color="000000" w:sz="4" w:space="0"/>
         </w:tcBorders>
       </w:tcPr>
     </w:tblStylePr>
@@ -15390,9 +17253,9 @@
       </w:tcPr>
     </w:tblStylePr>
   </w:style>
-  <w:style w:type="table" w:styleId="68">
+  <w:style w:type="table" w:styleId="769">
     <w:name w:val="List Table 1 Light"/>
-    <w:basedOn w:val="665"/>
+    <w:basedOn w:val="899"/>
     <w:uiPriority w:val="99"/>
     <w:pPr>
       <w:pBdr/>
@@ -15606,9 +17469,9 @@
       </w:tcPr>
     </w:tblStylePr>
   </w:style>
-  <w:style w:type="table" w:styleId="69">
+  <w:style w:type="table" w:styleId="770">
     <w:name w:val="List Table 1 Light - Accent 1"/>
-    <w:basedOn w:val="665"/>
+    <w:basedOn w:val="899"/>
     <w:uiPriority w:val="99"/>
     <w:pPr>
       <w:pBdr/>
@@ -15822,9 +17685,9 @@
       </w:tcPr>
     </w:tblStylePr>
   </w:style>
-  <w:style w:type="table" w:styleId="70">
+  <w:style w:type="table" w:styleId="771">
     <w:name w:val="List Table 1 Light - Accent 2"/>
-    <w:basedOn w:val="665"/>
+    <w:basedOn w:val="899"/>
     <w:uiPriority w:val="99"/>
     <w:pPr>
       <w:pBdr/>
@@ -16038,9 +17901,9 @@
       </w:tcPr>
     </w:tblStylePr>
   </w:style>
-  <w:style w:type="table" w:styleId="71">
+  <w:style w:type="table" w:styleId="772">
     <w:name w:val="List Table 1 Light - Accent 3"/>
-    <w:basedOn w:val="665"/>
+    <w:basedOn w:val="899"/>
     <w:uiPriority w:val="99"/>
     <w:pPr>
       <w:pBdr/>
@@ -16254,9 +18117,9 @@
       </w:tcPr>
     </w:tblStylePr>
   </w:style>
-  <w:style w:type="table" w:styleId="72">
+  <w:style w:type="table" w:styleId="773">
     <w:name w:val="List Table 1 Light - Accent 4"/>
-    <w:basedOn w:val="665"/>
+    <w:basedOn w:val="899"/>
     <w:uiPriority w:val="99"/>
     <w:pPr>
       <w:pBdr/>
@@ -16470,9 +18333,9 @@
       </w:tcPr>
     </w:tblStylePr>
   </w:style>
-  <w:style w:type="table" w:styleId="73">
+  <w:style w:type="table" w:styleId="774">
     <w:name w:val="List Table 1 Light - Accent 5"/>
-    <w:basedOn w:val="665"/>
+    <w:basedOn w:val="899"/>
     <w:uiPriority w:val="99"/>
     <w:pPr>
       <w:pBdr/>
@@ -16686,9 +18549,9 @@
       </w:tcPr>
     </w:tblStylePr>
   </w:style>
-  <w:style w:type="table" w:styleId="74">
+  <w:style w:type="table" w:styleId="775">
     <w:name w:val="List Table 1 Light - Accent 6"/>
-    <w:basedOn w:val="665"/>
+    <w:basedOn w:val="899"/>
     <w:uiPriority w:val="99"/>
     <w:pPr>
       <w:pBdr/>
@@ -16902,9 +18765,9 @@
       </w:tcPr>
     </w:tblStylePr>
   </w:style>
-  <w:style w:type="table" w:styleId="75">
+  <w:style w:type="table" w:styleId="776">
     <w:name w:val="List Table 2"/>
-    <w:basedOn w:val="665"/>
+    <w:basedOn w:val="899"/>
     <w:uiPriority w:val="99"/>
     <w:pPr>
       <w:pBdr/>
@@ -17140,9 +19003,9 @@
       </w:tcPr>
     </w:tblStylePr>
   </w:style>
-  <w:style w:type="table" w:styleId="76">
+  <w:style w:type="table" w:styleId="777">
     <w:name w:val="List Table 2 - Accent 1"/>
-    <w:basedOn w:val="665"/>
+    <w:basedOn w:val="899"/>
     <w:uiPriority w:val="99"/>
     <w:pPr>
       <w:pBdr/>
@@ -17378,9 +19241,9 @@
       </w:tcPr>
     </w:tblStylePr>
   </w:style>
-  <w:style w:type="table" w:styleId="77">
+  <w:style w:type="table" w:styleId="778">
     <w:name w:val="List Table 2 - Accent 2"/>
-    <w:basedOn w:val="665"/>
+    <w:basedOn w:val="899"/>
     <w:uiPriority w:val="99"/>
     <w:pPr>
       <w:pBdr/>
@@ -17616,9 +19479,9 @@
       </w:tcPr>
     </w:tblStylePr>
   </w:style>
-  <w:style w:type="table" w:styleId="78">
+  <w:style w:type="table" w:styleId="779">
     <w:name w:val="List Table 2 - Accent 3"/>
-    <w:basedOn w:val="665"/>
+    <w:basedOn w:val="899"/>
     <w:uiPriority w:val="99"/>
     <w:pPr>
       <w:pBdr/>
@@ -17854,9 +19717,9 @@
       </w:tcPr>
     </w:tblStylePr>
   </w:style>
-  <w:style w:type="table" w:styleId="79">
+  <w:style w:type="table" w:styleId="780">
     <w:name w:val="List Table 2 - Accent 4"/>
-    <w:basedOn w:val="665"/>
+    <w:basedOn w:val="899"/>
     <w:uiPriority w:val="99"/>
     <w:pPr>
       <w:pBdr/>
@@ -18092,9 +19955,9 @@
       </w:tcPr>
     </w:tblStylePr>
   </w:style>
-  <w:style w:type="table" w:styleId="80">
+  <w:style w:type="table" w:styleId="781">
     <w:name w:val="List Table 2 - Accent 5"/>
-    <w:basedOn w:val="665"/>
+    <w:basedOn w:val="899"/>
     <w:uiPriority w:val="99"/>
     <w:pPr>
       <w:pBdr/>
@@ -18330,9 +20193,9 @@
       </w:tcPr>
     </w:tblStylePr>
   </w:style>
-  <w:style w:type="table" w:styleId="81">
+  <w:style w:type="table" w:styleId="782">
     <w:name w:val="List Table 2 - Accent 6"/>
-    <w:basedOn w:val="665"/>
+    <w:basedOn w:val="899"/>
     <w:uiPriority w:val="99"/>
     <w:pPr>
       <w:pBdr/>
@@ -18568,9 +20431,9 @@
       </w:tcPr>
     </w:tblStylePr>
   </w:style>
-  <w:style w:type="table" w:styleId="82">
+  <w:style w:type="table" w:styleId="783">
     <w:name w:val="List Table 3"/>
-    <w:basedOn w:val="665"/>
+    <w:basedOn w:val="899"/>
     <w:uiPriority w:val="99"/>
     <w:pPr>
       <w:pBdr/>
@@ -18796,9 +20659,9 @@
       </w:tcPr>
     </w:tblStylePr>
   </w:style>
-  <w:style w:type="table" w:styleId="83">
+  <w:style w:type="table" w:styleId="784">
     <w:name w:val="List Table 3 - Accent 1"/>
-    <w:basedOn w:val="665"/>
+    <w:basedOn w:val="899"/>
     <w:uiPriority w:val="99"/>
     <w:pPr>
       <w:pBdr/>
@@ -19024,9 +20887,9 @@
       </w:tcPr>
     </w:tblStylePr>
   </w:style>
-  <w:style w:type="table" w:styleId="84">
+  <w:style w:type="table" w:styleId="785">
     <w:name w:val="List Table 3 - Accent 2"/>
-    <w:basedOn w:val="665"/>
+    <w:basedOn w:val="899"/>
     <w:uiPriority w:val="99"/>
     <w:pPr>
       <w:pBdr/>
@@ -19252,9 +21115,9 @@
       </w:tcPr>
     </w:tblStylePr>
   </w:style>
-  <w:style w:type="table" w:styleId="85">
+  <w:style w:type="table" w:styleId="786">
     <w:name w:val="List Table 3 - Accent 3"/>
-    <w:basedOn w:val="665"/>
+    <w:basedOn w:val="899"/>
     <w:uiPriority w:val="99"/>
     <w:pPr>
       <w:pBdr/>
@@ -19480,9 +21343,9 @@
       </w:tcPr>
     </w:tblStylePr>
   </w:style>
-  <w:style w:type="table" w:styleId="86">
+  <w:style w:type="table" w:styleId="787">
     <w:name w:val="List Table 3 - Accent 4"/>
-    <w:basedOn w:val="665"/>
+    <w:basedOn w:val="899"/>
     <w:uiPriority w:val="99"/>
     <w:pPr>
       <w:pBdr/>
@@ -19708,9 +21571,9 @@
       </w:tcPr>
     </w:tblStylePr>
   </w:style>
-  <w:style w:type="table" w:styleId="87">
+  <w:style w:type="table" w:styleId="788">
     <w:name w:val="List Table 3 - Accent 5"/>
-    <w:basedOn w:val="665"/>
+    <w:basedOn w:val="899"/>
     <w:uiPriority w:val="99"/>
     <w:pPr>
       <w:pBdr/>
@@ -19936,9 +21799,9 @@
       </w:tcPr>
     </w:tblStylePr>
   </w:style>
-  <w:style w:type="table" w:styleId="88">
+  <w:style w:type="table" w:styleId="789">
     <w:name w:val="List Table 3 - Accent 6"/>
-    <w:basedOn w:val="665"/>
+    <w:basedOn w:val="899"/>
     <w:uiPriority w:val="99"/>
     <w:pPr>
       <w:pBdr/>
@@ -20164,9 +22027,9 @@
       </w:tcPr>
     </w:tblStylePr>
   </w:style>
-  <w:style w:type="table" w:styleId="89">
+  <w:style w:type="table" w:styleId="790">
     <w:name w:val="List Table 4"/>
-    <w:basedOn w:val="665"/>
+    <w:basedOn w:val="899"/>
     <w:uiPriority w:val="99"/>
     <w:pPr>
       <w:pBdr/>
@@ -20389,9 +22252,9 @@
       </w:tcPr>
     </w:tblStylePr>
   </w:style>
-  <w:style w:type="table" w:styleId="90">
+  <w:style w:type="table" w:styleId="791">
     <w:name w:val="List Table 4 - Accent 1"/>
-    <w:basedOn w:val="665"/>
+    <w:basedOn w:val="899"/>
     <w:uiPriority w:val="99"/>
     <w:pPr>
       <w:pBdr/>
@@ -20614,9 +22477,9 @@
       </w:tcPr>
     </w:tblStylePr>
   </w:style>
-  <w:style w:type="table" w:styleId="91">
+  <w:style w:type="table" w:styleId="792">
     <w:name w:val="List Table 4 - Accent 2"/>
-    <w:basedOn w:val="665"/>
+    <w:basedOn w:val="899"/>
     <w:uiPriority w:val="99"/>
     <w:pPr>
       <w:pBdr/>
@@ -20839,9 +22702,9 @@
       </w:tcPr>
     </w:tblStylePr>
   </w:style>
-  <w:style w:type="table" w:styleId="92">
+  <w:style w:type="table" w:styleId="793">
     <w:name w:val="List Table 4 - Accent 3"/>
-    <w:basedOn w:val="665"/>
+    <w:basedOn w:val="899"/>
     <w:uiPriority w:val="99"/>
     <w:pPr>
       <w:pBdr/>
@@ -21064,9 +22927,9 @@
       </w:tcPr>
     </w:tblStylePr>
   </w:style>
-  <w:style w:type="table" w:styleId="93">
+  <w:style w:type="table" w:styleId="794">
     <w:name w:val="List Table 4 - Accent 4"/>
-    <w:basedOn w:val="665"/>
+    <w:basedOn w:val="899"/>
     <w:uiPriority w:val="99"/>
     <w:pPr>
       <w:pBdr/>
@@ -21289,9 +23152,9 @@
       </w:tcPr>
     </w:tblStylePr>
   </w:style>
-  <w:style w:type="table" w:styleId="94">
+  <w:style w:type="table" w:styleId="795">
     <w:name w:val="List Table 4 - Accent 5"/>
-    <w:basedOn w:val="665"/>
+    <w:basedOn w:val="899"/>
     <w:uiPriority w:val="99"/>
     <w:pPr>
       <w:pBdr/>
@@ -21514,9 +23377,9 @@
       </w:tcPr>
     </w:tblStylePr>
   </w:style>
-  <w:style w:type="table" w:styleId="95">
+  <w:style w:type="table" w:styleId="796">
     <w:name w:val="List Table 4 - Accent 6"/>
-    <w:basedOn w:val="665"/>
+    <w:basedOn w:val="899"/>
     <w:uiPriority w:val="99"/>
     <w:pPr>
       <w:pBdr/>
@@ -21739,9 +23602,9 @@
       </w:tcPr>
     </w:tblStylePr>
   </w:style>
-  <w:style w:type="table" w:styleId="96">
+  <w:style w:type="table" w:styleId="797">
     <w:name w:val="List Table 5 Dark"/>
-    <w:basedOn w:val="665"/>
+    <w:basedOn w:val="899"/>
     <w:uiPriority w:val="99"/>
     <w:pPr>
       <w:pBdr/>
@@ -21981,9 +23844,9 @@
       </w:tcPr>
     </w:tblStylePr>
   </w:style>
-  <w:style w:type="table" w:styleId="97">
+  <w:style w:type="table" w:styleId="798">
     <w:name w:val="List Table 5 Dark - Accent 1"/>
-    <w:basedOn w:val="665"/>
+    <w:basedOn w:val="899"/>
     <w:uiPriority w:val="99"/>
     <w:pPr>
       <w:pBdr/>
@@ -22223,9 +24086,9 @@
       </w:tcPr>
     </w:tblStylePr>
   </w:style>
-  <w:style w:type="table" w:styleId="98">
+  <w:style w:type="table" w:styleId="799">
     <w:name w:val="List Table 5 Dark - Accent 2"/>
-    <w:basedOn w:val="665"/>
+    <w:basedOn w:val="899"/>
     <w:uiPriority w:val="99"/>
     <w:pPr>
       <w:pBdr/>
@@ -22465,9 +24328,9 @@
       </w:tcPr>
     </w:tblStylePr>
   </w:style>
-  <w:style w:type="table" w:styleId="99">
+  <w:style w:type="table" w:styleId="800">
     <w:name w:val="List Table 5 Dark - Accent 3"/>
-    <w:basedOn w:val="665"/>
+    <w:basedOn w:val="899"/>
     <w:uiPriority w:val="99"/>
     <w:pPr>
       <w:pBdr/>
@@ -22707,9 +24570,9 @@
       </w:tcPr>
     </w:tblStylePr>
   </w:style>
-  <w:style w:type="table" w:styleId="100">
+  <w:style w:type="table" w:styleId="801">
     <w:name w:val="List Table 5 Dark - Accent 4"/>
-    <w:basedOn w:val="665"/>
+    <w:basedOn w:val="899"/>
     <w:uiPriority w:val="99"/>
     <w:pPr>
       <w:pBdr/>
@@ -22949,9 +24812,9 @@
       </w:tcPr>
     </w:tblStylePr>
   </w:style>
-  <w:style w:type="table" w:styleId="101">
+  <w:style w:type="table" w:styleId="802">
     <w:name w:val="List Table 5 Dark - Accent 5"/>
-    <w:basedOn w:val="665"/>
+    <w:basedOn w:val="899"/>
     <w:uiPriority w:val="99"/>
     <w:pPr>
       <w:pBdr/>
@@ -23191,9 +25054,9 @@
       </w:tcPr>
     </w:tblStylePr>
   </w:style>
-  <w:style w:type="table" w:styleId="102">
+  <w:style w:type="table" w:styleId="803">
     <w:name w:val="List Table 5 Dark - Accent 6"/>
-    <w:basedOn w:val="665"/>
+    <w:basedOn w:val="899"/>
     <w:uiPriority w:val="99"/>
     <w:pPr>
       <w:pBdr/>
@@ -23433,9 +25296,9 @@
       </w:tcPr>
     </w:tblStylePr>
   </w:style>
-  <w:style w:type="table" w:styleId="103">
+  <w:style w:type="table" w:styleId="804">
     <w:name w:val="List Table 6 Colorful"/>
-    <w:basedOn w:val="665"/>
+    <w:basedOn w:val="899"/>
     <w:uiPriority w:val="99"/>
     <w:pPr>
       <w:pBdr/>
@@ -23656,9 +25519,9 @@
       </w:tcPr>
     </w:tblStylePr>
   </w:style>
-  <w:style w:type="table" w:styleId="104">
+  <w:style w:type="table" w:styleId="805">
     <w:name w:val="List Table 6 Colorful - Accent 1"/>
-    <w:basedOn w:val="665"/>
+    <w:basedOn w:val="899"/>
     <w:uiPriority w:val="99"/>
     <w:pPr>
       <w:pBdr/>
@@ -23879,9 +25742,9 @@
       </w:tcPr>
     </w:tblStylePr>
   </w:style>
-  <w:style w:type="table" w:styleId="105">
+  <w:style w:type="table" w:styleId="806">
     <w:name w:val="List Table 6 Colorful - Accent 2"/>
-    <w:basedOn w:val="665"/>
+    <w:basedOn w:val="899"/>
     <w:uiPriority w:val="99"/>
     <w:pPr>
       <w:pBdr/>
@@ -24102,9 +25965,9 @@
       </w:tcPr>
     </w:tblStylePr>
   </w:style>
-  <w:style w:type="table" w:styleId="106">
+  <w:style w:type="table" w:styleId="807">
     <w:name w:val="List Table 6 Colorful - Accent 3"/>
-    <w:basedOn w:val="665"/>
+    <w:basedOn w:val="899"/>
     <w:uiPriority w:val="99"/>
     <w:pPr>
       <w:pBdr/>
@@ -24325,9 +26188,9 @@
       </w:tcPr>
     </w:tblStylePr>
   </w:style>
-  <w:style w:type="table" w:styleId="107">
+  <w:style w:type="table" w:styleId="808">
     <w:name w:val="List Table 6 Colorful - Accent 4"/>
-    <w:basedOn w:val="665"/>
+    <w:basedOn w:val="899"/>
     <w:uiPriority w:val="99"/>
     <w:pPr>
       <w:pBdr/>
@@ -24548,9 +26411,9 @@
       </w:tcPr>
     </w:tblStylePr>
   </w:style>
-  <w:style w:type="table" w:styleId="108">
+  <w:style w:type="table" w:styleId="809">
     <w:name w:val="List Table 6 Colorful - Accent 5"/>
-    <w:basedOn w:val="665"/>
+    <w:basedOn w:val="899"/>
     <w:uiPriority w:val="99"/>
     <w:pPr>
       <w:pBdr/>
@@ -24771,9 +26634,9 @@
       </w:tcPr>
     </w:tblStylePr>
   </w:style>
-  <w:style w:type="table" w:styleId="109">
+  <w:style w:type="table" w:styleId="810">
     <w:name w:val="List Table 6 Colorful - Accent 6"/>
-    <w:basedOn w:val="665"/>
+    <w:basedOn w:val="899"/>
     <w:uiPriority w:val="99"/>
     <w:pPr>
       <w:pBdr/>
@@ -24994,9 +26857,9 @@
       </w:tcPr>
     </w:tblStylePr>
   </w:style>
-  <w:style w:type="table" w:styleId="110">
+  <w:style w:type="table" w:styleId="811">
     <w:name w:val="List Table 7 Colorful"/>
-    <w:basedOn w:val="665"/>
+    <w:basedOn w:val="899"/>
     <w:uiPriority w:val="99"/>
     <w:pPr>
       <w:pBdr/>
@@ -25095,11 +26958,11 @@
         <w:tblBorders/>
       </w:tblPr>
       <w:tcPr>
-        <w:shd w:color="ffffff"/>
+        <w:shd w:val="clear" w:color="ffffff"/>
         <w:tcBorders>
-          <w:top w:val="none"/>
-          <w:left w:val="none"/>
-          <w:bottom w:val="none"/>
+          <w:top w:val="none" w:color="000000" w:sz="4" w:space="0"/>
+          <w:left w:val="none" w:color="000000" w:sz="4" w:space="0"/>
+          <w:bottom w:val="none" w:color="000000" w:sz="4" w:space="0"/>
           <w:right w:val="single" w:color="000000" w:themeColor="text1" w:themeTint="80" w:sz="4" w:space="0"/>
         </w:tcBorders>
       </w:tcPr>
@@ -25122,10 +26985,10 @@
       <w:tcPr>
         <w:shd w:val="clear" w:color="ffffff" w:themeColor="light1" w:fill="ffffff" w:themeFill="light1"/>
         <w:tcBorders>
-          <w:top w:val="none"/>
-          <w:left w:val="none"/>
+          <w:top w:val="none" w:color="000000" w:sz="4" w:space="0"/>
+          <w:left w:val="none" w:color="000000" w:sz="4" w:space="0"/>
           <w:bottom w:val="single" w:color="000000" w:themeColor="text1" w:themeTint="80" w:sz="4" w:space="0"/>
-          <w:right w:val="none"/>
+          <w:right w:val="none" w:color="000000" w:sz="4" w:space="0"/>
         </w:tcBorders>
       </w:tcPr>
     </w:tblStylePr>
@@ -25145,12 +27008,12 @@
         <w:tblBorders/>
       </w:tblPr>
       <w:tcPr>
-        <w:shd w:color="ffffff"/>
+        <w:shd w:val="clear" w:color="ffffff"/>
         <w:tcBorders>
-          <w:top w:val="none"/>
+          <w:top w:val="none" w:color="000000" w:sz="4" w:space="0"/>
           <w:left w:val="single" w:color="000000" w:themeColor="text1" w:themeTint="80" w:sz="4" w:space="0"/>
-          <w:bottom w:val="none"/>
-          <w:right w:val="none"/>
+          <w:bottom w:val="none" w:color="000000" w:sz="4" w:space="0"/>
+          <w:right w:val="none" w:color="000000" w:sz="4" w:space="0"/>
         </w:tcBorders>
       </w:tcPr>
     </w:tblStylePr>
@@ -25173,9 +27036,9 @@
         <w:shd w:val="clear" w:color="ffffff" w:themeColor="light1" w:fill="ffffff" w:themeFill="light1"/>
         <w:tcBorders>
           <w:top w:val="single" w:color="000000" w:themeColor="text1" w:themeTint="80" w:sz="4" w:space="0"/>
-          <w:left w:val="none"/>
-          <w:bottom w:val="none"/>
-          <w:right w:val="none"/>
+          <w:left w:val="none" w:color="000000" w:sz="4" w:space="0"/>
+          <w:bottom w:val="none" w:color="000000" w:sz="4" w:space="0"/>
+          <w:right w:val="none" w:color="000000" w:sz="4" w:space="0"/>
         </w:tcBorders>
       </w:tcPr>
     </w:tblStylePr>
@@ -25250,9 +27113,9 @@
       </w:tcPr>
     </w:tblStylePr>
   </w:style>
-  <w:style w:type="table" w:styleId="111">
+  <w:style w:type="table" w:styleId="812">
     <w:name w:val="List Table 7 Colorful - Accent 1"/>
-    <w:basedOn w:val="665"/>
+    <w:basedOn w:val="899"/>
     <w:uiPriority w:val="99"/>
     <w:pPr>
       <w:pBdr/>
@@ -25351,11 +27214,11 @@
         <w:tblBorders/>
       </w:tblPr>
       <w:tcPr>
-        <w:shd w:color="ffffff"/>
+        <w:shd w:val="clear" w:color="ffffff"/>
         <w:tcBorders>
-          <w:top w:val="none"/>
-          <w:left w:val="none"/>
-          <w:bottom w:val="none"/>
+          <w:top w:val="none" w:color="000000" w:sz="4" w:space="0"/>
+          <w:left w:val="none" w:color="000000" w:sz="4" w:space="0"/>
+          <w:bottom w:val="none" w:color="000000" w:sz="4" w:space="0"/>
           <w:right w:val="single" w:color="000000" w:themeColor="accent1" w:sz="4" w:space="0"/>
         </w:tcBorders>
       </w:tcPr>
@@ -25378,10 +27241,10 @@
       <w:tcPr>
         <w:shd w:val="clear" w:color="ffffff" w:themeColor="light1" w:fill="ffffff" w:themeFill="light1"/>
         <w:tcBorders>
-          <w:top w:val="none"/>
-          <w:left w:val="none"/>
+          <w:top w:val="none" w:color="000000" w:sz="4" w:space="0"/>
+          <w:left w:val="none" w:color="000000" w:sz="4" w:space="0"/>
           <w:bottom w:val="single" w:color="000000" w:themeColor="accent1" w:sz="4" w:space="0"/>
-          <w:right w:val="none"/>
+          <w:right w:val="none" w:color="000000" w:sz="4" w:space="0"/>
         </w:tcBorders>
       </w:tcPr>
     </w:tblStylePr>
@@ -25401,12 +27264,12 @@
         <w:tblBorders/>
       </w:tblPr>
       <w:tcPr>
-        <w:shd w:color="ffffff"/>
+        <w:shd w:val="clear" w:color="ffffff"/>
         <w:tcBorders>
-          <w:top w:val="none"/>
+          <w:top w:val="none" w:color="000000" w:sz="4" w:space="0"/>
           <w:left w:val="single" w:color="000000" w:themeColor="accent1" w:sz="4" w:space="0"/>
-          <w:bottom w:val="none"/>
-          <w:right w:val="none"/>
+          <w:bottom w:val="none" w:color="000000" w:sz="4" w:space="0"/>
+          <w:right w:val="none" w:color="000000" w:sz="4" w:space="0"/>
         </w:tcBorders>
       </w:tcPr>
     </w:tblStylePr>
@@ -25429,9 +27292,9 @@
         <w:shd w:val="clear" w:color="ffffff" w:themeColor="light1" w:fill="ffffff" w:themeFill="light1"/>
         <w:tcBorders>
           <w:top w:val="single" w:color="000000" w:themeColor="accent1" w:sz="4" w:space="0"/>
-          <w:left w:val="none"/>
-          <w:bottom w:val="none"/>
-          <w:right w:val="none"/>
+          <w:left w:val="none" w:color="000000" w:sz="4" w:space="0"/>
+          <w:bottom w:val="none" w:color="000000" w:sz="4" w:space="0"/>
+          <w:right w:val="none" w:color="000000" w:sz="4" w:space="0"/>
         </w:tcBorders>
       </w:tcPr>
     </w:tblStylePr>
@@ -25506,9 +27369,9 @@
       </w:tcPr>
     </w:tblStylePr>
   </w:style>
-  <w:style w:type="table" w:styleId="112">
+  <w:style w:type="table" w:styleId="813">
     <w:name w:val="List Table 7 Colorful - Accent 2"/>
-    <w:basedOn w:val="665"/>
+    <w:basedOn w:val="899"/>
     <w:uiPriority w:val="99"/>
     <w:pPr>
       <w:pBdr/>
@@ -25607,11 +27470,11 @@
         <w:tblBorders/>
       </w:tblPr>
       <w:tcPr>
-        <w:shd w:color="ffffff"/>
+        <w:shd w:val="clear" w:color="ffffff"/>
         <w:tcBorders>
-          <w:top w:val="none"/>
-          <w:left w:val="none"/>
-          <w:bottom w:val="none"/>
+          <w:top w:val="none" w:color="000000" w:sz="4" w:space="0"/>
+          <w:left w:val="none" w:color="000000" w:sz="4" w:space="0"/>
+          <w:bottom w:val="none" w:color="000000" w:sz="4" w:space="0"/>
           <w:right w:val="single" w:color="000000" w:themeColor="accent2" w:themeTint="97" w:sz="4" w:space="0"/>
         </w:tcBorders>
       </w:tcPr>
@@ -25634,10 +27497,10 @@
       <w:tcPr>
         <w:shd w:val="clear" w:color="ffffff" w:themeColor="light1" w:fill="ffffff" w:themeFill="light1"/>
         <w:tcBorders>
-          <w:top w:val="none"/>
-          <w:left w:val="none"/>
+          <w:top w:val="none" w:color="000000" w:sz="4" w:space="0"/>
+          <w:left w:val="none" w:color="000000" w:sz="4" w:space="0"/>
           <w:bottom w:val="single" w:color="000000" w:themeColor="accent2" w:themeTint="97" w:sz="4" w:space="0"/>
-          <w:right w:val="none"/>
+          <w:right w:val="none" w:color="000000" w:sz="4" w:space="0"/>
         </w:tcBorders>
       </w:tcPr>
     </w:tblStylePr>
@@ -25657,12 +27520,12 @@
         <w:tblBorders/>
       </w:tblPr>
       <w:tcPr>
-        <w:shd w:color="ffffff"/>
+        <w:shd w:val="clear" w:color="ffffff"/>
         <w:tcBorders>
-          <w:top w:val="none"/>
+          <w:top w:val="none" w:color="000000" w:sz="4" w:space="0"/>
           <w:left w:val="single" w:color="000000" w:themeColor="accent2" w:themeTint="97" w:sz="4" w:space="0"/>
-          <w:bottom w:val="none"/>
-          <w:right w:val="none"/>
+          <w:bottom w:val="none" w:color="000000" w:sz="4" w:space="0"/>
+          <w:right w:val="none" w:color="000000" w:sz="4" w:space="0"/>
         </w:tcBorders>
       </w:tcPr>
     </w:tblStylePr>
@@ -25685,9 +27548,9 @@
         <w:shd w:val="clear" w:color="ffffff" w:themeColor="light1" w:fill="ffffff" w:themeFill="light1"/>
         <w:tcBorders>
           <w:top w:val="single" w:color="000000" w:themeColor="accent2" w:themeTint="97" w:sz="4" w:space="0"/>
-          <w:left w:val="none"/>
-          <w:bottom w:val="none"/>
-          <w:right w:val="none"/>
+          <w:left w:val="none" w:color="000000" w:sz="4" w:space="0"/>
+          <w:bottom w:val="none" w:color="000000" w:sz="4" w:space="0"/>
+          <w:right w:val="none" w:color="000000" w:sz="4" w:space="0"/>
         </w:tcBorders>
       </w:tcPr>
     </w:tblStylePr>
@@ -25762,9 +27625,9 @@
       </w:tcPr>
     </w:tblStylePr>
   </w:style>
-  <w:style w:type="table" w:styleId="113">
+  <w:style w:type="table" w:styleId="814">
     <w:name w:val="List Table 7 Colorful - Accent 3"/>
-    <w:basedOn w:val="665"/>
+    <w:basedOn w:val="899"/>
     <w:uiPriority w:val="99"/>
     <w:pPr>
       <w:pBdr/>
@@ -25863,11 +27726,11 @@
         <w:tblBorders/>
       </w:tblPr>
       <w:tcPr>
-        <w:shd w:color="ffffff"/>
+        <w:shd w:val="clear" w:color="ffffff"/>
         <w:tcBorders>
-          <w:top w:val="none"/>
-          <w:left w:val="none"/>
-          <w:bottom w:val="none"/>
+          <w:top w:val="none" w:color="000000" w:sz="4" w:space="0"/>
+          <w:left w:val="none" w:color="000000" w:sz="4" w:space="0"/>
+          <w:bottom w:val="none" w:color="000000" w:sz="4" w:space="0"/>
           <w:right w:val="single" w:color="000000" w:themeColor="accent3" w:themeTint="98" w:sz="4" w:space="0"/>
         </w:tcBorders>
       </w:tcPr>
@@ -25890,10 +27753,10 @@
       <w:tcPr>
         <w:shd w:val="clear" w:color="ffffff" w:themeColor="light1" w:fill="ffffff" w:themeFill="light1"/>
         <w:tcBorders>
-          <w:top w:val="none"/>
-          <w:left w:val="none"/>
+          <w:top w:val="none" w:color="000000" w:sz="4" w:space="0"/>
+          <w:left w:val="none" w:color="000000" w:sz="4" w:space="0"/>
           <w:bottom w:val="single" w:color="000000" w:themeColor="accent3" w:themeTint="98" w:sz="4" w:space="0"/>
-          <w:right w:val="none"/>
+          <w:right w:val="none" w:color="000000" w:sz="4" w:space="0"/>
         </w:tcBorders>
       </w:tcPr>
     </w:tblStylePr>
@@ -25913,12 +27776,12 @@
         <w:tblBorders/>
       </w:tblPr>
       <w:tcPr>
-        <w:shd w:color="ffffff"/>
+        <w:shd w:val="clear" w:color="ffffff"/>
         <w:tcBorders>
-          <w:top w:val="none"/>
+          <w:top w:val="none" w:color="000000" w:sz="4" w:space="0"/>
           <w:left w:val="single" w:color="000000" w:themeColor="accent3" w:themeTint="98" w:sz="4" w:space="0"/>
-          <w:bottom w:val="none"/>
-          <w:right w:val="none"/>
+          <w:bottom w:val="none" w:color="000000" w:sz="4" w:space="0"/>
+          <w:right w:val="none" w:color="000000" w:sz="4" w:space="0"/>
         </w:tcBorders>
       </w:tcPr>
     </w:tblStylePr>
@@ -25941,9 +27804,9 @@
         <w:shd w:val="clear" w:color="ffffff" w:themeColor="light1" w:fill="ffffff" w:themeFill="light1"/>
         <w:tcBorders>
           <w:top w:val="single" w:color="000000" w:themeColor="accent3" w:themeTint="98" w:sz="4" w:space="0"/>
-          <w:left w:val="none"/>
-          <w:bottom w:val="none"/>
-          <w:right w:val="none"/>
+          <w:left w:val="none" w:color="000000" w:sz="4" w:space="0"/>
+          <w:bottom w:val="none" w:color="000000" w:sz="4" w:space="0"/>
+          <w:right w:val="none" w:color="000000" w:sz="4" w:space="0"/>
         </w:tcBorders>
       </w:tcPr>
     </w:tblStylePr>
@@ -26018,9 +27881,9 @@
       </w:tcPr>
     </w:tblStylePr>
   </w:style>
-  <w:style w:type="table" w:styleId="114">
+  <w:style w:type="table" w:styleId="815">
     <w:name w:val="List Table 7 Colorful - Accent 4"/>
-    <w:basedOn w:val="665"/>
+    <w:basedOn w:val="899"/>
     <w:uiPriority w:val="99"/>
     <w:pPr>
       <w:pBdr/>
@@ -26119,11 +27982,11 @@
         <w:tblBorders/>
       </w:tblPr>
       <w:tcPr>
-        <w:shd w:color="ffffff"/>
+        <w:shd w:val="clear" w:color="ffffff"/>
         <w:tcBorders>
-          <w:top w:val="none"/>
-          <w:left w:val="none"/>
-          <w:bottom w:val="none"/>
+          <w:top w:val="none" w:color="000000" w:sz="4" w:space="0"/>
+          <w:left w:val="none" w:color="000000" w:sz="4" w:space="0"/>
+          <w:bottom w:val="none" w:color="000000" w:sz="4" w:space="0"/>
           <w:right w:val="single" w:color="000000" w:themeColor="accent4" w:themeTint="9A" w:sz="4" w:space="0"/>
         </w:tcBorders>
       </w:tcPr>
@@ -26146,10 +28009,10 @@
       <w:tcPr>
         <w:shd w:val="clear" w:color="ffffff" w:themeColor="light1" w:fill="ffffff" w:themeFill="light1"/>
         <w:tcBorders>
-          <w:top w:val="none"/>
-          <w:left w:val="none"/>
+          <w:top w:val="none" w:color="000000" w:sz="4" w:space="0"/>
+          <w:left w:val="none" w:color="000000" w:sz="4" w:space="0"/>
           <w:bottom w:val="single" w:color="000000" w:themeColor="accent4" w:themeTint="9A" w:sz="4" w:space="0"/>
-          <w:right w:val="none"/>
+          <w:right w:val="none" w:color="000000" w:sz="4" w:space="0"/>
         </w:tcBorders>
       </w:tcPr>
     </w:tblStylePr>
@@ -26169,12 +28032,12 @@
         <w:tblBorders/>
       </w:tblPr>
       <w:tcPr>
-        <w:shd w:color="ffffff"/>
+        <w:shd w:val="clear" w:color="ffffff"/>
         <w:tcBorders>
-          <w:top w:val="none"/>
+          <w:top w:val="none" w:color="000000" w:sz="4" w:space="0"/>
           <w:left w:val="single" w:color="000000" w:themeColor="accent4" w:themeTint="9A" w:sz="4" w:space="0"/>
-          <w:bottom w:val="none"/>
-          <w:right w:val="none"/>
+          <w:bottom w:val="none" w:color="000000" w:sz="4" w:space="0"/>
+          <w:right w:val="none" w:color="000000" w:sz="4" w:space="0"/>
         </w:tcBorders>
       </w:tcPr>
     </w:tblStylePr>
@@ -26197,9 +28060,9 @@
         <w:shd w:val="clear" w:color="ffffff" w:themeColor="light1" w:fill="ffffff" w:themeFill="light1"/>
         <w:tcBorders>
           <w:top w:val="single" w:color="000000" w:themeColor="accent4" w:themeTint="9A" w:sz="4" w:space="0"/>
-          <w:left w:val="none"/>
-          <w:bottom w:val="none"/>
-          <w:right w:val="none"/>
+          <w:left w:val="none" w:color="000000" w:sz="4" w:space="0"/>
+          <w:bottom w:val="none" w:color="000000" w:sz="4" w:space="0"/>
+          <w:right w:val="none" w:color="000000" w:sz="4" w:space="0"/>
         </w:tcBorders>
       </w:tcPr>
     </w:tblStylePr>
@@ -26274,9 +28137,9 @@
       </w:tcPr>
     </w:tblStylePr>
   </w:style>
-  <w:style w:type="table" w:styleId="115">
+  <w:style w:type="table" w:styleId="816">
     <w:name w:val="List Table 7 Colorful - Accent 5"/>
-    <w:basedOn w:val="665"/>
+    <w:basedOn w:val="899"/>
     <w:uiPriority w:val="99"/>
     <w:pPr>
       <w:pBdr/>
@@ -26375,11 +28238,11 @@
         <w:tblBorders/>
       </w:tblPr>
       <w:tcPr>
-        <w:shd w:color="ffffff"/>
+        <w:shd w:val="clear" w:color="ffffff"/>
         <w:tcBorders>
-          <w:top w:val="none"/>
-          <w:left w:val="none"/>
-          <w:bottom w:val="none"/>
+          <w:top w:val="none" w:color="000000" w:sz="4" w:space="0"/>
+          <w:left w:val="none" w:color="000000" w:sz="4" w:space="0"/>
+          <w:bottom w:val="none" w:color="000000" w:sz="4" w:space="0"/>
           <w:right w:val="single" w:color="000000" w:themeColor="accent5" w:themeTint="9A" w:sz="4" w:space="0"/>
         </w:tcBorders>
       </w:tcPr>
@@ -26402,10 +28265,10 @@
       <w:tcPr>
         <w:shd w:val="clear" w:color="ffffff" w:themeColor="light1" w:fill="ffffff" w:themeFill="light1"/>
         <w:tcBorders>
-          <w:top w:val="none"/>
-          <w:left w:val="none"/>
+          <w:top w:val="none" w:color="000000" w:sz="4" w:space="0"/>
+          <w:left w:val="none" w:color="000000" w:sz="4" w:space="0"/>
           <w:bottom w:val="single" w:color="000000" w:themeColor="accent5" w:themeTint="9A" w:sz="4" w:space="0"/>
-          <w:right w:val="none"/>
+          <w:right w:val="none" w:color="000000" w:sz="4" w:space="0"/>
         </w:tcBorders>
       </w:tcPr>
     </w:tblStylePr>
@@ -26425,12 +28288,12 @@
         <w:tblBorders/>
       </w:tblPr>
       <w:tcPr>
-        <w:shd w:color="ffffff"/>
+        <w:shd w:val="clear" w:color="ffffff"/>
         <w:tcBorders>
-          <w:top w:val="none"/>
+          <w:top w:val="none" w:color="000000" w:sz="4" w:space="0"/>
           <w:left w:val="single" w:color="000000" w:themeColor="accent5" w:themeTint="9A" w:sz="4" w:space="0"/>
-          <w:bottom w:val="none"/>
-          <w:right w:val="none"/>
+          <w:bottom w:val="none" w:color="000000" w:sz="4" w:space="0"/>
+          <w:right w:val="none" w:color="000000" w:sz="4" w:space="0"/>
         </w:tcBorders>
       </w:tcPr>
     </w:tblStylePr>
@@ -26453,9 +28316,9 @@
         <w:shd w:val="clear" w:color="ffffff" w:themeColor="light1" w:fill="ffffff" w:themeFill="light1"/>
         <w:tcBorders>
           <w:top w:val="single" w:color="000000" w:themeColor="accent5" w:themeTint="9A" w:sz="4" w:space="0"/>
-          <w:left w:val="none"/>
-          <w:bottom w:val="none"/>
-          <w:right w:val="none"/>
+          <w:left w:val="none" w:color="000000" w:sz="4" w:space="0"/>
+          <w:bottom w:val="none" w:color="000000" w:sz="4" w:space="0"/>
+          <w:right w:val="none" w:color="000000" w:sz="4" w:space="0"/>
         </w:tcBorders>
       </w:tcPr>
     </w:tblStylePr>
@@ -26530,9 +28393,9 @@
       </w:tcPr>
     </w:tblStylePr>
   </w:style>
-  <w:style w:type="table" w:styleId="116">
+  <w:style w:type="table" w:styleId="817">
     <w:name w:val="List Table 7 Colorful - Accent 6"/>
-    <w:basedOn w:val="665"/>
+    <w:basedOn w:val="899"/>
     <w:uiPriority w:val="99"/>
     <w:pPr>
       <w:pBdr/>
@@ -26631,11 +28494,11 @@
         <w:tblBorders/>
       </w:tblPr>
       <w:tcPr>
-        <w:shd w:color="ffffff"/>
+        <w:shd w:val="clear" w:color="ffffff"/>
         <w:tcBorders>
-          <w:top w:val="none"/>
-          <w:left w:val="none"/>
-          <w:bottom w:val="none"/>
+          <w:top w:val="none" w:color="000000" w:sz="4" w:space="0"/>
+          <w:left w:val="none" w:color="000000" w:sz="4" w:space="0"/>
+          <w:bottom w:val="none" w:color="000000" w:sz="4" w:space="0"/>
           <w:right w:val="single" w:color="000000" w:themeColor="accent6" w:themeTint="98" w:sz="4" w:space="0"/>
         </w:tcBorders>
       </w:tcPr>
@@ -26658,10 +28521,10 @@
       <w:tcPr>
         <w:shd w:val="clear" w:color="ffffff" w:themeColor="light1" w:fill="ffffff" w:themeFill="light1"/>
         <w:tcBorders>
-          <w:top w:val="none"/>
-          <w:left w:val="none"/>
+          <w:top w:val="none" w:color="000000" w:sz="4" w:space="0"/>
+          <w:left w:val="none" w:color="000000" w:sz="4" w:space="0"/>
           <w:bottom w:val="single" w:color="000000" w:themeColor="accent6" w:themeTint="98" w:sz="4" w:space="0"/>
-          <w:right w:val="none"/>
+          <w:right w:val="none" w:color="000000" w:sz="4" w:space="0"/>
         </w:tcBorders>
       </w:tcPr>
     </w:tblStylePr>
@@ -26681,12 +28544,12 @@
         <w:tblBorders/>
       </w:tblPr>
       <w:tcPr>
-        <w:shd w:color="ffffff"/>
+        <w:shd w:val="clear" w:color="ffffff"/>
         <w:tcBorders>
-          <w:top w:val="none"/>
+          <w:top w:val="none" w:color="000000" w:sz="4" w:space="0"/>
           <w:left w:val="single" w:color="000000" w:themeColor="accent6" w:themeTint="98" w:sz="4" w:space="0"/>
-          <w:bottom w:val="none"/>
-          <w:right w:val="none"/>
+          <w:bottom w:val="none" w:color="000000" w:sz="4" w:space="0"/>
+          <w:right w:val="none" w:color="000000" w:sz="4" w:space="0"/>
         </w:tcBorders>
       </w:tcPr>
     </w:tblStylePr>
@@ -26709,9 +28572,9 @@
         <w:shd w:val="clear" w:color="ffffff" w:themeColor="light1" w:fill="ffffff" w:themeFill="light1"/>
         <w:tcBorders>
           <w:top w:val="single" w:color="000000" w:themeColor="accent6" w:themeTint="98" w:sz="4" w:space="0"/>
-          <w:left w:val="none"/>
-          <w:bottom w:val="none"/>
-          <w:right w:val="none"/>
+          <w:left w:val="none" w:color="000000" w:sz="4" w:space="0"/>
+          <w:bottom w:val="none" w:color="000000" w:sz="4" w:space="0"/>
+          <w:right w:val="none" w:color="000000" w:sz="4" w:space="0"/>
         </w:tcBorders>
       </w:tcPr>
     </w:tblStylePr>
@@ -26786,9 +28649,9 @@
       </w:tcPr>
     </w:tblStylePr>
   </w:style>
-  <w:style w:type="table" w:styleId="117">
+  <w:style w:type="table" w:styleId="818">
     <w:name w:val="Lined - Accent"/>
-    <w:basedOn w:val="665"/>
+    <w:basedOn w:val="899"/>
     <w:uiPriority w:val="99"/>
     <w:pPr>
       <w:pBdr/>
@@ -27023,9 +28886,9 @@
       </w:tcPr>
     </w:tblStylePr>
   </w:style>
-  <w:style w:type="table" w:styleId="118">
+  <w:style w:type="table" w:styleId="819">
     <w:name w:val="Lined - Accent 1"/>
-    <w:basedOn w:val="665"/>
+    <w:basedOn w:val="899"/>
     <w:uiPriority w:val="99"/>
     <w:pPr>
       <w:pBdr/>
@@ -27260,9 +29123,9 @@
       </w:tcPr>
     </w:tblStylePr>
   </w:style>
-  <w:style w:type="table" w:styleId="119">
+  <w:style w:type="table" w:styleId="820">
     <w:name w:val="Lined - Accent 2"/>
-    <w:basedOn w:val="665"/>
+    <w:basedOn w:val="899"/>
     <w:uiPriority w:val="99"/>
     <w:pPr>
       <w:pBdr/>
@@ -27497,9 +29360,9 @@
       </w:tcPr>
     </w:tblStylePr>
   </w:style>
-  <w:style w:type="table" w:styleId="120">
+  <w:style w:type="table" w:styleId="821">
     <w:name w:val="Lined - Accent 3"/>
-    <w:basedOn w:val="665"/>
+    <w:basedOn w:val="899"/>
     <w:uiPriority w:val="99"/>
     <w:pPr>
       <w:pBdr/>
@@ -27734,9 +29597,9 @@
       </w:tcPr>
     </w:tblStylePr>
   </w:style>
-  <w:style w:type="table" w:styleId="121">
+  <w:style w:type="table" w:styleId="822">
     <w:name w:val="Lined - Accent 4"/>
-    <w:basedOn w:val="665"/>
+    <w:basedOn w:val="899"/>
     <w:uiPriority w:val="99"/>
     <w:pPr>
       <w:pBdr/>
@@ -27971,9 +29834,9 @@
       </w:tcPr>
     </w:tblStylePr>
   </w:style>
-  <w:style w:type="table" w:styleId="122">
+  <w:style w:type="table" w:styleId="823">
     <w:name w:val="Lined - Accent 5"/>
-    <w:basedOn w:val="665"/>
+    <w:basedOn w:val="899"/>
     <w:uiPriority w:val="99"/>
     <w:pPr>
       <w:pBdr/>
@@ -28208,9 +30071,9 @@
       </w:tcPr>
     </w:tblStylePr>
   </w:style>
-  <w:style w:type="table" w:styleId="123">
+  <w:style w:type="table" w:styleId="824">
     <w:name w:val="Lined - Accent 6"/>
-    <w:basedOn w:val="665"/>
+    <w:basedOn w:val="899"/>
     <w:uiPriority w:val="99"/>
     <w:pPr>
       <w:pBdr/>
@@ -28445,9 +30308,9 @@
       </w:tcPr>
     </w:tblStylePr>
   </w:style>
-  <w:style w:type="table" w:styleId="124">
+  <w:style w:type="table" w:styleId="825">
     <w:name w:val="Bordered &amp; Lined - Accent"/>
-    <w:basedOn w:val="665"/>
+    <w:basedOn w:val="899"/>
     <w:uiPriority w:val="99"/>
     <w:pPr>
       <w:pBdr/>
@@ -28689,9 +30552,9 @@
       </w:tcPr>
     </w:tblStylePr>
   </w:style>
-  <w:style w:type="table" w:styleId="125">
+  <w:style w:type="table" w:styleId="826">
     <w:name w:val="Bordered &amp; Lined - Accent 1"/>
-    <w:basedOn w:val="665"/>
+    <w:basedOn w:val="899"/>
     <w:uiPriority w:val="99"/>
     <w:pPr>
       <w:pBdr/>
@@ -28933,9 +30796,9 @@
       </w:tcPr>
     </w:tblStylePr>
   </w:style>
-  <w:style w:type="table" w:styleId="126">
+  <w:style w:type="table" w:styleId="827">
     <w:name w:val="Bordered &amp; Lined - Accent 2"/>
-    <w:basedOn w:val="665"/>
+    <w:basedOn w:val="899"/>
     <w:uiPriority w:val="99"/>
     <w:pPr>
       <w:pBdr/>
@@ -29177,9 +31040,9 @@
       </w:tcPr>
     </w:tblStylePr>
   </w:style>
-  <w:style w:type="table" w:styleId="127">
+  <w:style w:type="table" w:styleId="828">
     <w:name w:val="Bordered &amp; Lined - Accent 3"/>
-    <w:basedOn w:val="665"/>
+    <w:basedOn w:val="899"/>
     <w:uiPriority w:val="99"/>
     <w:pPr>
       <w:pBdr/>
@@ -29421,9 +31284,9 @@
       </w:tcPr>
     </w:tblStylePr>
   </w:style>
-  <w:style w:type="table" w:styleId="128">
+  <w:style w:type="table" w:styleId="829">
     <w:name w:val="Bordered &amp; Lined - Accent 4"/>
-    <w:basedOn w:val="665"/>
+    <w:basedOn w:val="899"/>
     <w:uiPriority w:val="99"/>
     <w:pPr>
       <w:pBdr/>
@@ -29665,9 +31528,9 @@
       </w:tcPr>
     </w:tblStylePr>
   </w:style>
-  <w:style w:type="table" w:styleId="129">
+  <w:style w:type="table" w:styleId="830">
     <w:name w:val="Bordered &amp; Lined - Accent 5"/>
-    <w:basedOn w:val="665"/>
+    <w:basedOn w:val="899"/>
     <w:uiPriority w:val="99"/>
     <w:pPr>
       <w:pBdr/>
@@ -29909,9 +31772,9 @@
       </w:tcPr>
     </w:tblStylePr>
   </w:style>
-  <w:style w:type="table" w:styleId="130">
+  <w:style w:type="table" w:styleId="831">
     <w:name w:val="Bordered &amp; Lined - Accent 6"/>
-    <w:basedOn w:val="665"/>
+    <w:basedOn w:val="899"/>
     <w:uiPriority w:val="99"/>
     <w:pPr>
       <w:pBdr/>
@@ -30153,9 +32016,9 @@
       </w:tcPr>
     </w:tblStylePr>
   </w:style>
-  <w:style w:type="table" w:styleId="131">
+  <w:style w:type="table" w:styleId="832">
     <w:name w:val="Bordered"/>
-    <w:basedOn w:val="665"/>
+    <w:basedOn w:val="899"/>
     <w:uiPriority w:val="99"/>
     <w:pPr>
       <w:pBdr/>
@@ -30384,9 +32247,9 @@
       </w:tcPr>
     </w:tblStylePr>
   </w:style>
-  <w:style w:type="table" w:styleId="132">
+  <w:style w:type="table" w:styleId="833">
     <w:name w:val="Bordered - Accent 1"/>
-    <w:basedOn w:val="665"/>
+    <w:basedOn w:val="899"/>
     <w:uiPriority w:val="99"/>
     <w:pPr>
       <w:pBdr/>
@@ -30615,9 +32478,9 @@
       </w:tcPr>
     </w:tblStylePr>
   </w:style>
-  <w:style w:type="table" w:styleId="133">
+  <w:style w:type="table" w:styleId="834">
     <w:name w:val="Bordered - Accent 2"/>
-    <w:basedOn w:val="665"/>
+    <w:basedOn w:val="899"/>
     <w:uiPriority w:val="99"/>
     <w:pPr>
       <w:pBdr/>
@@ -30846,9 +32709,9 @@
       </w:tcPr>
     </w:tblStylePr>
   </w:style>
-  <w:style w:type="table" w:styleId="134">
+  <w:style w:type="table" w:styleId="835">
     <w:name w:val="Bordered - Accent 3"/>
-    <w:basedOn w:val="665"/>
+    <w:basedOn w:val="899"/>
     <w:uiPriority w:val="99"/>
     <w:pPr>
       <w:pBdr/>
@@ -31077,9 +32940,9 @@
       </w:tcPr>
     </w:tblStylePr>
   </w:style>
-  <w:style w:type="table" w:styleId="135">
+  <w:style w:type="table" w:styleId="836">
     <w:name w:val="Bordered - Accent 4"/>
-    <w:basedOn w:val="665"/>
+    <w:basedOn w:val="899"/>
     <w:uiPriority w:val="99"/>
     <w:pPr>
       <w:pBdr/>
@@ -31308,9 +33171,9 @@
       </w:tcPr>
     </w:tblStylePr>
   </w:style>
-  <w:style w:type="table" w:styleId="136">
+  <w:style w:type="table" w:styleId="837">
     <w:name w:val="Bordered - Accent 5"/>
-    <w:basedOn w:val="665"/>
+    <w:basedOn w:val="899"/>
     <w:uiPriority w:val="99"/>
     <w:pPr>
       <w:pBdr/>
@@ -31539,9 +33402,9 @@
       </w:tcPr>
     </w:tblStylePr>
   </w:style>
-  <w:style w:type="table" w:styleId="137">
+  <w:style w:type="table" w:styleId="838">
     <w:name w:val="Bordered - Accent 6"/>
-    <w:basedOn w:val="665"/>
+    <w:basedOn w:val="899"/>
     <w:uiPriority w:val="99"/>
     <w:pPr>
       <w:pBdr/>
@@ -31770,11 +33633,11 @@
       </w:tcPr>
     </w:tblStylePr>
   </w:style>
-  <w:style w:type="paragraph" w:styleId="139">
+  <w:style w:type="paragraph" w:styleId="839">
     <w:name w:val="Heading 1"/>
-    <w:basedOn w:val="664"/>
-    <w:next w:val="664"/>
-    <w:link w:val="150"/>
+    <w:basedOn w:val="898"/>
+    <w:next w:val="898"/>
+    <w:link w:val="849"/>
     <w:uiPriority w:val="9"/>
     <w:qFormat/>
     <w:pPr>
@@ -31792,11 +33655,11 @@
       <w:szCs w:val="40"/>
     </w:rPr>
   </w:style>
-  <w:style w:type="paragraph" w:styleId="140">
+  <w:style w:type="paragraph" w:styleId="840">
     <w:name w:val="Heading 2"/>
-    <w:basedOn w:val="664"/>
-    <w:next w:val="664"/>
-    <w:link w:val="151"/>
+    <w:basedOn w:val="898"/>
+    <w:next w:val="898"/>
+    <w:link w:val="850"/>
     <w:uiPriority w:val="9"/>
     <w:unhideWhenUsed/>
     <w:qFormat/>
@@ -31815,11 +33678,11 @@
       <w:szCs w:val="32"/>
     </w:rPr>
   </w:style>
-  <w:style w:type="paragraph" w:styleId="141">
+  <w:style w:type="paragraph" w:styleId="841">
     <w:name w:val="Heading 3"/>
-    <w:basedOn w:val="664"/>
-    <w:next w:val="664"/>
-    <w:link w:val="152"/>
+    <w:basedOn w:val="898"/>
+    <w:next w:val="898"/>
+    <w:link w:val="851"/>
     <w:uiPriority w:val="9"/>
     <w:unhideWhenUsed/>
     <w:qFormat/>
@@ -31838,11 +33701,11 @@
       <w:szCs w:val="28"/>
     </w:rPr>
   </w:style>
-  <w:style w:type="paragraph" w:styleId="142">
+  <w:style w:type="paragraph" w:styleId="842">
     <w:name w:val="Heading 4"/>
-    <w:basedOn w:val="664"/>
-    <w:next w:val="664"/>
-    <w:link w:val="153"/>
+    <w:basedOn w:val="898"/>
+    <w:next w:val="898"/>
+    <w:link w:val="852"/>
     <w:uiPriority w:val="9"/>
     <w:unhideWhenUsed/>
     <w:qFormat/>
@@ -31861,11 +33724,11 @@
       <w:color w:val="0f4761" w:themeColor="accent1" w:themeShade="BF"/>
     </w:rPr>
   </w:style>
-  <w:style w:type="paragraph" w:styleId="143">
+  <w:style w:type="paragraph" w:styleId="843">
     <w:name w:val="Heading 5"/>
-    <w:basedOn w:val="664"/>
-    <w:next w:val="664"/>
-    <w:link w:val="154"/>
+    <w:basedOn w:val="898"/>
+    <w:next w:val="898"/>
+    <w:link w:val="853"/>
     <w:uiPriority w:val="9"/>
     <w:unhideWhenUsed/>
     <w:qFormat/>
@@ -31882,11 +33745,11 @@
       <w:color w:val="0f4761" w:themeColor="accent1" w:themeShade="BF"/>
     </w:rPr>
   </w:style>
-  <w:style w:type="paragraph" w:styleId="144">
+  <w:style w:type="paragraph" w:styleId="844">
     <w:name w:val="Heading 6"/>
-    <w:basedOn w:val="664"/>
-    <w:next w:val="664"/>
-    <w:link w:val="155"/>
+    <w:basedOn w:val="898"/>
+    <w:next w:val="898"/>
+    <w:link w:val="854"/>
     <w:uiPriority w:val="9"/>
     <w:unhideWhenUsed/>
     <w:qFormat/>
@@ -31905,11 +33768,11 @@
       <w:color w:val="595959" w:themeColor="text1" w:themeTint="A6"/>
     </w:rPr>
   </w:style>
-  <w:style w:type="paragraph" w:styleId="145">
+  <w:style w:type="paragraph" w:styleId="845">
     <w:name w:val="Heading 7"/>
-    <w:basedOn w:val="664"/>
-    <w:next w:val="664"/>
-    <w:link w:val="156"/>
+    <w:basedOn w:val="898"/>
+    <w:next w:val="898"/>
+    <w:link w:val="855"/>
     <w:uiPriority w:val="9"/>
     <w:unhideWhenUsed/>
     <w:qFormat/>
@@ -31926,11 +33789,11 @@
       <w:color w:val="595959" w:themeColor="text1" w:themeTint="A6"/>
     </w:rPr>
   </w:style>
-  <w:style w:type="paragraph" w:styleId="146">
+  <w:style w:type="paragraph" w:styleId="846">
     <w:name w:val="Heading 8"/>
-    <w:basedOn w:val="664"/>
-    <w:next w:val="664"/>
-    <w:link w:val="157"/>
+    <w:basedOn w:val="898"/>
+    <w:next w:val="898"/>
+    <w:link w:val="856"/>
     <w:uiPriority w:val="9"/>
     <w:unhideWhenUsed/>
     <w:qFormat/>
@@ -31949,11 +33812,11 @@
       <w:color w:val="272727" w:themeColor="text1" w:themeTint="D8"/>
     </w:rPr>
   </w:style>
-  <w:style w:type="paragraph" w:styleId="147">
+  <w:style w:type="paragraph" w:styleId="847">
     <w:name w:val="Heading 9"/>
-    <w:basedOn w:val="664"/>
-    <w:next w:val="664"/>
-    <w:link w:val="158"/>
+    <w:basedOn w:val="898"/>
+    <w:next w:val="898"/>
+    <w:link w:val="857"/>
     <w:uiPriority w:val="9"/>
     <w:unhideWhenUsed/>
     <w:qFormat/>
@@ -31972,7 +33835,7 @@
       <w:color w:val="272727" w:themeColor="text1" w:themeTint="D8"/>
     </w:rPr>
   </w:style>
-  <w:style w:type="character" w:styleId="148" w:default="1">
+  <w:style w:type="character" w:styleId="848" w:default="1">
     <w:name w:val="Default Paragraph Font"/>
     <w:uiPriority w:val="1"/>
     <w:semiHidden/>
@@ -31983,10 +33846,10 @@
       <w:ind/>
     </w:pPr>
   </w:style>
-  <w:style w:type="character" w:styleId="150">
+  <w:style w:type="character" w:styleId="849">
     <w:name w:val="Heading 1 Char"/>
-    <w:basedOn w:val="148"/>
-    <w:link w:val="139"/>
+    <w:basedOn w:val="848"/>
+    <w:link w:val="839"/>
     <w:uiPriority w:val="9"/>
     <w:pPr>
       <w:pBdr/>
@@ -32000,10 +33863,10 @@
       <w:szCs w:val="40"/>
     </w:rPr>
   </w:style>
-  <w:style w:type="character" w:styleId="151">
+  <w:style w:type="character" w:styleId="850">
     <w:name w:val="Heading 2 Char"/>
-    <w:basedOn w:val="148"/>
-    <w:link w:val="140"/>
+    <w:basedOn w:val="848"/>
+    <w:link w:val="840"/>
     <w:uiPriority w:val="9"/>
     <w:pPr>
       <w:pBdr/>
@@ -32017,10 +33880,10 @@
       <w:szCs w:val="32"/>
     </w:rPr>
   </w:style>
-  <w:style w:type="character" w:styleId="152">
+  <w:style w:type="character" w:styleId="851">
     <w:name w:val="Heading 3 Char"/>
-    <w:basedOn w:val="148"/>
-    <w:link w:val="141"/>
+    <w:basedOn w:val="848"/>
+    <w:link w:val="841"/>
     <w:uiPriority w:val="9"/>
     <w:pPr>
       <w:pBdr/>
@@ -32034,10 +33897,10 @@
       <w:szCs w:val="28"/>
     </w:rPr>
   </w:style>
-  <w:style w:type="character" w:styleId="153">
+  <w:style w:type="character" w:styleId="852">
     <w:name w:val="Heading 4 Char"/>
-    <w:basedOn w:val="148"/>
-    <w:link w:val="142"/>
+    <w:basedOn w:val="848"/>
+    <w:link w:val="842"/>
     <w:uiPriority w:val="9"/>
     <w:pPr>
       <w:pBdr/>
@@ -32051,10 +33914,10 @@
       <w:color w:val="0f4761" w:themeColor="accent1" w:themeShade="BF"/>
     </w:rPr>
   </w:style>
-  <w:style w:type="character" w:styleId="154">
+  <w:style w:type="character" w:styleId="853">
     <w:name w:val="Heading 5 Char"/>
-    <w:basedOn w:val="148"/>
-    <w:link w:val="143"/>
+    <w:basedOn w:val="848"/>
+    <w:link w:val="843"/>
     <w:uiPriority w:val="9"/>
     <w:pPr>
       <w:pBdr/>
@@ -32066,10 +33929,10 @@
       <w:color w:val="0f4761" w:themeColor="accent1" w:themeShade="BF"/>
     </w:rPr>
   </w:style>
-  <w:style w:type="character" w:styleId="155">
+  <w:style w:type="character" w:styleId="854">
     <w:name w:val="Heading 6 Char"/>
-    <w:basedOn w:val="148"/>
-    <w:link w:val="144"/>
+    <w:basedOn w:val="848"/>
+    <w:link w:val="844"/>
     <w:uiPriority w:val="9"/>
     <w:pPr>
       <w:pBdr/>
@@ -32083,10 +33946,10 @@
       <w:color w:val="595959" w:themeColor="text1" w:themeTint="A6"/>
     </w:rPr>
   </w:style>
-  <w:style w:type="character" w:styleId="156">
+  <w:style w:type="character" w:styleId="855">
     <w:name w:val="Heading 7 Char"/>
-    <w:basedOn w:val="148"/>
-    <w:link w:val="145"/>
+    <w:basedOn w:val="848"/>
+    <w:link w:val="845"/>
     <w:uiPriority w:val="9"/>
     <w:pPr>
       <w:pBdr/>
@@ -32098,10 +33961,10 @@
       <w:color w:val="595959" w:themeColor="text1" w:themeTint="A6"/>
     </w:rPr>
   </w:style>
-  <w:style w:type="character" w:styleId="157">
+  <w:style w:type="character" w:styleId="856">
     <w:name w:val="Heading 8 Char"/>
-    <w:basedOn w:val="148"/>
-    <w:link w:val="146"/>
+    <w:basedOn w:val="848"/>
+    <w:link w:val="846"/>
     <w:uiPriority w:val="9"/>
     <w:pPr>
       <w:pBdr/>
@@ -32115,10 +33978,10 @@
       <w:color w:val="272727" w:themeColor="text1" w:themeTint="D8"/>
     </w:rPr>
   </w:style>
-  <w:style w:type="character" w:styleId="158">
+  <w:style w:type="character" w:styleId="857">
     <w:name w:val="Heading 9 Char"/>
-    <w:basedOn w:val="148"/>
-    <w:link w:val="147"/>
+    <w:basedOn w:val="848"/>
+    <w:link w:val="847"/>
     <w:uiPriority w:val="9"/>
     <w:pPr>
       <w:pBdr/>
@@ -32132,11 +33995,11 @@
       <w:color w:val="272727" w:themeColor="text1" w:themeTint="D8"/>
     </w:rPr>
   </w:style>
-  <w:style w:type="paragraph" w:styleId="159">
+  <w:style w:type="paragraph" w:styleId="858">
     <w:name w:val="Title"/>
-    <w:basedOn w:val="664"/>
-    <w:next w:val="664"/>
-    <w:link w:val="160"/>
+    <w:basedOn w:val="898"/>
+    <w:next w:val="898"/>
+    <w:link w:val="859"/>
     <w:uiPriority w:val="10"/>
     <w:qFormat/>
     <w:pPr>
@@ -32152,10 +34015,10 @@
       <w:szCs w:val="56"/>
     </w:rPr>
   </w:style>
-  <w:style w:type="character" w:styleId="160">
+  <w:style w:type="character" w:styleId="859">
     <w:name w:val="Title Char"/>
-    <w:basedOn w:val="148"/>
-    <w:link w:val="159"/>
+    <w:basedOn w:val="848"/>
+    <w:link w:val="858"/>
     <w:uiPriority w:val="10"/>
     <w:pPr>
       <w:pBdr/>
@@ -32169,11 +34032,11 @@
       <w:szCs w:val="56"/>
     </w:rPr>
   </w:style>
-  <w:style w:type="paragraph" w:styleId="161">
+  <w:style w:type="paragraph" w:styleId="860">
     <w:name w:val="Subtitle"/>
-    <w:basedOn w:val="664"/>
-    <w:next w:val="664"/>
-    <w:link w:val="162"/>
+    <w:basedOn w:val="898"/>
+    <w:next w:val="898"/>
+    <w:link w:val="861"/>
     <w:uiPriority w:val="11"/>
     <w:qFormat/>
     <w:pPr>
@@ -32191,10 +34054,10 @@
       <w:szCs w:val="28"/>
     </w:rPr>
   </w:style>
-  <w:style w:type="character" w:styleId="162">
+  <w:style w:type="character" w:styleId="861">
     <w:name w:val="Subtitle Char"/>
-    <w:basedOn w:val="148"/>
-    <w:link w:val="161"/>
+    <w:basedOn w:val="848"/>
+    <w:link w:val="860"/>
     <w:uiPriority w:val="11"/>
     <w:pPr>
       <w:pBdr/>
@@ -32208,11 +34071,11 @@
       <w:szCs w:val="28"/>
     </w:rPr>
   </w:style>
-  <w:style w:type="paragraph" w:styleId="163">
+  <w:style w:type="paragraph" w:styleId="862">
     <w:name w:val="Quote"/>
-    <w:basedOn w:val="664"/>
-    <w:next w:val="664"/>
-    <w:link w:val="164"/>
+    <w:basedOn w:val="898"/>
+    <w:next w:val="898"/>
+    <w:link w:val="863"/>
     <w:uiPriority w:val="29"/>
     <w:qFormat/>
     <w:pPr>
@@ -32227,10 +34090,10 @@
       <w:color w:val="404040" w:themeColor="text1" w:themeTint="BF"/>
     </w:rPr>
   </w:style>
-  <w:style w:type="character" w:styleId="164">
+  <w:style w:type="character" w:styleId="863">
     <w:name w:val="Quote Char"/>
-    <w:basedOn w:val="148"/>
-    <w:link w:val="163"/>
+    <w:basedOn w:val="848"/>
+    <w:link w:val="862"/>
     <w:uiPriority w:val="29"/>
     <w:pPr>
       <w:pBdr/>
@@ -32243,9 +34106,9 @@
       <w:color w:val="404040" w:themeColor="text1" w:themeTint="BF"/>
     </w:rPr>
   </w:style>
-  <w:style w:type="character" w:styleId="166">
+  <w:style w:type="character" w:styleId="864">
     <w:name w:val="Intense Emphasis"/>
-    <w:basedOn w:val="148"/>
+    <w:basedOn w:val="848"/>
     <w:uiPriority w:val="21"/>
     <w:qFormat/>
     <w:pPr>
@@ -32259,11 +34122,11 @@
       <w:color w:val="0f4761" w:themeColor="accent1" w:themeShade="BF"/>
     </w:rPr>
   </w:style>
-  <w:style w:type="paragraph" w:styleId="167">
+  <w:style w:type="paragraph" w:styleId="865">
     <w:name w:val="Intense Quote"/>
-    <w:basedOn w:val="664"/>
-    <w:next w:val="664"/>
-    <w:link w:val="168"/>
+    <w:basedOn w:val="898"/>
+    <w:next w:val="898"/>
+    <w:link w:val="866"/>
     <w:uiPriority w:val="30"/>
     <w:qFormat/>
     <w:pPr>
@@ -32281,10 +34144,10 @@
       <w:color w:val="0f4761" w:themeColor="accent1" w:themeShade="BF"/>
     </w:rPr>
   </w:style>
-  <w:style w:type="character" w:styleId="168">
+  <w:style w:type="character" w:styleId="866">
     <w:name w:val="Intense Quote Char"/>
-    <w:basedOn w:val="148"/>
-    <w:link w:val="167"/>
+    <w:basedOn w:val="848"/>
+    <w:link w:val="865"/>
     <w:uiPriority w:val="30"/>
     <w:pPr>
       <w:pBdr/>
@@ -32297,9 +34160,9 @@
       <w:color w:val="0f4761" w:themeColor="accent1" w:themeShade="BF"/>
     </w:rPr>
   </w:style>
-  <w:style w:type="character" w:styleId="169">
+  <w:style w:type="character" w:styleId="867">
     <w:name w:val="Intense Reference"/>
-    <w:basedOn w:val="148"/>
+    <w:basedOn w:val="848"/>
     <w:uiPriority w:val="32"/>
     <w:qFormat/>
     <w:pPr>
@@ -32315,9 +34178,9 @@
       <w:spacing w:val="5"/>
     </w:rPr>
   </w:style>
-  <w:style w:type="character" w:styleId="171">
+  <w:style w:type="character" w:styleId="868">
     <w:name w:val="Subtle Emphasis"/>
-    <w:basedOn w:val="148"/>
+    <w:basedOn w:val="848"/>
     <w:uiPriority w:val="19"/>
     <w:qFormat/>
     <w:pPr>
@@ -32331,9 +34194,9 @@
       <w:color w:val="404040" w:themeColor="text1" w:themeTint="BF"/>
     </w:rPr>
   </w:style>
-  <w:style w:type="character" w:styleId="172">
+  <w:style w:type="character" w:styleId="869">
     <w:name w:val="Emphasis"/>
-    <w:basedOn w:val="148"/>
+    <w:basedOn w:val="848"/>
     <w:uiPriority w:val="20"/>
     <w:qFormat/>
     <w:pPr>
@@ -32346,9 +34209,9 @@
       <w:iCs/>
     </w:rPr>
   </w:style>
-  <w:style w:type="character" w:styleId="173">
+  <w:style w:type="character" w:styleId="870">
     <w:name w:val="Strong"/>
-    <w:basedOn w:val="148"/>
+    <w:basedOn w:val="848"/>
     <w:uiPriority w:val="22"/>
     <w:qFormat/>
     <w:pPr>
@@ -32361,9 +34224,9 @@
       <w:bCs/>
     </w:rPr>
   </w:style>
-  <w:style w:type="character" w:styleId="174">
+  <w:style w:type="character" w:styleId="871">
     <w:name w:val="Subtle Reference"/>
-    <w:basedOn w:val="148"/>
+    <w:basedOn w:val="848"/>
     <w:uiPriority w:val="31"/>
     <w:qFormat/>
     <w:pPr>
@@ -32376,9 +34239,9 @@
       <w:color w:val="5a5a5a" w:themeColor="text1" w:themeTint="A5"/>
     </w:rPr>
   </w:style>
-  <w:style w:type="character" w:styleId="175">
+  <w:style w:type="character" w:styleId="872">
     <w:name w:val="Book Title"/>
-    <w:basedOn w:val="148"/>
+    <w:basedOn w:val="848"/>
     <w:uiPriority w:val="33"/>
     <w:qFormat/>
     <w:pPr>
@@ -32394,10 +34257,10 @@
       <w:spacing w:val="5"/>
     </w:rPr>
   </w:style>
-  <w:style w:type="paragraph" w:styleId="176">
+  <w:style w:type="paragraph" w:styleId="873">
     <w:name w:val="Header"/>
-    <w:basedOn w:val="664"/>
-    <w:link w:val="177"/>
+    <w:basedOn w:val="898"/>
+    <w:link w:val="874"/>
     <w:uiPriority w:val="99"/>
     <w:unhideWhenUsed/>
     <w:pPr>
@@ -32410,10 +34273,10 @@
       <w:ind/>
     </w:pPr>
   </w:style>
-  <w:style w:type="character" w:styleId="177">
+  <w:style w:type="character" w:styleId="874">
     <w:name w:val="Header Char"/>
-    <w:basedOn w:val="148"/>
-    <w:link w:val="176"/>
+    <w:basedOn w:val="848"/>
+    <w:link w:val="873"/>
     <w:uiPriority w:val="99"/>
     <w:pPr>
       <w:pBdr/>
@@ -32421,10 +34284,10 @@
       <w:ind/>
     </w:pPr>
   </w:style>
-  <w:style w:type="paragraph" w:styleId="178">
+  <w:style w:type="paragraph" w:styleId="875">
     <w:name w:val="Footer"/>
-    <w:basedOn w:val="664"/>
-    <w:link w:val="179"/>
+    <w:basedOn w:val="898"/>
+    <w:link w:val="876"/>
     <w:uiPriority w:val="99"/>
     <w:unhideWhenUsed/>
     <w:pPr>
@@ -32437,10 +34300,10 @@
       <w:ind/>
     </w:pPr>
   </w:style>
-  <w:style w:type="character" w:styleId="179">
+  <w:style w:type="character" w:styleId="876">
     <w:name w:val="Footer Char"/>
-    <w:basedOn w:val="148"/>
-    <w:link w:val="178"/>
+    <w:basedOn w:val="848"/>
+    <w:link w:val="875"/>
     <w:uiPriority w:val="99"/>
     <w:pPr>
       <w:pBdr/>
@@ -32448,10 +34311,10 @@
       <w:ind/>
     </w:pPr>
   </w:style>
-  <w:style w:type="paragraph" w:styleId="180">
+  <w:style w:type="paragraph" w:styleId="877">
     <w:name w:val="Caption"/>
-    <w:basedOn w:val="664"/>
-    <w:next w:val="664"/>
+    <w:basedOn w:val="898"/>
+    <w:next w:val="898"/>
     <w:uiPriority w:val="35"/>
     <w:unhideWhenUsed/>
     <w:qFormat/>
@@ -32468,10 +34331,10 @@
       <w:szCs w:val="18"/>
     </w:rPr>
   </w:style>
-  <w:style w:type="paragraph" w:styleId="181">
+  <w:style w:type="paragraph" w:styleId="878">
     <w:name w:val="footnote text"/>
-    <w:basedOn w:val="664"/>
-    <w:link w:val="182"/>
+    <w:basedOn w:val="898"/>
+    <w:link w:val="879"/>
     <w:uiPriority w:val="99"/>
     <w:semiHidden/>
     <w:unhideWhenUsed/>
@@ -32485,10 +34348,10 @@
       <w:szCs w:val="20"/>
     </w:rPr>
   </w:style>
-  <w:style w:type="character" w:styleId="182">
+  <w:style w:type="character" w:styleId="879">
     <w:name w:val="Footnote Text Char"/>
-    <w:basedOn w:val="148"/>
-    <w:link w:val="181"/>
+    <w:basedOn w:val="848"/>
+    <w:link w:val="878"/>
     <w:uiPriority w:val="99"/>
     <w:semiHidden/>
     <w:pPr>
@@ -32501,9 +34364,9 @@
       <w:szCs w:val="20"/>
     </w:rPr>
   </w:style>
-  <w:style w:type="character" w:styleId="183">
+  <w:style w:type="character" w:styleId="880">
     <w:name w:val="footnote reference"/>
-    <w:basedOn w:val="148"/>
+    <w:basedOn w:val="848"/>
     <w:uiPriority w:val="99"/>
     <w:semiHidden/>
     <w:unhideWhenUsed/>
@@ -32516,10 +34379,10 @@
       <w:vertAlign w:val="superscript"/>
     </w:rPr>
   </w:style>
-  <w:style w:type="paragraph" w:styleId="184">
+  <w:style w:type="paragraph" w:styleId="881">
     <w:name w:val="endnote text"/>
-    <w:basedOn w:val="664"/>
-    <w:link w:val="185"/>
+    <w:basedOn w:val="898"/>
+    <w:link w:val="882"/>
     <w:uiPriority w:val="99"/>
     <w:semiHidden/>
     <w:unhideWhenUsed/>
@@ -32533,10 +34396,10 @@
       <w:szCs w:val="20"/>
     </w:rPr>
   </w:style>
-  <w:style w:type="character" w:styleId="185">
+  <w:style w:type="character" w:styleId="882">
     <w:name w:val="Endnote Text Char"/>
-    <w:basedOn w:val="148"/>
-    <w:link w:val="184"/>
+    <w:basedOn w:val="848"/>
+    <w:link w:val="881"/>
     <w:uiPriority w:val="99"/>
     <w:semiHidden/>
     <w:pPr>
@@ -32549,9 +34412,9 @@
       <w:szCs w:val="20"/>
     </w:rPr>
   </w:style>
-  <w:style w:type="character" w:styleId="186">
+  <w:style w:type="character" w:styleId="883">
     <w:name w:val="endnote reference"/>
-    <w:basedOn w:val="148"/>
+    <w:basedOn w:val="848"/>
     <w:uiPriority w:val="99"/>
     <w:semiHidden/>
     <w:unhideWhenUsed/>
@@ -32564,9 +34427,9 @@
       <w:vertAlign w:val="superscript"/>
     </w:rPr>
   </w:style>
-  <w:style w:type="character" w:styleId="187">
+  <w:style w:type="character" w:styleId="884">
     <w:name w:val="Hyperlink"/>
-    <w:basedOn w:val="148"/>
+    <w:basedOn w:val="848"/>
     <w:uiPriority w:val="99"/>
     <w:unhideWhenUsed/>
     <w:pPr>
@@ -32579,9 +34442,9 @@
       <w:u w:val="single"/>
     </w:rPr>
   </w:style>
-  <w:style w:type="character" w:styleId="188">
+  <w:style w:type="character" w:styleId="885">
     <w:name w:val="FollowedHyperlink"/>
-    <w:basedOn w:val="148"/>
+    <w:basedOn w:val="848"/>
     <w:uiPriority w:val="99"/>
     <w:semiHidden/>
     <w:unhideWhenUsed/>
@@ -32595,10 +34458,10 @@
       <w:u w:val="single"/>
     </w:rPr>
   </w:style>
-  <w:style w:type="paragraph" w:styleId="189">
+  <w:style w:type="paragraph" w:styleId="886">
     <w:name w:val="toc 1"/>
-    <w:basedOn w:val="664"/>
-    <w:next w:val="664"/>
+    <w:basedOn w:val="898"/>
+    <w:next w:val="898"/>
     <w:uiPriority w:val="39"/>
     <w:unhideWhenUsed/>
     <w:pPr>
@@ -32607,10 +34470,10 @@
       <w:ind/>
     </w:pPr>
   </w:style>
-  <w:style w:type="paragraph" w:styleId="190">
+  <w:style w:type="paragraph" w:styleId="887">
     <w:name w:val="toc 2"/>
-    <w:basedOn w:val="664"/>
-    <w:next w:val="664"/>
+    <w:basedOn w:val="898"/>
+    <w:next w:val="898"/>
     <w:uiPriority w:val="39"/>
     <w:unhideWhenUsed/>
     <w:pPr>
@@ -32619,10 +34482,10 @@
       <w:ind w:left="220"/>
     </w:pPr>
   </w:style>
-  <w:style w:type="paragraph" w:styleId="191">
+  <w:style w:type="paragraph" w:styleId="888">
     <w:name w:val="toc 3"/>
-    <w:basedOn w:val="664"/>
-    <w:next w:val="664"/>
+    <w:basedOn w:val="898"/>
+    <w:next w:val="898"/>
     <w:uiPriority w:val="39"/>
     <w:unhideWhenUsed/>
     <w:pPr>
@@ -32631,10 +34494,10 @@
       <w:ind w:left="440"/>
     </w:pPr>
   </w:style>
-  <w:style w:type="paragraph" w:styleId="192">
+  <w:style w:type="paragraph" w:styleId="889">
     <w:name w:val="toc 4"/>
-    <w:basedOn w:val="664"/>
-    <w:next w:val="664"/>
+    <w:basedOn w:val="898"/>
+    <w:next w:val="898"/>
     <w:uiPriority w:val="39"/>
     <w:unhideWhenUsed/>
     <w:pPr>
@@ -32643,10 +34506,10 @@
       <w:ind w:left="660"/>
     </w:pPr>
   </w:style>
-  <w:style w:type="paragraph" w:styleId="193">
+  <w:style w:type="paragraph" w:styleId="890">
     <w:name w:val="toc 5"/>
-    <w:basedOn w:val="664"/>
-    <w:next w:val="664"/>
+    <w:basedOn w:val="898"/>
+    <w:next w:val="898"/>
     <w:uiPriority w:val="39"/>
     <w:unhideWhenUsed/>
     <w:pPr>
@@ -32655,10 +34518,10 @@
       <w:ind w:left="880"/>
     </w:pPr>
   </w:style>
-  <w:style w:type="paragraph" w:styleId="194">
+  <w:style w:type="paragraph" w:styleId="891">
     <w:name w:val="toc 6"/>
-    <w:basedOn w:val="664"/>
-    <w:next w:val="664"/>
+    <w:basedOn w:val="898"/>
+    <w:next w:val="898"/>
     <w:uiPriority w:val="39"/>
     <w:unhideWhenUsed/>
     <w:pPr>
@@ -32667,10 +34530,10 @@
       <w:ind w:left="1100"/>
     </w:pPr>
   </w:style>
-  <w:style w:type="paragraph" w:styleId="195">
+  <w:style w:type="paragraph" w:styleId="892">
     <w:name w:val="toc 7"/>
-    <w:basedOn w:val="664"/>
-    <w:next w:val="664"/>
+    <w:basedOn w:val="898"/>
+    <w:next w:val="898"/>
     <w:uiPriority w:val="39"/>
     <w:unhideWhenUsed/>
     <w:pPr>
@@ -32679,10 +34542,10 @@
       <w:ind w:left="1320"/>
     </w:pPr>
   </w:style>
-  <w:style w:type="paragraph" w:styleId="196">
+  <w:style w:type="paragraph" w:styleId="893">
     <w:name w:val="toc 8"/>
-    <w:basedOn w:val="664"/>
-    <w:next w:val="664"/>
+    <w:basedOn w:val="898"/>
+    <w:next w:val="898"/>
     <w:uiPriority w:val="39"/>
     <w:unhideWhenUsed/>
     <w:pPr>
@@ -32691,10 +34554,10 @@
       <w:ind w:left="1540"/>
     </w:pPr>
   </w:style>
-  <w:style w:type="paragraph" w:styleId="197">
+  <w:style w:type="paragraph" w:styleId="894">
     <w:name w:val="toc 9"/>
-    <w:basedOn w:val="664"/>
-    <w:next w:val="664"/>
+    <w:basedOn w:val="898"/>
+    <w:next w:val="898"/>
     <w:uiPriority w:val="39"/>
     <w:unhideWhenUsed/>
     <w:pPr>
@@ -32703,9 +34566,9 @@
       <w:ind w:left="1760"/>
     </w:pPr>
   </w:style>
-  <w:style w:type="character" w:styleId="198">
+  <w:style w:type="character" w:styleId="895">
     <w:name w:val="Placeholder Text"/>
-    <w:basedOn w:val="148"/>
+    <w:basedOn w:val="848"/>
     <w:uiPriority w:val="99"/>
     <w:semiHidden/>
     <w:pPr>
@@ -32717,7 +34580,7 @@
       <w:color w:val="666666"/>
     </w:rPr>
   </w:style>
-  <w:style w:type="paragraph" w:styleId="208">
+  <w:style w:type="paragraph" w:styleId="896">
     <w:name w:val="TOC Heading"/>
     <w:uiPriority w:val="39"/>
     <w:unhideWhenUsed/>
@@ -32727,10 +34590,10 @@
       <w:ind/>
     </w:pPr>
   </w:style>
-  <w:style w:type="paragraph" w:styleId="209">
+  <w:style w:type="paragraph" w:styleId="897">
     <w:name w:val="table of figures"/>
-    <w:basedOn w:val="664"/>
-    <w:next w:val="664"/>
+    <w:basedOn w:val="898"/>
+    <w:next w:val="898"/>
     <w:uiPriority w:val="99"/>
     <w:unhideWhenUsed/>
     <w:pPr>
@@ -32739,7 +34602,7 @@
       <w:ind/>
     </w:pPr>
   </w:style>
-  <w:style w:type="paragraph" w:styleId="664" w:default="1">
+  <w:style w:type="paragraph" w:styleId="898" w:default="1">
     <w:name w:val="Normal"/>
     <w:qFormat/>
     <w:pPr>
@@ -32748,7 +34611,7 @@
       <w:ind/>
     </w:pPr>
   </w:style>
-  <w:style w:type="table" w:styleId="665" w:default="1">
+  <w:style w:type="table" w:styleId="899" w:default="1">
     <w:name w:val="Normal Table"/>
     <w:uiPriority w:val="99"/>
     <w:semiHidden/>
@@ -32941,7 +34804,7 @@
       </w:tcPr>
     </w:tblStylePr>
   </w:style>
-  <w:style w:type="numbering" w:styleId="666" w:default="1">
+  <w:style w:type="numbering" w:styleId="900" w:default="1">
     <w:name w:val="No List"/>
     <w:uiPriority w:val="99"/>
     <w:semiHidden/>
@@ -32952,9 +34815,9 @@
       <w:ind/>
     </w:pPr>
   </w:style>
-  <w:style w:type="paragraph" w:styleId="667">
+  <w:style w:type="paragraph" w:styleId="901">
     <w:name w:val="No Spacing"/>
-    <w:basedOn w:val="664"/>
+    <w:basedOn w:val="898"/>
     <w:uiPriority w:val="1"/>
     <w:qFormat/>
     <w:pPr>
@@ -32963,9 +34826,9 @@
       <w:ind/>
     </w:pPr>
   </w:style>
-  <w:style w:type="paragraph" w:styleId="668">
+  <w:style w:type="paragraph" w:styleId="902">
     <w:name w:val="List Paragraph"/>
-    <w:basedOn w:val="664"/>
+    <w:basedOn w:val="898"/>
     <w:uiPriority w:val="34"/>
     <w:qFormat/>
     <w:pPr>
